--- a/Di-bootcamp/week7/day5/DC/DC-explain.docx
+++ b/Di-bootcamp/week7/day5/DC/DC-explain.docx
@@ -22,25 +22,302 @@
           <w:sz w:val="27"/>
           <w:szCs w:val="27"/>
         </w:rPr>
+        <w:t>What this script does:</w:t>
+      </w:r>
+    </w:p>
+    <w:p>
+      <w:pPr>
+        <w:numPr>
+          <w:ilvl w:val="0"/>
+          <w:numId w:val="14"/>
+        </w:numPr>
+        <w:spacing w:before="100" w:beforeAutospacing="1" w:after="100" w:afterAutospacing="1" w:line="240" w:lineRule="auto"/>
+        <w:rPr>
+          <w:rFonts w:ascii="Times New Roman" w:eastAsia="Times New Roman" w:hAnsi="Times New Roman" w:cs="Times New Roman"/>
+          <w:sz w:val="24"/>
+          <w:szCs w:val="24"/>
+        </w:rPr>
+      </w:pPr>
+      <w:r>
+        <w:rPr>
+          <w:rFonts w:ascii="Times New Roman" w:eastAsia="Times New Roman" w:hAnsi="Times New Roman" w:cs="Times New Roman"/>
+          <w:sz w:val="24"/>
+          <w:szCs w:val="24"/>
+        </w:rPr>
+        <w:t xml:space="preserve">Requests the </w:t>
+      </w:r>
+      <w:proofErr w:type="spellStart"/>
+      <w:r>
+        <w:rPr>
+          <w:rFonts w:ascii="Times New Roman" w:eastAsia="Times New Roman" w:hAnsi="Times New Roman" w:cs="Times New Roman"/>
+          <w:sz w:val="24"/>
+          <w:szCs w:val="24"/>
+        </w:rPr>
+        <w:t>GitHub</w:t>
+      </w:r>
+      <w:proofErr w:type="spellEnd"/>
+      <w:r>
+        <w:rPr>
+          <w:rFonts w:ascii="Times New Roman" w:eastAsia="Times New Roman" w:hAnsi="Times New Roman" w:cs="Times New Roman"/>
+          <w:sz w:val="24"/>
+          <w:szCs w:val="24"/>
+        </w:rPr>
+        <w:t xml:space="preserve"> Topics page and checks the status code (</w:t>
+      </w:r>
+      <w:r>
+        <w:rPr>
+          <w:rFonts w:ascii="Courier New" w:eastAsia="Times New Roman" w:hAnsi="Courier New" w:cs="Courier New"/>
+          <w:sz w:val="20"/>
+        </w:rPr>
+        <w:t>200</w:t>
+      </w:r>
+      <w:r>
+        <w:rPr>
+          <w:rFonts w:ascii="Times New Roman" w:eastAsia="Times New Roman" w:hAnsi="Times New Roman" w:cs="Times New Roman"/>
+          <w:sz w:val="24"/>
+          <w:szCs w:val="24"/>
+        </w:rPr>
+        <w:t xml:space="preserve"> means success).</w:t>
+      </w:r>
+    </w:p>
+    <w:p>
+      <w:pPr>
+        <w:numPr>
+          <w:ilvl w:val="0"/>
+          <w:numId w:val="14"/>
+        </w:numPr>
+        <w:spacing w:before="100" w:beforeAutospacing="1" w:after="100" w:afterAutospacing="1" w:line="240" w:lineRule="auto"/>
+        <w:rPr>
+          <w:rFonts w:ascii="Times New Roman" w:eastAsia="Times New Roman" w:hAnsi="Times New Roman" w:cs="Times New Roman"/>
+          <w:sz w:val="24"/>
+          <w:szCs w:val="24"/>
+        </w:rPr>
+      </w:pPr>
+      <w:r>
+        <w:rPr>
+          <w:rFonts w:ascii="Times New Roman" w:eastAsia="Times New Roman" w:hAnsi="Times New Roman" w:cs="Times New Roman"/>
+          <w:sz w:val="24"/>
+          <w:szCs w:val="24"/>
+        </w:rPr>
+        <w:t>Prints a snippet of the HTML for confirmation.</w:t>
+      </w:r>
+    </w:p>
+    <w:p>
+      <w:pPr>
+        <w:numPr>
+          <w:ilvl w:val="0"/>
+          <w:numId w:val="14"/>
+        </w:numPr>
+        <w:spacing w:before="100" w:beforeAutospacing="1" w:after="100" w:afterAutospacing="1" w:line="240" w:lineRule="auto"/>
+        <w:rPr>
+          <w:rFonts w:ascii="Times New Roman" w:eastAsia="Times New Roman" w:hAnsi="Times New Roman" w:cs="Times New Roman"/>
+          <w:sz w:val="24"/>
+          <w:szCs w:val="24"/>
+        </w:rPr>
+      </w:pPr>
+      <w:r>
+        <w:rPr>
+          <w:rFonts w:ascii="Times New Roman" w:eastAsia="Times New Roman" w:hAnsi="Times New Roman" w:cs="Times New Roman"/>
+          <w:sz w:val="24"/>
+          <w:szCs w:val="24"/>
+        </w:rPr>
+        <w:t xml:space="preserve">Saves the full HTML to </w:t>
+      </w:r>
+      <w:r>
+        <w:rPr>
+          <w:rFonts w:ascii="Times New Roman" w:eastAsia="Times New Roman" w:hAnsi="Times New Roman" w:cs="Times New Roman"/>
+          <w:sz w:val="24"/>
+          <w:szCs w:val="24"/>
+        </w:rPr>
+        <w:t xml:space="preserve">variable </w:t>
+      </w:r>
+      <w:r>
+        <w:rPr>
+          <w:rFonts w:ascii="Courier New" w:eastAsia="Times New Roman" w:hAnsi="Courier New" w:cs="Courier New"/>
+          <w:sz w:val="20"/>
+        </w:rPr>
+        <w:t>webpage.html</w:t>
+      </w:r>
+      <w:r>
+        <w:rPr>
+          <w:rFonts w:ascii="Times New Roman" w:eastAsia="Times New Roman" w:hAnsi="Times New Roman" w:cs="Times New Roman"/>
+          <w:sz w:val="24"/>
+          <w:szCs w:val="24"/>
+        </w:rPr>
+        <w:t>.</w:t>
+      </w:r>
+    </w:p>
+    <w:p>
+      <w:pPr>
+        <w:numPr>
+          <w:ilvl w:val="0"/>
+          <w:numId w:val="14"/>
+        </w:numPr>
+        <w:spacing w:before="100" w:beforeAutospacing="1" w:after="100" w:afterAutospacing="1" w:line="240" w:lineRule="auto"/>
+        <w:rPr>
+          <w:rFonts w:ascii="Times New Roman" w:eastAsia="Times New Roman" w:hAnsi="Times New Roman" w:cs="Times New Roman"/>
+          <w:sz w:val="24"/>
+          <w:szCs w:val="24"/>
+        </w:rPr>
+      </w:pPr>
+      <w:r>
+        <w:rPr>
+          <w:rFonts w:ascii="Times New Roman" w:eastAsia="Times New Roman" w:hAnsi="Times New Roman" w:cs="Times New Roman"/>
+          <w:sz w:val="24"/>
+          <w:szCs w:val="24"/>
+        </w:rPr>
+        <w:t xml:space="preserve">Parses it using </w:t>
+      </w:r>
+      <w:proofErr w:type="spellStart"/>
+      <w:r>
+        <w:rPr>
+          <w:rFonts w:ascii="Courier New" w:eastAsia="Times New Roman" w:hAnsi="Courier New" w:cs="Courier New"/>
+          <w:sz w:val="20"/>
+        </w:rPr>
+        <w:t>BeautifulSoup</w:t>
+      </w:r>
+      <w:proofErr w:type="spellEnd"/>
+      <w:r>
+        <w:rPr>
+          <w:rFonts w:ascii="Times New Roman" w:eastAsia="Times New Roman" w:hAnsi="Times New Roman" w:cs="Times New Roman"/>
+          <w:sz w:val="24"/>
+          <w:szCs w:val="24"/>
+        </w:rPr>
+        <w:t>.</w:t>
+      </w:r>
+    </w:p>
+    <w:p>
+      <w:pPr>
+        <w:numPr>
+          <w:ilvl w:val="0"/>
+          <w:numId w:val="14"/>
+        </w:numPr>
+        <w:spacing w:before="100" w:beforeAutospacing="1" w:after="100" w:afterAutospacing="1" w:line="240" w:lineRule="auto"/>
+        <w:rPr>
+          <w:rFonts w:ascii="Times New Roman" w:eastAsia="Times New Roman" w:hAnsi="Times New Roman" w:cs="Times New Roman"/>
+          <w:sz w:val="24"/>
+          <w:szCs w:val="24"/>
+        </w:rPr>
+      </w:pPr>
+      <w:r>
+        <w:rPr>
+          <w:rFonts w:ascii="Times New Roman" w:eastAsia="Times New Roman" w:hAnsi="Times New Roman" w:cs="Times New Roman"/>
+          <w:sz w:val="24"/>
+          <w:szCs w:val="24"/>
+        </w:rPr>
+        <w:t xml:space="preserve">Extracts </w:t>
+      </w:r>
+      <w:r>
+        <w:rPr>
+          <w:rFonts w:ascii="Times New Roman" w:eastAsia="Times New Roman" w:hAnsi="Times New Roman" w:cs="Times New Roman"/>
+          <w:b/>
+          <w:bCs/>
+          <w:sz w:val="24"/>
+          <w:szCs w:val="24"/>
+        </w:rPr>
+        <w:t>topic titles</w:t>
+      </w:r>
+      <w:r>
+        <w:rPr>
+          <w:rFonts w:ascii="Times New Roman" w:eastAsia="Times New Roman" w:hAnsi="Times New Roman" w:cs="Times New Roman"/>
+          <w:sz w:val="24"/>
+          <w:szCs w:val="24"/>
+        </w:rPr>
+        <w:t xml:space="preserve"> and </w:t>
+      </w:r>
+      <w:r>
+        <w:rPr>
+          <w:rFonts w:ascii="Times New Roman" w:eastAsia="Times New Roman" w:hAnsi="Times New Roman" w:cs="Times New Roman"/>
+          <w:b/>
+          <w:bCs/>
+          <w:sz w:val="24"/>
+          <w:szCs w:val="24"/>
+        </w:rPr>
+        <w:t>descriptions</w:t>
+      </w:r>
+      <w:r>
+        <w:rPr>
+          <w:rFonts w:ascii="Times New Roman" w:eastAsia="Times New Roman" w:hAnsi="Times New Roman" w:cs="Times New Roman"/>
+          <w:sz w:val="24"/>
+          <w:szCs w:val="24"/>
+        </w:rPr>
+        <w:t xml:space="preserve"> using their respective HTML tags/classes.</w:t>
+      </w:r>
+    </w:p>
+    <w:p>
+      <w:pPr>
+        <w:numPr>
+          <w:ilvl w:val="0"/>
+          <w:numId w:val="14"/>
+        </w:numPr>
+        <w:spacing w:before="100" w:beforeAutospacing="1" w:after="100" w:afterAutospacing="1" w:line="240" w:lineRule="auto"/>
+        <w:rPr>
+          <w:rFonts w:ascii="Times New Roman" w:eastAsia="Times New Roman" w:hAnsi="Times New Roman" w:cs="Times New Roman"/>
+          <w:sz w:val="24"/>
+          <w:szCs w:val="24"/>
+        </w:rPr>
+      </w:pPr>
+      <w:r>
+        <w:rPr>
+          <w:rFonts w:ascii="Times New Roman" w:eastAsia="Times New Roman" w:hAnsi="Times New Roman" w:cs="Times New Roman"/>
+          <w:sz w:val="24"/>
+          <w:szCs w:val="24"/>
+        </w:rPr>
+        <w:t xml:space="preserve">Builds a pandas </w:t>
+      </w:r>
+      <w:proofErr w:type="spellStart"/>
+      <w:r>
+        <w:rPr>
+          <w:rFonts w:ascii="Times New Roman" w:eastAsia="Times New Roman" w:hAnsi="Times New Roman" w:cs="Times New Roman"/>
+          <w:sz w:val="24"/>
+          <w:szCs w:val="24"/>
+        </w:rPr>
+        <w:t>DataFrame</w:t>
+      </w:r>
+      <w:proofErr w:type="spellEnd"/>
+      <w:r>
+        <w:rPr>
+          <w:rFonts w:ascii="Times New Roman" w:eastAsia="Times New Roman" w:hAnsi="Times New Roman" w:cs="Times New Roman"/>
+          <w:sz w:val="24"/>
+          <w:szCs w:val="24"/>
+        </w:rPr>
+        <w:t xml:space="preserve"> showing the extracted data.</w:t>
+      </w:r>
+    </w:p>
+    <w:p>
+      <w:pPr>
+        <w:spacing w:after="0" w:line="240" w:lineRule="auto"/>
+        <w:outlineLvl w:val="2"/>
+        <w:rPr>
+          <w:rFonts w:ascii="Times New Roman" w:eastAsia="Times New Roman" w:hAnsi="Times New Roman" w:cs="Times New Roman"/>
+          <w:b/>
+          <w:bCs/>
+          <w:sz w:val="27"/>
+          <w:szCs w:val="27"/>
+        </w:rPr>
+      </w:pPr>
+    </w:p>
+    <w:p>
+      <w:pPr>
+        <w:spacing w:after="0" w:line="240" w:lineRule="auto"/>
+        <w:outlineLvl w:val="2"/>
+        <w:rPr>
+          <w:rFonts w:ascii="Times New Roman" w:eastAsia="Times New Roman" w:hAnsi="Times New Roman" w:cs="Times New Roman"/>
+          <w:b/>
+          <w:bCs/>
+          <w:sz w:val="27"/>
+          <w:szCs w:val="27"/>
+        </w:rPr>
+      </w:pPr>
+      <w:r>
+        <w:rPr>
+          <w:rFonts w:ascii="Times New Roman" w:eastAsia="Times New Roman" w:hAnsi="Times New Roman" w:cs="Times New Roman"/>
+          <w:b/>
+          <w:bCs/>
+          <w:sz w:val="27"/>
+          <w:szCs w:val="27"/>
+        </w:rPr>
         <w:t>1. Importing libraries</w:t>
-      </w:r>
-    </w:p>
-    <w:p>
-      <w:pPr>
-        <w:spacing w:before="100" w:beforeAutospacing="1" w:after="100" w:afterAutospacing="1" w:line="240" w:lineRule="auto"/>
-        <w:rPr>
-          <w:rFonts w:ascii="Times New Roman" w:eastAsia="Times New Roman" w:hAnsi="Times New Roman" w:cs="Times New Roman"/>
-          <w:sz w:val="24"/>
-          <w:szCs w:val="24"/>
-        </w:rPr>
-      </w:pPr>
-      <w:r>
-        <w:rPr>
-          <w:rFonts w:ascii="Times New Roman" w:eastAsia="Times New Roman" w:hAnsi="Times New Roman" w:cs="Times New Roman"/>
-          <w:sz w:val="24"/>
-          <w:szCs w:val="24"/>
-        </w:rPr>
-        <w:t>The program begins by importing three key Python libraries:</w:t>
       </w:r>
     </w:p>
     <w:p>
@@ -49,7 +326,8 @@
           <w:ilvl w:val="0"/>
           <w:numId w:val="1"/>
         </w:numPr>
-        <w:spacing w:before="100" w:beforeAutospacing="1" w:after="100" w:afterAutospacing="1" w:line="240" w:lineRule="auto"/>
+        <w:spacing w:after="0" w:line="240" w:lineRule="auto"/>
+        <w:ind w:left="0"/>
         <w:rPr>
           <w:rFonts w:ascii="Times New Roman" w:eastAsia="Times New Roman" w:hAnsi="Times New Roman" w:cs="Times New Roman"/>
           <w:sz w:val="24"/>
@@ -83,7 +361,8 @@
           <w:ilvl w:val="0"/>
           <w:numId w:val="1"/>
         </w:numPr>
-        <w:spacing w:before="100" w:beforeAutospacing="1" w:after="100" w:afterAutospacing="1" w:line="240" w:lineRule="auto"/>
+        <w:spacing w:after="0" w:line="240" w:lineRule="auto"/>
+        <w:ind w:left="0"/>
         <w:rPr>
           <w:rFonts w:ascii="Times New Roman" w:eastAsia="Times New Roman" w:hAnsi="Times New Roman" w:cs="Times New Roman"/>
           <w:sz w:val="24"/>
@@ -132,7 +411,8 @@
           <w:ilvl w:val="0"/>
           <w:numId w:val="1"/>
         </w:numPr>
-        <w:spacing w:before="100" w:beforeAutospacing="1" w:after="100" w:afterAutospacing="1" w:line="240" w:lineRule="auto"/>
+        <w:spacing w:after="0" w:line="240" w:lineRule="auto"/>
+        <w:ind w:left="0"/>
         <w:rPr>
           <w:rFonts w:ascii="Times New Roman" w:eastAsia="Times New Roman" w:hAnsi="Times New Roman" w:cs="Times New Roman"/>
           <w:sz w:val="24"/>
@@ -182,7 +462,7 @@
     </w:p>
     <w:p>
       <w:pPr>
-        <w:spacing w:before="100" w:beforeAutospacing="1" w:after="100" w:afterAutospacing="1" w:line="240" w:lineRule="auto"/>
+        <w:spacing w:after="0" w:line="240" w:lineRule="auto"/>
         <w:outlineLvl w:val="2"/>
         <w:rPr>
           <w:rFonts w:ascii="Times New Roman" w:eastAsia="Times New Roman" w:hAnsi="Times New Roman" w:cs="Times New Roman"/>
@@ -192,7 +472,11 @@
           <w:szCs w:val="27"/>
         </w:rPr>
       </w:pPr>
-      <w:r>
+    </w:p>
+    <w:p>
+      <w:pPr>
+        <w:spacing w:after="0" w:line="240" w:lineRule="auto"/>
+        <w:outlineLvl w:val="2"/>
         <w:rPr>
           <w:rFonts w:ascii="Times New Roman" w:eastAsia="Times New Roman" w:hAnsi="Times New Roman" w:cs="Times New Roman"/>
           <w:b/>
@@ -200,12 +484,21 @@
           <w:sz w:val="27"/>
           <w:szCs w:val="27"/>
         </w:rPr>
+      </w:pPr>
+      <w:r>
+        <w:rPr>
+          <w:rFonts w:ascii="Times New Roman" w:eastAsia="Times New Roman" w:hAnsi="Times New Roman" w:cs="Times New Roman"/>
+          <w:b/>
+          <w:bCs/>
+          <w:sz w:val="27"/>
+          <w:szCs w:val="27"/>
+        </w:rPr>
         <w:t>2. Fetching the webpage content</w:t>
       </w:r>
     </w:p>
     <w:p>
       <w:pPr>
-        <w:spacing w:before="100" w:beforeAutospacing="1" w:after="100" w:afterAutospacing="1" w:line="240" w:lineRule="auto"/>
+        <w:spacing w:after="0" w:line="240" w:lineRule="auto"/>
         <w:rPr>
           <w:rFonts w:ascii="Times New Roman" w:eastAsia="Times New Roman" w:hAnsi="Times New Roman" w:cs="Times New Roman"/>
           <w:sz w:val="24"/>
@@ -287,7 +580,23 @@
           <w:szCs w:val="24"/>
         </w:rPr>
         <w:br/>
-        <w:t>The program stores this response in a variable for further use.</w:t>
+        <w:t xml:space="preserve">The program stores this response in a variable </w:t>
+      </w:r>
+      <w:r>
+        <w:rPr>
+          <w:rFonts w:ascii="Times New Roman" w:eastAsia="Times New Roman" w:hAnsi="Times New Roman" w:cs="Times New Roman"/>
+          <w:sz w:val="24"/>
+          <w:szCs w:val="24"/>
+        </w:rPr>
+        <w:t xml:space="preserve">‘response’ </w:t>
+      </w:r>
+      <w:r>
+        <w:rPr>
+          <w:rFonts w:ascii="Times New Roman" w:eastAsia="Times New Roman" w:hAnsi="Times New Roman" w:cs="Times New Roman"/>
+          <w:sz w:val="24"/>
+          <w:szCs w:val="24"/>
+        </w:rPr>
+        <w:t>for further use.</w:t>
       </w:r>
     </w:p>
     <w:p>
@@ -312,7 +621,7 @@
     </w:p>
     <w:p>
       <w:pPr>
-        <w:spacing w:before="100" w:beforeAutospacing="1" w:after="100" w:afterAutospacing="1" w:line="240" w:lineRule="auto"/>
+        <w:spacing w:after="0" w:line="240" w:lineRule="auto"/>
         <w:outlineLvl w:val="2"/>
         <w:rPr>
           <w:rFonts w:ascii="Times New Roman" w:eastAsia="Times New Roman" w:hAnsi="Times New Roman" w:cs="Times New Roman"/>
@@ -322,7 +631,11 @@
           <w:szCs w:val="27"/>
         </w:rPr>
       </w:pPr>
-      <w:r>
+    </w:p>
+    <w:p>
+      <w:pPr>
+        <w:spacing w:after="0" w:line="240" w:lineRule="auto"/>
+        <w:outlineLvl w:val="2"/>
         <w:rPr>
           <w:rFonts w:ascii="Times New Roman" w:eastAsia="Times New Roman" w:hAnsi="Times New Roman" w:cs="Times New Roman"/>
           <w:b/>
@@ -330,12 +643,21 @@
           <w:sz w:val="27"/>
           <w:szCs w:val="27"/>
         </w:rPr>
+      </w:pPr>
+      <w:r>
+        <w:rPr>
+          <w:rFonts w:ascii="Times New Roman" w:eastAsia="Times New Roman" w:hAnsi="Times New Roman" w:cs="Times New Roman"/>
+          <w:b/>
+          <w:bCs/>
+          <w:sz w:val="27"/>
+          <w:szCs w:val="27"/>
+        </w:rPr>
         <w:t>3. Verifying the HTTP request</w:t>
       </w:r>
     </w:p>
     <w:p>
       <w:pPr>
-        <w:spacing w:before="100" w:beforeAutospacing="1" w:after="100" w:afterAutospacing="1" w:line="240" w:lineRule="auto"/>
+        <w:spacing w:after="0" w:line="240" w:lineRule="auto"/>
         <w:rPr>
           <w:rFonts w:ascii="Times New Roman" w:eastAsia="Times New Roman" w:hAnsi="Times New Roman" w:cs="Times New Roman"/>
           <w:sz w:val="24"/>
@@ -484,7 +806,7 @@
     </w:p>
     <w:p>
       <w:pPr>
-        <w:spacing w:before="100" w:beforeAutospacing="1" w:after="100" w:afterAutospacing="1" w:line="240" w:lineRule="auto"/>
+        <w:spacing w:after="0" w:line="240" w:lineRule="auto"/>
         <w:outlineLvl w:val="2"/>
         <w:rPr>
           <w:rFonts w:ascii="Times New Roman" w:eastAsia="Times New Roman" w:hAnsi="Times New Roman" w:cs="Times New Roman"/>
@@ -507,7 +829,7 @@
     </w:p>
     <w:p>
       <w:pPr>
-        <w:spacing w:before="100" w:beforeAutospacing="1" w:after="100" w:afterAutospacing="1" w:line="240" w:lineRule="auto"/>
+        <w:spacing w:after="0" w:line="240" w:lineRule="auto"/>
         <w:rPr>
           <w:rFonts w:ascii="Times New Roman" w:eastAsia="Times New Roman" w:hAnsi="Times New Roman" w:cs="Times New Roman"/>
           <w:sz w:val="24"/>
@@ -572,7 +894,7 @@
     </w:p>
     <w:p>
       <w:pPr>
-        <w:spacing w:before="100" w:beforeAutospacing="1" w:after="100" w:afterAutospacing="1" w:line="240" w:lineRule="auto"/>
+        <w:spacing w:after="0" w:line="240" w:lineRule="auto"/>
         <w:outlineLvl w:val="2"/>
         <w:rPr>
           <w:rFonts w:ascii="Times New Roman" w:eastAsia="Times New Roman" w:hAnsi="Times New Roman" w:cs="Times New Roman"/>
@@ -595,11 +917,12 @@
     </w:p>
     <w:p>
       <w:pPr>
-        <w:spacing w:before="100" w:beforeAutospacing="1" w:after="100" w:afterAutospacing="1" w:line="240" w:lineRule="auto"/>
-        <w:rPr>
-          <w:rFonts w:ascii="Times New Roman" w:eastAsia="Times New Roman" w:hAnsi="Times New Roman" w:cs="Times New Roman"/>
-          <w:sz w:val="24"/>
-          <w:szCs w:val="24"/>
+        <w:spacing w:after="0" w:line="240" w:lineRule="auto"/>
+        <w:rPr>
+          <w:rFonts w:ascii="Times New Roman" w:eastAsia="Times New Roman" w:hAnsi="Times New Roman" w:cs="Times New Roman"/>
+          <w:sz w:val="24"/>
+          <w:szCs w:val="24"/>
+          <w:lang w:val="ru-RU"/>
         </w:rPr>
       </w:pPr>
       <w:r>
@@ -627,21 +950,289 @@
         </w:rPr>
         <w:t>.</w:t>
       </w:r>
-      <w:r>
-        <w:rPr>
-          <w:rFonts w:ascii="Times New Roman" w:eastAsia="Times New Roman" w:hAnsi="Times New Roman" w:cs="Times New Roman"/>
-          <w:sz w:val="24"/>
-          <w:szCs w:val="24"/>
+    </w:p>
+    <w:p>
+      <w:pPr>
+        <w:pStyle w:val="a3"/>
+        <w:spacing w:before="0" w:beforeAutospacing="0" w:after="0" w:afterAutospacing="0"/>
+        <w:rPr>
+          <w:lang w:val="ru-RU"/>
+        </w:rPr>
+      </w:pPr>
+      <w:proofErr w:type="gramStart"/>
+      <w:r>
+        <w:rPr>
+          <w:rFonts w:hAnsi="Symbol"/>
+        </w:rPr>
+        <w:t></w:t>
+      </w:r>
+      <w:r>
+        <w:rPr>
+          <w:lang w:val="ru-RU"/>
+        </w:rPr>
+        <w:t xml:space="preserve">  </w:t>
+      </w:r>
+      <w:r>
+        <w:rPr>
+          <w:rStyle w:val="HTML"/>
+        </w:rPr>
+        <w:t>open</w:t>
+      </w:r>
+      <w:proofErr w:type="gramEnd"/>
+      <w:r>
+        <w:rPr>
+          <w:rStyle w:val="HTML"/>
+          <w:lang w:val="ru-RU"/>
+        </w:rPr>
+        <w:t>(...)</w:t>
+      </w:r>
+      <w:r>
+        <w:rPr>
+          <w:lang w:val="ru-RU"/>
+        </w:rPr>
+        <w:t xml:space="preserve"> — команда для открытия (или создания) файла.</w:t>
+      </w:r>
+    </w:p>
+    <w:p>
+      <w:pPr>
+        <w:pStyle w:val="a3"/>
+        <w:spacing w:before="0" w:beforeAutospacing="0" w:after="0" w:afterAutospacing="0"/>
+        <w:rPr>
+          <w:lang w:val="ru-RU"/>
+        </w:rPr>
+      </w:pPr>
+      <w:proofErr w:type="gramStart"/>
+      <w:r>
+        <w:rPr>
+          <w:rFonts w:hAnsi="Symbol"/>
+        </w:rPr>
+        <w:t></w:t>
+      </w:r>
+      <w:r>
+        <w:rPr>
+          <w:lang w:val="ru-RU"/>
+        </w:rPr>
+        <w:t xml:space="preserve">  </w:t>
+      </w:r>
+      <w:r>
+        <w:rPr>
+          <w:rStyle w:val="HTML"/>
+          <w:lang w:val="ru-RU"/>
+        </w:rPr>
+        <w:t>"</w:t>
+      </w:r>
+      <w:proofErr w:type="gramEnd"/>
+      <w:r>
+        <w:rPr>
+          <w:rStyle w:val="HTML"/>
+        </w:rPr>
+        <w:t>webpage</w:t>
+      </w:r>
+      <w:r>
+        <w:rPr>
+          <w:rStyle w:val="HTML"/>
+          <w:lang w:val="ru-RU"/>
+        </w:rPr>
+        <w:t>.</w:t>
+      </w:r>
+      <w:r>
+        <w:rPr>
+          <w:rStyle w:val="HTML"/>
+        </w:rPr>
+        <w:t>html</w:t>
+      </w:r>
+      <w:r>
+        <w:rPr>
+          <w:rStyle w:val="HTML"/>
+          <w:lang w:val="ru-RU"/>
+        </w:rPr>
+        <w:t>"</w:t>
+      </w:r>
+      <w:r>
+        <w:rPr>
+          <w:lang w:val="ru-RU"/>
+        </w:rPr>
+        <w:t xml:space="preserve"> — имя файла, в который мы будем писать. Если такого файла нет, он будет создан.</w:t>
+      </w:r>
+    </w:p>
+    <w:p>
+      <w:pPr>
+        <w:pStyle w:val="a3"/>
+        <w:spacing w:before="0" w:beforeAutospacing="0" w:after="0" w:afterAutospacing="0"/>
+        <w:rPr>
+          <w:lang w:val="ru-RU"/>
+        </w:rPr>
+      </w:pPr>
+      <w:proofErr w:type="gramStart"/>
+      <w:r>
+        <w:rPr>
+          <w:rFonts w:hAnsi="Symbol"/>
+        </w:rPr>
+        <w:t></w:t>
+      </w:r>
+      <w:r>
+        <w:rPr>
+          <w:lang w:val="ru-RU"/>
+        </w:rPr>
+        <w:t xml:space="preserve">  </w:t>
+      </w:r>
+      <w:r>
+        <w:rPr>
+          <w:rStyle w:val="HTML"/>
+          <w:lang w:val="ru-RU"/>
+        </w:rPr>
+        <w:t>"</w:t>
+      </w:r>
+      <w:proofErr w:type="gramEnd"/>
+      <w:r>
+        <w:rPr>
+          <w:rStyle w:val="HTML"/>
+        </w:rPr>
+        <w:t>w</w:t>
+      </w:r>
+      <w:r>
+        <w:rPr>
+          <w:rStyle w:val="HTML"/>
+          <w:lang w:val="ru-RU"/>
+        </w:rPr>
+        <w:t>"</w:t>
+      </w:r>
+      <w:r>
+        <w:rPr>
+          <w:lang w:val="ru-RU"/>
+        </w:rPr>
+        <w:t xml:space="preserve"> — режим </w:t>
+      </w:r>
+      <w:r>
+        <w:rPr>
+          <w:rStyle w:val="a4"/>
+        </w:rPr>
+        <w:t>write</w:t>
+      </w:r>
+      <w:r>
+        <w:rPr>
+          <w:rStyle w:val="a4"/>
+          <w:lang w:val="ru-RU"/>
+        </w:rPr>
+        <w:t xml:space="preserve"> (записи)</w:t>
+      </w:r>
+      <w:r>
+        <w:rPr>
+          <w:lang w:val="ru-RU"/>
+        </w:rPr>
+        <w:t>.</w:t>
+      </w:r>
+      <w:r>
+        <w:rPr>
+          <w:lang w:val="ru-RU"/>
         </w:rPr>
         <w:br/>
+        <w:t>Это значит, что содержимое файла (если он уже существовал) будет полностью перезаписано новыми данными.</w:t>
+      </w:r>
+    </w:p>
+    <w:p>
+      <w:pPr>
+        <w:pStyle w:val="a3"/>
+        <w:spacing w:before="0" w:beforeAutospacing="0" w:after="0" w:afterAutospacing="0"/>
+      </w:pPr>
+      <w:proofErr w:type="gramStart"/>
+      <w:r>
+        <w:rPr>
+          <w:rFonts w:hAnsi="Symbol"/>
+        </w:rPr>
+        <w:t></w:t>
+      </w:r>
+      <w:r>
+        <w:rPr>
+          <w:lang w:val="ru-RU"/>
+        </w:rPr>
+        <w:t xml:space="preserve">  </w:t>
+      </w:r>
+      <w:r>
+        <w:rPr>
+          <w:rStyle w:val="HTML"/>
+        </w:rPr>
+        <w:t>encoding</w:t>
+      </w:r>
+      <w:proofErr w:type="gramEnd"/>
+      <w:r>
+        <w:rPr>
+          <w:rStyle w:val="HTML"/>
+          <w:lang w:val="ru-RU"/>
+        </w:rPr>
+        <w:t>=</w:t>
+      </w:r>
+      <w:r>
+        <w:rPr>
+          <w:rStyle w:val="HTML"/>
+        </w:rPr>
+        <w:t>response</w:t>
+      </w:r>
+      <w:r>
+        <w:rPr>
+          <w:rStyle w:val="HTML"/>
+          <w:lang w:val="ru-RU"/>
+        </w:rPr>
+        <w:t>.</w:t>
+      </w:r>
+      <w:r>
+        <w:rPr>
+          <w:rStyle w:val="HTML"/>
+        </w:rPr>
+        <w:t>encoding</w:t>
+      </w:r>
+      <w:r>
+        <w:rPr>
+          <w:lang w:val="ru-RU"/>
+        </w:rPr>
+        <w:t xml:space="preserve"> — задаёт </w:t>
+      </w:r>
+      <w:r>
+        <w:rPr>
+          <w:rStyle w:val="a4"/>
+          <w:lang w:val="ru-RU"/>
+        </w:rPr>
+        <w:t>кодировку текста</w:t>
+      </w:r>
+      <w:r>
+        <w:rPr>
+          <w:lang w:val="ru-RU"/>
+        </w:rPr>
+        <w:t xml:space="preserve"> </w:t>
+      </w:r>
+      <w:r>
+        <w:rPr>
+          <w:lang w:val="ru-RU"/>
+        </w:rPr>
+        <w:br/>
+        <w:t xml:space="preserve">Это важно, чтобы символы в </w:t>
+      </w:r>
+      <w:r>
+        <w:t>HTML</w:t>
+      </w:r>
+      <w:r>
+        <w:rPr>
+          <w:lang w:val="ru-RU"/>
+        </w:rPr>
+        <w:t xml:space="preserve"> (например, буквы с ударениями или иврит) сохранились </w:t>
+      </w:r>
+      <w:r>
+        <w:rPr>
+          <w:lang w:val="ru-RU"/>
+        </w:rPr>
+        <w:lastRenderedPageBreak/>
+        <w:t>корректно.</w:t>
+      </w:r>
+      <w:r>
+        <w:rPr>
+          <w:lang w:val="ru-RU"/>
+        </w:rPr>
+        <w:br/>
+      </w:r>
+      <w:r>
         <w:t>The script uses the same encoding that the server specified in its response, which ensures that characters like symbols or non-English letters appear correctly when opened later.</w:t>
       </w:r>
       <w:r>
-        <w:rPr>
-          <w:rFonts w:ascii="Times New Roman" w:eastAsia="Times New Roman" w:hAnsi="Times New Roman" w:cs="Times New Roman"/>
-          <w:sz w:val="24"/>
-          <w:szCs w:val="24"/>
-        </w:rPr>
         <w:br/>
         <w:t>This step allows the script (or a human) to inspect the saved page if needed.</w:t>
       </w:r>
@@ -668,7 +1259,7 @@
     </w:p>
     <w:p>
       <w:pPr>
-        <w:spacing w:before="100" w:beforeAutospacing="1" w:after="100" w:afterAutospacing="1" w:line="240" w:lineRule="auto"/>
+        <w:spacing w:after="0" w:line="240" w:lineRule="auto"/>
         <w:outlineLvl w:val="2"/>
         <w:rPr>
           <w:rFonts w:ascii="Times New Roman" w:eastAsia="Times New Roman" w:hAnsi="Times New Roman" w:cs="Times New Roman"/>
@@ -686,13 +1277,12 @@
           <w:sz w:val="27"/>
           <w:szCs w:val="27"/>
         </w:rPr>
-        <w:lastRenderedPageBreak/>
         <w:t>6. Reading and parsing the HTML</w:t>
       </w:r>
     </w:p>
     <w:p>
       <w:pPr>
-        <w:spacing w:before="100" w:beforeAutospacing="1" w:after="100" w:afterAutospacing="1" w:line="240" w:lineRule="auto"/>
+        <w:spacing w:after="0" w:line="240" w:lineRule="auto"/>
         <w:rPr>
           <w:rFonts w:ascii="Times New Roman" w:eastAsia="Times New Roman" w:hAnsi="Times New Roman" w:cs="Times New Roman"/>
           <w:sz w:val="24"/>
@@ -767,6 +1357,1978 @@
           <w:szCs w:val="24"/>
         </w:rPr>
         <w:t xml:space="preserve"> parses the HTML, creating a structured tree representation of the page — this makes it easy to search for specific tags, classes, and text.</w:t>
+      </w:r>
+    </w:p>
+    <w:p>
+      <w:pPr>
+        <w:numPr>
+          <w:ilvl w:val="0"/>
+          <w:numId w:val="5"/>
+        </w:numPr>
+        <w:spacing w:after="0" w:line="240" w:lineRule="auto"/>
+        <w:ind w:left="0"/>
+        <w:rPr>
+          <w:rFonts w:ascii="Times New Roman" w:eastAsia="Times New Roman" w:hAnsi="Times New Roman" w:cs="Times New Roman"/>
+          <w:sz w:val="24"/>
+          <w:szCs w:val="24"/>
+        </w:rPr>
+      </w:pPr>
+      <w:r>
+        <w:rPr>
+          <w:rFonts w:ascii="Courier New" w:eastAsia="Times New Roman" w:hAnsi="Courier New" w:cs="Courier New"/>
+          <w:b/>
+          <w:bCs/>
+          <w:sz w:val="20"/>
+        </w:rPr>
+        <w:t>open("webpage.html", "r", ...)</w:t>
+      </w:r>
+    </w:p>
+    <w:p>
+      <w:pPr>
+        <w:numPr>
+          <w:ilvl w:val="1"/>
+          <w:numId w:val="5"/>
+        </w:numPr>
+        <w:spacing w:after="0" w:line="240" w:lineRule="auto"/>
+        <w:ind w:left="0"/>
+        <w:rPr>
+          <w:rFonts w:ascii="Times New Roman" w:eastAsia="Times New Roman" w:hAnsi="Times New Roman" w:cs="Times New Roman"/>
+          <w:sz w:val="24"/>
+          <w:szCs w:val="24"/>
+          <w:lang w:val="ru-RU"/>
+        </w:rPr>
+      </w:pPr>
+      <w:proofErr w:type="gramStart"/>
+      <w:r>
+        <w:rPr>
+          <w:rFonts w:ascii="Courier New" w:eastAsia="Times New Roman" w:hAnsi="Courier New" w:cs="Courier New"/>
+          <w:sz w:val="20"/>
+        </w:rPr>
+        <w:t>open</w:t>
+      </w:r>
+      <w:r>
+        <w:rPr>
+          <w:rFonts w:ascii="Courier New" w:eastAsia="Times New Roman" w:hAnsi="Courier New" w:cs="Courier New"/>
+          <w:sz w:val="20"/>
+          <w:lang w:val="ru-RU"/>
+        </w:rPr>
+        <w:t>(</w:t>
+      </w:r>
+      <w:proofErr w:type="gramEnd"/>
+      <w:r>
+        <w:rPr>
+          <w:rFonts w:ascii="Courier New" w:eastAsia="Times New Roman" w:hAnsi="Courier New" w:cs="Courier New"/>
+          <w:sz w:val="20"/>
+          <w:lang w:val="ru-RU"/>
+        </w:rPr>
+        <w:t>...)</w:t>
+      </w:r>
+      <w:r>
+        <w:rPr>
+          <w:rFonts w:ascii="Times New Roman" w:eastAsia="Times New Roman" w:hAnsi="Times New Roman" w:cs="Times New Roman"/>
+          <w:sz w:val="24"/>
+          <w:szCs w:val="24"/>
+          <w:lang w:val="ru-RU"/>
+        </w:rPr>
+        <w:t xml:space="preserve"> — команда для открытия файла.</w:t>
+      </w:r>
+    </w:p>
+    <w:p>
+      <w:pPr>
+        <w:numPr>
+          <w:ilvl w:val="1"/>
+          <w:numId w:val="5"/>
+        </w:numPr>
+        <w:spacing w:after="0" w:line="240" w:lineRule="auto"/>
+        <w:ind w:left="0"/>
+        <w:rPr>
+          <w:rFonts w:ascii="Times New Roman" w:eastAsia="Times New Roman" w:hAnsi="Times New Roman" w:cs="Times New Roman"/>
+          <w:sz w:val="24"/>
+          <w:szCs w:val="24"/>
+          <w:lang w:val="ru-RU"/>
+        </w:rPr>
+      </w:pPr>
+      <w:r>
+        <w:rPr>
+          <w:rFonts w:ascii="Courier New" w:eastAsia="Times New Roman" w:hAnsi="Courier New" w:cs="Courier New"/>
+          <w:sz w:val="20"/>
+          <w:lang w:val="ru-RU"/>
+        </w:rPr>
+        <w:t>"</w:t>
+      </w:r>
+      <w:r>
+        <w:rPr>
+          <w:rFonts w:ascii="Courier New" w:eastAsia="Times New Roman" w:hAnsi="Courier New" w:cs="Courier New"/>
+          <w:sz w:val="20"/>
+        </w:rPr>
+        <w:t>webpage</w:t>
+      </w:r>
+      <w:r>
+        <w:rPr>
+          <w:rFonts w:ascii="Courier New" w:eastAsia="Times New Roman" w:hAnsi="Courier New" w:cs="Courier New"/>
+          <w:sz w:val="20"/>
+          <w:lang w:val="ru-RU"/>
+        </w:rPr>
+        <w:t>.</w:t>
+      </w:r>
+      <w:r>
+        <w:rPr>
+          <w:rFonts w:ascii="Courier New" w:eastAsia="Times New Roman" w:hAnsi="Courier New" w:cs="Courier New"/>
+          <w:sz w:val="20"/>
+        </w:rPr>
+        <w:t>html</w:t>
+      </w:r>
+      <w:r>
+        <w:rPr>
+          <w:rFonts w:ascii="Courier New" w:eastAsia="Times New Roman" w:hAnsi="Courier New" w:cs="Courier New"/>
+          <w:sz w:val="20"/>
+          <w:lang w:val="ru-RU"/>
+        </w:rPr>
+        <w:t>"</w:t>
+      </w:r>
+      <w:r>
+        <w:rPr>
+          <w:rFonts w:ascii="Times New Roman" w:eastAsia="Times New Roman" w:hAnsi="Times New Roman" w:cs="Times New Roman"/>
+          <w:sz w:val="24"/>
+          <w:szCs w:val="24"/>
+          <w:lang w:val="ru-RU"/>
+        </w:rPr>
+        <w:t xml:space="preserve"> — имя файла, который мы ранее сохранили.</w:t>
+      </w:r>
+    </w:p>
+    <w:p>
+      <w:pPr>
+        <w:numPr>
+          <w:ilvl w:val="1"/>
+          <w:numId w:val="5"/>
+        </w:numPr>
+        <w:spacing w:after="0" w:line="240" w:lineRule="auto"/>
+        <w:ind w:left="0"/>
+        <w:rPr>
+          <w:rFonts w:ascii="Times New Roman" w:eastAsia="Times New Roman" w:hAnsi="Times New Roman" w:cs="Times New Roman"/>
+          <w:sz w:val="24"/>
+          <w:szCs w:val="24"/>
+          <w:lang w:val="ru-RU"/>
+        </w:rPr>
+      </w:pPr>
+      <w:r>
+        <w:rPr>
+          <w:rFonts w:ascii="Courier New" w:eastAsia="Times New Roman" w:hAnsi="Courier New" w:cs="Courier New"/>
+          <w:sz w:val="20"/>
+          <w:lang w:val="ru-RU"/>
+        </w:rPr>
+        <w:t>"</w:t>
+      </w:r>
+      <w:r>
+        <w:rPr>
+          <w:rFonts w:ascii="Courier New" w:eastAsia="Times New Roman" w:hAnsi="Courier New" w:cs="Courier New"/>
+          <w:sz w:val="20"/>
+        </w:rPr>
+        <w:t>r</w:t>
+      </w:r>
+      <w:r>
+        <w:rPr>
+          <w:rFonts w:ascii="Courier New" w:eastAsia="Times New Roman" w:hAnsi="Courier New" w:cs="Courier New"/>
+          <w:sz w:val="20"/>
+          <w:lang w:val="ru-RU"/>
+        </w:rPr>
+        <w:t>"</w:t>
+      </w:r>
+      <w:r>
+        <w:rPr>
+          <w:rFonts w:ascii="Times New Roman" w:eastAsia="Times New Roman" w:hAnsi="Times New Roman" w:cs="Times New Roman"/>
+          <w:sz w:val="24"/>
+          <w:szCs w:val="24"/>
+          <w:lang w:val="ru-RU"/>
+        </w:rPr>
+        <w:t xml:space="preserve"> — режим </w:t>
+      </w:r>
+      <w:r>
+        <w:rPr>
+          <w:rFonts w:ascii="Times New Roman" w:eastAsia="Times New Roman" w:hAnsi="Times New Roman" w:cs="Times New Roman"/>
+          <w:b/>
+          <w:bCs/>
+          <w:sz w:val="24"/>
+          <w:szCs w:val="24"/>
+        </w:rPr>
+        <w:t>read</w:t>
+      </w:r>
+      <w:r>
+        <w:rPr>
+          <w:rFonts w:ascii="Times New Roman" w:eastAsia="Times New Roman" w:hAnsi="Times New Roman" w:cs="Times New Roman"/>
+          <w:b/>
+          <w:bCs/>
+          <w:sz w:val="24"/>
+          <w:szCs w:val="24"/>
+          <w:lang w:val="ru-RU"/>
+        </w:rPr>
+        <w:t xml:space="preserve"> (чтения)</w:t>
+      </w:r>
+      <w:r>
+        <w:rPr>
+          <w:rFonts w:ascii="Times New Roman" w:eastAsia="Times New Roman" w:hAnsi="Times New Roman" w:cs="Times New Roman"/>
+          <w:sz w:val="24"/>
+          <w:szCs w:val="24"/>
+          <w:lang w:val="ru-RU"/>
+        </w:rPr>
+        <w:t>, то есть мы не изменяем файл, а просто читаем его содержимое.</w:t>
+      </w:r>
+    </w:p>
+    <w:p>
+      <w:pPr>
+        <w:numPr>
+          <w:ilvl w:val="1"/>
+          <w:numId w:val="5"/>
+        </w:numPr>
+        <w:spacing w:after="0" w:line="240" w:lineRule="auto"/>
+        <w:ind w:left="0"/>
+        <w:rPr>
+          <w:rFonts w:ascii="Times New Roman" w:eastAsia="Times New Roman" w:hAnsi="Times New Roman" w:cs="Times New Roman"/>
+          <w:sz w:val="24"/>
+          <w:szCs w:val="24"/>
+        </w:rPr>
+      </w:pPr>
+      <w:proofErr w:type="gramStart"/>
+      <w:r>
+        <w:rPr>
+          <w:rFonts w:ascii="Courier New" w:eastAsia="Times New Roman" w:hAnsi="Courier New" w:cs="Courier New"/>
+          <w:sz w:val="20"/>
+        </w:rPr>
+        <w:t>encoding</w:t>
+      </w:r>
+      <w:r>
+        <w:rPr>
+          <w:rFonts w:ascii="Courier New" w:eastAsia="Times New Roman" w:hAnsi="Courier New" w:cs="Courier New"/>
+          <w:sz w:val="20"/>
+          <w:lang w:val="ru-RU"/>
+        </w:rPr>
+        <w:t>=</w:t>
+      </w:r>
+      <w:proofErr w:type="gramEnd"/>
+      <w:r>
+        <w:rPr>
+          <w:rFonts w:ascii="Courier New" w:eastAsia="Times New Roman" w:hAnsi="Courier New" w:cs="Courier New"/>
+          <w:sz w:val="20"/>
+        </w:rPr>
+        <w:t>response</w:t>
+      </w:r>
+      <w:r>
+        <w:rPr>
+          <w:rFonts w:ascii="Courier New" w:eastAsia="Times New Roman" w:hAnsi="Courier New" w:cs="Courier New"/>
+          <w:sz w:val="20"/>
+          <w:lang w:val="ru-RU"/>
+        </w:rPr>
+        <w:t>.</w:t>
+      </w:r>
+      <w:r>
+        <w:rPr>
+          <w:rFonts w:ascii="Courier New" w:eastAsia="Times New Roman" w:hAnsi="Courier New" w:cs="Courier New"/>
+          <w:sz w:val="20"/>
+        </w:rPr>
+        <w:t>encoding</w:t>
+      </w:r>
+      <w:r>
+        <w:rPr>
+          <w:rFonts w:ascii="Times New Roman" w:eastAsia="Times New Roman" w:hAnsi="Times New Roman" w:cs="Times New Roman"/>
+          <w:sz w:val="24"/>
+          <w:szCs w:val="24"/>
+          <w:lang w:val="ru-RU"/>
+        </w:rPr>
+        <w:t xml:space="preserve"> — указывает, в какой кодировке нужно прочитать файл,</w:t>
+      </w:r>
+      <w:r>
+        <w:rPr>
+          <w:rFonts w:ascii="Times New Roman" w:eastAsia="Times New Roman" w:hAnsi="Times New Roman" w:cs="Times New Roman"/>
+          <w:sz w:val="24"/>
+          <w:szCs w:val="24"/>
+          <w:lang w:val="ru-RU"/>
+        </w:rPr>
+        <w:br/>
+        <w:t>чтобы все символы (в том числе не латинские) отобразились корректно.</w:t>
+      </w:r>
+      <w:r>
+        <w:rPr>
+          <w:rFonts w:ascii="Times New Roman" w:eastAsia="Times New Roman" w:hAnsi="Times New Roman" w:cs="Times New Roman"/>
+          <w:sz w:val="24"/>
+          <w:szCs w:val="24"/>
+          <w:lang w:val="ru-RU"/>
+        </w:rPr>
+        <w:br/>
+      </w:r>
+      <w:proofErr w:type="spellStart"/>
+      <w:r>
+        <w:rPr>
+          <w:rFonts w:ascii="Times New Roman" w:eastAsia="Times New Roman" w:hAnsi="Times New Roman" w:cs="Times New Roman"/>
+          <w:sz w:val="24"/>
+          <w:szCs w:val="24"/>
+        </w:rPr>
+        <w:t>Это</w:t>
+      </w:r>
+      <w:proofErr w:type="spellEnd"/>
+      <w:r>
+        <w:rPr>
+          <w:rFonts w:ascii="Times New Roman" w:eastAsia="Times New Roman" w:hAnsi="Times New Roman" w:cs="Times New Roman"/>
+          <w:sz w:val="24"/>
+          <w:szCs w:val="24"/>
+        </w:rPr>
+        <w:t xml:space="preserve"> </w:t>
+      </w:r>
+      <w:proofErr w:type="spellStart"/>
+      <w:r>
+        <w:rPr>
+          <w:rFonts w:ascii="Times New Roman" w:eastAsia="Times New Roman" w:hAnsi="Times New Roman" w:cs="Times New Roman"/>
+          <w:sz w:val="24"/>
+          <w:szCs w:val="24"/>
+        </w:rPr>
+        <w:t>та</w:t>
+      </w:r>
+      <w:proofErr w:type="spellEnd"/>
+      <w:r>
+        <w:rPr>
+          <w:rFonts w:ascii="Times New Roman" w:eastAsia="Times New Roman" w:hAnsi="Times New Roman" w:cs="Times New Roman"/>
+          <w:sz w:val="24"/>
+          <w:szCs w:val="24"/>
+        </w:rPr>
+        <w:t xml:space="preserve"> </w:t>
+      </w:r>
+      <w:proofErr w:type="spellStart"/>
+      <w:r>
+        <w:rPr>
+          <w:rFonts w:ascii="Times New Roman" w:eastAsia="Times New Roman" w:hAnsi="Times New Roman" w:cs="Times New Roman"/>
+          <w:sz w:val="24"/>
+          <w:szCs w:val="24"/>
+        </w:rPr>
+        <w:t>же</w:t>
+      </w:r>
+      <w:proofErr w:type="spellEnd"/>
+      <w:r>
+        <w:rPr>
+          <w:rFonts w:ascii="Times New Roman" w:eastAsia="Times New Roman" w:hAnsi="Times New Roman" w:cs="Times New Roman"/>
+          <w:sz w:val="24"/>
+          <w:szCs w:val="24"/>
+        </w:rPr>
+        <w:t xml:space="preserve"> </w:t>
+      </w:r>
+      <w:proofErr w:type="spellStart"/>
+      <w:r>
+        <w:rPr>
+          <w:rFonts w:ascii="Times New Roman" w:eastAsia="Times New Roman" w:hAnsi="Times New Roman" w:cs="Times New Roman"/>
+          <w:sz w:val="24"/>
+          <w:szCs w:val="24"/>
+        </w:rPr>
+        <w:t>кодировка</w:t>
+      </w:r>
+      <w:proofErr w:type="spellEnd"/>
+      <w:r>
+        <w:rPr>
+          <w:rFonts w:ascii="Times New Roman" w:eastAsia="Times New Roman" w:hAnsi="Times New Roman" w:cs="Times New Roman"/>
+          <w:sz w:val="24"/>
+          <w:szCs w:val="24"/>
+        </w:rPr>
+        <w:t xml:space="preserve">, </w:t>
+      </w:r>
+      <w:proofErr w:type="spellStart"/>
+      <w:r>
+        <w:rPr>
+          <w:rFonts w:ascii="Times New Roman" w:eastAsia="Times New Roman" w:hAnsi="Times New Roman" w:cs="Times New Roman"/>
+          <w:sz w:val="24"/>
+          <w:szCs w:val="24"/>
+        </w:rPr>
+        <w:t>что</w:t>
+      </w:r>
+      <w:proofErr w:type="spellEnd"/>
+      <w:r>
+        <w:rPr>
+          <w:rFonts w:ascii="Times New Roman" w:eastAsia="Times New Roman" w:hAnsi="Times New Roman" w:cs="Times New Roman"/>
+          <w:sz w:val="24"/>
+          <w:szCs w:val="24"/>
+        </w:rPr>
+        <w:t xml:space="preserve"> </w:t>
+      </w:r>
+      <w:proofErr w:type="spellStart"/>
+      <w:r>
+        <w:rPr>
+          <w:rFonts w:ascii="Times New Roman" w:eastAsia="Times New Roman" w:hAnsi="Times New Roman" w:cs="Times New Roman"/>
+          <w:sz w:val="24"/>
+          <w:szCs w:val="24"/>
+        </w:rPr>
+        <w:t>использовалась</w:t>
+      </w:r>
+      <w:proofErr w:type="spellEnd"/>
+      <w:r>
+        <w:rPr>
+          <w:rFonts w:ascii="Times New Roman" w:eastAsia="Times New Roman" w:hAnsi="Times New Roman" w:cs="Times New Roman"/>
+          <w:sz w:val="24"/>
+          <w:szCs w:val="24"/>
+        </w:rPr>
+        <w:t xml:space="preserve"> </w:t>
+      </w:r>
+      <w:proofErr w:type="spellStart"/>
+      <w:r>
+        <w:rPr>
+          <w:rFonts w:ascii="Times New Roman" w:eastAsia="Times New Roman" w:hAnsi="Times New Roman" w:cs="Times New Roman"/>
+          <w:sz w:val="24"/>
+          <w:szCs w:val="24"/>
+        </w:rPr>
+        <w:t>при</w:t>
+      </w:r>
+      <w:proofErr w:type="spellEnd"/>
+      <w:r>
+        <w:rPr>
+          <w:rFonts w:ascii="Times New Roman" w:eastAsia="Times New Roman" w:hAnsi="Times New Roman" w:cs="Times New Roman"/>
+          <w:sz w:val="24"/>
+          <w:szCs w:val="24"/>
+        </w:rPr>
+        <w:t xml:space="preserve"> </w:t>
+      </w:r>
+      <w:proofErr w:type="spellStart"/>
+      <w:r>
+        <w:rPr>
+          <w:rFonts w:ascii="Times New Roman" w:eastAsia="Times New Roman" w:hAnsi="Times New Roman" w:cs="Times New Roman"/>
+          <w:sz w:val="24"/>
+          <w:szCs w:val="24"/>
+        </w:rPr>
+        <w:t>записи</w:t>
+      </w:r>
+      <w:proofErr w:type="spellEnd"/>
+      <w:r>
+        <w:rPr>
+          <w:rFonts w:ascii="Times New Roman" w:eastAsia="Times New Roman" w:hAnsi="Times New Roman" w:cs="Times New Roman"/>
+          <w:sz w:val="24"/>
+          <w:szCs w:val="24"/>
+        </w:rPr>
+        <w:t>.</w:t>
+      </w:r>
+    </w:p>
+    <w:p>
+      <w:pPr>
+        <w:numPr>
+          <w:ilvl w:val="0"/>
+          <w:numId w:val="5"/>
+        </w:numPr>
+        <w:spacing w:after="0" w:line="240" w:lineRule="auto"/>
+        <w:ind w:left="0"/>
+        <w:rPr>
+          <w:rFonts w:ascii="Times New Roman" w:eastAsia="Times New Roman" w:hAnsi="Times New Roman" w:cs="Times New Roman"/>
+          <w:sz w:val="24"/>
+          <w:szCs w:val="24"/>
+          <w:lang w:val="ru-RU"/>
+        </w:rPr>
+      </w:pPr>
+      <w:proofErr w:type="gramStart"/>
+      <w:r>
+        <w:rPr>
+          <w:rFonts w:ascii="Courier New" w:eastAsia="Times New Roman" w:hAnsi="Courier New" w:cs="Courier New"/>
+          <w:b/>
+          <w:bCs/>
+          <w:sz w:val="20"/>
+        </w:rPr>
+        <w:t>as</w:t>
+      </w:r>
+      <w:proofErr w:type="gramEnd"/>
+      <w:r>
+        <w:rPr>
+          <w:rFonts w:ascii="Courier New" w:eastAsia="Times New Roman" w:hAnsi="Courier New" w:cs="Courier New"/>
+          <w:b/>
+          <w:bCs/>
+          <w:sz w:val="20"/>
+          <w:lang w:val="ru-RU"/>
+        </w:rPr>
+        <w:t xml:space="preserve"> </w:t>
+      </w:r>
+      <w:r>
+        <w:rPr>
+          <w:rFonts w:ascii="Courier New" w:eastAsia="Times New Roman" w:hAnsi="Courier New" w:cs="Courier New"/>
+          <w:b/>
+          <w:bCs/>
+          <w:sz w:val="20"/>
+        </w:rPr>
+        <w:t>file</w:t>
+      </w:r>
+      <w:r>
+        <w:rPr>
+          <w:rFonts w:ascii="Courier New" w:eastAsia="Times New Roman" w:hAnsi="Courier New" w:cs="Courier New"/>
+          <w:b/>
+          <w:bCs/>
+          <w:sz w:val="20"/>
+          <w:lang w:val="ru-RU"/>
+        </w:rPr>
+        <w:t>:</w:t>
+      </w:r>
+      <w:r>
+        <w:rPr>
+          <w:rFonts w:ascii="Times New Roman" w:eastAsia="Times New Roman" w:hAnsi="Times New Roman" w:cs="Times New Roman"/>
+          <w:sz w:val="24"/>
+          <w:szCs w:val="24"/>
+          <w:lang w:val="ru-RU"/>
+        </w:rPr>
+        <w:br/>
+        <w:t xml:space="preserve">— создаёт переменную </w:t>
+      </w:r>
+      <w:r>
+        <w:rPr>
+          <w:rFonts w:ascii="Courier New" w:eastAsia="Times New Roman" w:hAnsi="Courier New" w:cs="Courier New"/>
+          <w:sz w:val="20"/>
+        </w:rPr>
+        <w:t>file</w:t>
+      </w:r>
+      <w:r>
+        <w:rPr>
+          <w:rFonts w:ascii="Times New Roman" w:eastAsia="Times New Roman" w:hAnsi="Times New Roman" w:cs="Times New Roman"/>
+          <w:sz w:val="24"/>
+          <w:szCs w:val="24"/>
+          <w:lang w:val="ru-RU"/>
+        </w:rPr>
+        <w:t>, через которую можно получить доступ к содержимому файла.</w:t>
+      </w:r>
+    </w:p>
+    <w:p>
+      <w:pPr>
+        <w:numPr>
+          <w:ilvl w:val="0"/>
+          <w:numId w:val="5"/>
+        </w:numPr>
+        <w:spacing w:after="0" w:line="240" w:lineRule="auto"/>
+        <w:ind w:left="0"/>
+        <w:rPr>
+          <w:rFonts w:ascii="Times New Roman" w:eastAsia="Times New Roman" w:hAnsi="Times New Roman" w:cs="Times New Roman"/>
+          <w:sz w:val="24"/>
+          <w:szCs w:val="24"/>
+        </w:rPr>
+      </w:pPr>
+      <w:proofErr w:type="gramStart"/>
+      <w:r>
+        <w:rPr>
+          <w:rFonts w:ascii="Courier New" w:eastAsia="Times New Roman" w:hAnsi="Courier New" w:cs="Courier New"/>
+          <w:b/>
+          <w:bCs/>
+          <w:sz w:val="20"/>
+        </w:rPr>
+        <w:t>with</w:t>
+      </w:r>
+      <w:proofErr w:type="gramEnd"/>
+      <w:r>
+        <w:rPr>
+          <w:rFonts w:ascii="Times New Roman" w:eastAsia="Times New Roman" w:hAnsi="Times New Roman" w:cs="Times New Roman"/>
+          <w:sz w:val="24"/>
+          <w:szCs w:val="24"/>
+          <w:lang w:val="ru-RU"/>
+        </w:rPr>
+        <w:br/>
+        <w:t>— автоматически закроет файл после завершения блока кода,</w:t>
+      </w:r>
+      <w:r>
+        <w:rPr>
+          <w:rFonts w:ascii="Times New Roman" w:eastAsia="Times New Roman" w:hAnsi="Times New Roman" w:cs="Times New Roman"/>
+          <w:sz w:val="24"/>
+          <w:szCs w:val="24"/>
+          <w:lang w:val="ru-RU"/>
+        </w:rPr>
+        <w:br/>
+        <w:t xml:space="preserve">даже если возникнет ошибка. </w:t>
+      </w:r>
+      <w:proofErr w:type="spellStart"/>
+      <w:r>
+        <w:rPr>
+          <w:rFonts w:ascii="Times New Roman" w:eastAsia="Times New Roman" w:hAnsi="Times New Roman" w:cs="Times New Roman"/>
+          <w:sz w:val="24"/>
+          <w:szCs w:val="24"/>
+        </w:rPr>
+        <w:t>Это</w:t>
+      </w:r>
+      <w:proofErr w:type="spellEnd"/>
+      <w:r>
+        <w:rPr>
+          <w:rFonts w:ascii="Times New Roman" w:eastAsia="Times New Roman" w:hAnsi="Times New Roman" w:cs="Times New Roman"/>
+          <w:sz w:val="24"/>
+          <w:szCs w:val="24"/>
+        </w:rPr>
+        <w:t xml:space="preserve"> </w:t>
+      </w:r>
+      <w:proofErr w:type="spellStart"/>
+      <w:r>
+        <w:rPr>
+          <w:rFonts w:ascii="Times New Roman" w:eastAsia="Times New Roman" w:hAnsi="Times New Roman" w:cs="Times New Roman"/>
+          <w:sz w:val="24"/>
+          <w:szCs w:val="24"/>
+        </w:rPr>
+        <w:t>делает</w:t>
+      </w:r>
+      <w:proofErr w:type="spellEnd"/>
+      <w:r>
+        <w:rPr>
+          <w:rFonts w:ascii="Times New Roman" w:eastAsia="Times New Roman" w:hAnsi="Times New Roman" w:cs="Times New Roman"/>
+          <w:sz w:val="24"/>
+          <w:szCs w:val="24"/>
+        </w:rPr>
+        <w:t xml:space="preserve"> </w:t>
+      </w:r>
+      <w:proofErr w:type="spellStart"/>
+      <w:r>
+        <w:rPr>
+          <w:rFonts w:ascii="Times New Roman" w:eastAsia="Times New Roman" w:hAnsi="Times New Roman" w:cs="Times New Roman"/>
+          <w:sz w:val="24"/>
+          <w:szCs w:val="24"/>
+        </w:rPr>
+        <w:t>работу</w:t>
+      </w:r>
+      <w:proofErr w:type="spellEnd"/>
+      <w:r>
+        <w:rPr>
+          <w:rFonts w:ascii="Times New Roman" w:eastAsia="Times New Roman" w:hAnsi="Times New Roman" w:cs="Times New Roman"/>
+          <w:sz w:val="24"/>
+          <w:szCs w:val="24"/>
+        </w:rPr>
+        <w:t xml:space="preserve"> с </w:t>
+      </w:r>
+      <w:proofErr w:type="spellStart"/>
+      <w:r>
+        <w:rPr>
+          <w:rFonts w:ascii="Times New Roman" w:eastAsia="Times New Roman" w:hAnsi="Times New Roman" w:cs="Times New Roman"/>
+          <w:sz w:val="24"/>
+          <w:szCs w:val="24"/>
+        </w:rPr>
+        <w:t>файлами</w:t>
+      </w:r>
+      <w:proofErr w:type="spellEnd"/>
+      <w:r>
+        <w:rPr>
+          <w:rFonts w:ascii="Times New Roman" w:eastAsia="Times New Roman" w:hAnsi="Times New Roman" w:cs="Times New Roman"/>
+          <w:sz w:val="24"/>
+          <w:szCs w:val="24"/>
+        </w:rPr>
+        <w:t xml:space="preserve"> </w:t>
+      </w:r>
+      <w:proofErr w:type="spellStart"/>
+      <w:r>
+        <w:rPr>
+          <w:rFonts w:ascii="Times New Roman" w:eastAsia="Times New Roman" w:hAnsi="Times New Roman" w:cs="Times New Roman"/>
+          <w:sz w:val="24"/>
+          <w:szCs w:val="24"/>
+        </w:rPr>
+        <w:t>безопасной</w:t>
+      </w:r>
+      <w:proofErr w:type="spellEnd"/>
+      <w:r>
+        <w:rPr>
+          <w:rFonts w:ascii="Times New Roman" w:eastAsia="Times New Roman" w:hAnsi="Times New Roman" w:cs="Times New Roman"/>
+          <w:sz w:val="24"/>
+          <w:szCs w:val="24"/>
+        </w:rPr>
+        <w:t xml:space="preserve"> и </w:t>
+      </w:r>
+      <w:proofErr w:type="spellStart"/>
+      <w:r>
+        <w:rPr>
+          <w:rFonts w:ascii="Times New Roman" w:eastAsia="Times New Roman" w:hAnsi="Times New Roman" w:cs="Times New Roman"/>
+          <w:sz w:val="24"/>
+          <w:szCs w:val="24"/>
+        </w:rPr>
+        <w:t>аккуратной</w:t>
+      </w:r>
+      <w:proofErr w:type="spellEnd"/>
+      <w:r>
+        <w:rPr>
+          <w:rFonts w:ascii="Times New Roman" w:eastAsia="Times New Roman" w:hAnsi="Times New Roman" w:cs="Times New Roman"/>
+          <w:sz w:val="24"/>
+          <w:szCs w:val="24"/>
+        </w:rPr>
+        <w:t>.</w:t>
+      </w:r>
+    </w:p>
+    <w:p>
+      <w:pPr>
+        <w:spacing w:after="0" w:line="240" w:lineRule="auto"/>
+        <w:rPr>
+          <w:rFonts w:ascii="Times New Roman" w:eastAsia="Times New Roman" w:hAnsi="Times New Roman" w:cs="Times New Roman"/>
+          <w:sz w:val="24"/>
+          <w:szCs w:val="24"/>
+        </w:rPr>
+      </w:pPr>
+      <w:r>
+        <w:rPr>
+          <w:rFonts w:ascii="Times New Roman" w:eastAsia="Times New Roman" w:hAnsi="Times New Roman" w:cs="Times New Roman"/>
+          <w:sz w:val="24"/>
+          <w:szCs w:val="24"/>
+        </w:rPr>
+        <w:pict>
+          <v:rect id="_x0000_i1037" style="width:0;height:1.5pt" o:hralign="center" o:hrstd="t" o:hr="t" fillcolor="#a0a0a0" stroked="f"/>
+        </w:pict>
+      </w:r>
+    </w:p>
+    <w:p>
+      <w:pPr>
+        <w:spacing w:after="0" w:line="240" w:lineRule="auto"/>
+        <w:outlineLvl w:val="2"/>
+        <w:rPr>
+          <w:rFonts w:ascii="Times New Roman" w:eastAsia="Times New Roman" w:hAnsi="Times New Roman" w:cs="Times New Roman"/>
+          <w:b/>
+          <w:bCs/>
+          <w:sz w:val="27"/>
+          <w:szCs w:val="27"/>
+        </w:rPr>
+      </w:pPr>
+      <w:r>
+        <w:rPr>
+          <w:rFonts w:ascii="Times New Roman" w:eastAsia="Times New Roman" w:hAnsi="Times New Roman" w:cs="Times New Roman"/>
+          <w:b/>
+          <w:bCs/>
+          <w:sz w:val="27"/>
+          <w:szCs w:val="27"/>
+        </w:rPr>
+        <w:t xml:space="preserve">🔹 </w:t>
+      </w:r>
+      <w:proofErr w:type="gramStart"/>
+      <w:r>
+        <w:rPr>
+          <w:rFonts w:ascii="Courier New" w:eastAsia="Times New Roman" w:hAnsi="Courier New" w:cs="Courier New"/>
+          <w:b/>
+          <w:bCs/>
+          <w:sz w:val="20"/>
+        </w:rPr>
+        <w:t>soup</w:t>
+      </w:r>
+      <w:proofErr w:type="gramEnd"/>
+      <w:r>
+        <w:rPr>
+          <w:rFonts w:ascii="Courier New" w:eastAsia="Times New Roman" w:hAnsi="Courier New" w:cs="Courier New"/>
+          <w:b/>
+          <w:bCs/>
+          <w:sz w:val="20"/>
+        </w:rPr>
+        <w:t xml:space="preserve"> = </w:t>
+      </w:r>
+      <w:proofErr w:type="spellStart"/>
+      <w:r>
+        <w:rPr>
+          <w:rFonts w:ascii="Courier New" w:eastAsia="Times New Roman" w:hAnsi="Courier New" w:cs="Courier New"/>
+          <w:b/>
+          <w:bCs/>
+          <w:sz w:val="20"/>
+        </w:rPr>
+        <w:t>BeautifulSoup</w:t>
+      </w:r>
+      <w:proofErr w:type="spellEnd"/>
+      <w:r>
+        <w:rPr>
+          <w:rFonts w:ascii="Courier New" w:eastAsia="Times New Roman" w:hAnsi="Courier New" w:cs="Courier New"/>
+          <w:b/>
+          <w:bCs/>
+          <w:sz w:val="20"/>
+        </w:rPr>
+        <w:t>(file, "</w:t>
+      </w:r>
+      <w:proofErr w:type="spellStart"/>
+      <w:r>
+        <w:rPr>
+          <w:rFonts w:ascii="Courier New" w:eastAsia="Times New Roman" w:hAnsi="Courier New" w:cs="Courier New"/>
+          <w:b/>
+          <w:bCs/>
+          <w:sz w:val="20"/>
+        </w:rPr>
+        <w:t>html.parser</w:t>
+      </w:r>
+      <w:proofErr w:type="spellEnd"/>
+      <w:r>
+        <w:rPr>
+          <w:rFonts w:ascii="Courier New" w:eastAsia="Times New Roman" w:hAnsi="Courier New" w:cs="Courier New"/>
+          <w:b/>
+          <w:bCs/>
+          <w:sz w:val="20"/>
+        </w:rPr>
+        <w:t>")</w:t>
+      </w:r>
+    </w:p>
+    <w:p>
+      <w:pPr>
+        <w:spacing w:after="0" w:line="240" w:lineRule="auto"/>
+        <w:rPr>
+          <w:rFonts w:ascii="Times New Roman" w:eastAsia="Times New Roman" w:hAnsi="Times New Roman" w:cs="Times New Roman"/>
+          <w:sz w:val="24"/>
+          <w:szCs w:val="24"/>
+          <w:lang w:val="ru-RU"/>
+        </w:rPr>
+      </w:pPr>
+      <w:r>
+        <w:rPr>
+          <w:rFonts w:ascii="Times New Roman" w:eastAsia="Times New Roman" w:hAnsi="Times New Roman" w:cs="Times New Roman"/>
+          <w:sz w:val="24"/>
+          <w:szCs w:val="24"/>
+          <w:lang w:val="ru-RU"/>
+        </w:rPr>
+        <w:t xml:space="preserve">Внутри блока происходит самое важное — </w:t>
+      </w:r>
+      <w:r>
+        <w:rPr>
+          <w:rFonts w:ascii="Times New Roman" w:eastAsia="Times New Roman" w:hAnsi="Times New Roman" w:cs="Times New Roman"/>
+          <w:b/>
+          <w:bCs/>
+          <w:sz w:val="24"/>
+          <w:szCs w:val="24"/>
+          <w:lang w:val="ru-RU"/>
+        </w:rPr>
+        <w:t xml:space="preserve">создаётся объект </w:t>
+      </w:r>
+      <w:proofErr w:type="spellStart"/>
+      <w:r>
+        <w:rPr>
+          <w:rFonts w:ascii="Times New Roman" w:eastAsia="Times New Roman" w:hAnsi="Times New Roman" w:cs="Times New Roman"/>
+          <w:b/>
+          <w:bCs/>
+          <w:sz w:val="24"/>
+          <w:szCs w:val="24"/>
+        </w:rPr>
+        <w:t>BeautifulSoup</w:t>
+      </w:r>
+      <w:proofErr w:type="spellEnd"/>
+      <w:r>
+        <w:rPr>
+          <w:rFonts w:ascii="Times New Roman" w:eastAsia="Times New Roman" w:hAnsi="Times New Roman" w:cs="Times New Roman"/>
+          <w:sz w:val="24"/>
+          <w:szCs w:val="24"/>
+          <w:lang w:val="ru-RU"/>
+        </w:rPr>
+        <w:t xml:space="preserve">, который будет анализировать </w:t>
+      </w:r>
+      <w:r>
+        <w:rPr>
+          <w:rFonts w:ascii="Times New Roman" w:eastAsia="Times New Roman" w:hAnsi="Times New Roman" w:cs="Times New Roman"/>
+          <w:sz w:val="24"/>
+          <w:szCs w:val="24"/>
+        </w:rPr>
+        <w:t>HTML</w:t>
+      </w:r>
+      <w:r>
+        <w:rPr>
+          <w:rFonts w:ascii="Times New Roman" w:eastAsia="Times New Roman" w:hAnsi="Times New Roman" w:cs="Times New Roman"/>
+          <w:sz w:val="24"/>
+          <w:szCs w:val="24"/>
+          <w:lang w:val="ru-RU"/>
+        </w:rPr>
+        <w:t>.</w:t>
+      </w:r>
+    </w:p>
+    <w:p>
+      <w:pPr>
+        <w:numPr>
+          <w:ilvl w:val="0"/>
+          <w:numId w:val="6"/>
+        </w:numPr>
+        <w:spacing w:after="0" w:line="240" w:lineRule="auto"/>
+        <w:ind w:left="0"/>
+        <w:rPr>
+          <w:rFonts w:ascii="Times New Roman" w:eastAsia="Times New Roman" w:hAnsi="Times New Roman" w:cs="Times New Roman"/>
+          <w:sz w:val="24"/>
+          <w:szCs w:val="24"/>
+          <w:lang w:val="ru-RU"/>
+        </w:rPr>
+      </w:pPr>
+      <w:proofErr w:type="spellStart"/>
+      <w:proofErr w:type="gramStart"/>
+      <w:r>
+        <w:rPr>
+          <w:rFonts w:ascii="Courier New" w:eastAsia="Times New Roman" w:hAnsi="Courier New" w:cs="Courier New"/>
+          <w:b/>
+          <w:bCs/>
+          <w:sz w:val="20"/>
+        </w:rPr>
+        <w:t>BeautifulSoup</w:t>
+      </w:r>
+      <w:proofErr w:type="spellEnd"/>
+      <w:r>
+        <w:rPr>
+          <w:rFonts w:ascii="Courier New" w:eastAsia="Times New Roman" w:hAnsi="Courier New" w:cs="Courier New"/>
+          <w:b/>
+          <w:bCs/>
+          <w:sz w:val="20"/>
+          <w:lang w:val="ru-RU"/>
+        </w:rPr>
+        <w:t>(</w:t>
+      </w:r>
+      <w:proofErr w:type="gramEnd"/>
+      <w:r>
+        <w:rPr>
+          <w:rFonts w:ascii="Courier New" w:eastAsia="Times New Roman" w:hAnsi="Courier New" w:cs="Courier New"/>
+          <w:b/>
+          <w:bCs/>
+          <w:sz w:val="20"/>
+          <w:lang w:val="ru-RU"/>
+        </w:rPr>
+        <w:t>...)</w:t>
+      </w:r>
+      <w:r>
+        <w:rPr>
+          <w:rFonts w:ascii="Times New Roman" w:eastAsia="Times New Roman" w:hAnsi="Times New Roman" w:cs="Times New Roman"/>
+          <w:sz w:val="24"/>
+          <w:szCs w:val="24"/>
+          <w:lang w:val="ru-RU"/>
+        </w:rPr>
+        <w:t xml:space="preserve"> — это конструктор, создающий объект для </w:t>
+      </w:r>
+      <w:proofErr w:type="spellStart"/>
+      <w:r>
+        <w:rPr>
+          <w:rFonts w:ascii="Times New Roman" w:eastAsia="Times New Roman" w:hAnsi="Times New Roman" w:cs="Times New Roman"/>
+          <w:sz w:val="24"/>
+          <w:szCs w:val="24"/>
+          <w:lang w:val="ru-RU"/>
+        </w:rPr>
+        <w:t>парсинга</w:t>
+      </w:r>
+      <w:proofErr w:type="spellEnd"/>
+      <w:r>
+        <w:rPr>
+          <w:rFonts w:ascii="Times New Roman" w:eastAsia="Times New Roman" w:hAnsi="Times New Roman" w:cs="Times New Roman"/>
+          <w:sz w:val="24"/>
+          <w:szCs w:val="24"/>
+          <w:lang w:val="ru-RU"/>
+        </w:rPr>
+        <w:t xml:space="preserve"> </w:t>
+      </w:r>
+      <w:r>
+        <w:rPr>
+          <w:rFonts w:ascii="Times New Roman" w:eastAsia="Times New Roman" w:hAnsi="Times New Roman" w:cs="Times New Roman"/>
+          <w:sz w:val="24"/>
+          <w:szCs w:val="24"/>
+        </w:rPr>
+        <w:t>HTML</w:t>
+      </w:r>
+      <w:r>
+        <w:rPr>
+          <w:rFonts w:ascii="Times New Roman" w:eastAsia="Times New Roman" w:hAnsi="Times New Roman" w:cs="Times New Roman"/>
+          <w:sz w:val="24"/>
+          <w:szCs w:val="24"/>
+          <w:lang w:val="ru-RU"/>
+        </w:rPr>
+        <w:t xml:space="preserve"> или </w:t>
+      </w:r>
+      <w:r>
+        <w:rPr>
+          <w:rFonts w:ascii="Times New Roman" w:eastAsia="Times New Roman" w:hAnsi="Times New Roman" w:cs="Times New Roman"/>
+          <w:sz w:val="24"/>
+          <w:szCs w:val="24"/>
+        </w:rPr>
+        <w:t>XML</w:t>
+      </w:r>
+      <w:r>
+        <w:rPr>
+          <w:rFonts w:ascii="Times New Roman" w:eastAsia="Times New Roman" w:hAnsi="Times New Roman" w:cs="Times New Roman"/>
+          <w:sz w:val="24"/>
+          <w:szCs w:val="24"/>
+          <w:lang w:val="ru-RU"/>
+        </w:rPr>
+        <w:t>.</w:t>
+      </w:r>
+      <w:r>
+        <w:rPr>
+          <w:rFonts w:ascii="Times New Roman" w:eastAsia="Times New Roman" w:hAnsi="Times New Roman" w:cs="Times New Roman"/>
+          <w:sz w:val="24"/>
+          <w:szCs w:val="24"/>
+          <w:lang w:val="ru-RU"/>
+        </w:rPr>
+        <w:br/>
+        <w:t xml:space="preserve">Он превращает «сырую строку </w:t>
+      </w:r>
+      <w:r>
+        <w:rPr>
+          <w:rFonts w:ascii="Times New Roman" w:eastAsia="Times New Roman" w:hAnsi="Times New Roman" w:cs="Times New Roman"/>
+          <w:sz w:val="24"/>
+          <w:szCs w:val="24"/>
+        </w:rPr>
+        <w:t>HTML</w:t>
+      </w:r>
+      <w:r>
+        <w:rPr>
+          <w:rFonts w:ascii="Times New Roman" w:eastAsia="Times New Roman" w:hAnsi="Times New Roman" w:cs="Times New Roman"/>
+          <w:sz w:val="24"/>
+          <w:szCs w:val="24"/>
+          <w:lang w:val="ru-RU"/>
+        </w:rPr>
+        <w:t xml:space="preserve">» в </w:t>
+      </w:r>
+      <w:proofErr w:type="spellStart"/>
+      <w:r>
+        <w:rPr>
+          <w:rFonts w:ascii="Times New Roman" w:eastAsia="Times New Roman" w:hAnsi="Times New Roman" w:cs="Times New Roman"/>
+          <w:b/>
+          <w:bCs/>
+          <w:sz w:val="24"/>
+          <w:szCs w:val="24"/>
+          <w:lang w:val="ru-RU"/>
+        </w:rPr>
+        <w:t>convenient</w:t>
+      </w:r>
+      <w:proofErr w:type="spellEnd"/>
+      <w:r>
+        <w:rPr>
+          <w:rFonts w:ascii="Times New Roman" w:eastAsia="Times New Roman" w:hAnsi="Times New Roman" w:cs="Times New Roman"/>
+          <w:b/>
+          <w:bCs/>
+          <w:sz w:val="24"/>
+          <w:szCs w:val="24"/>
+          <w:lang w:val="ru-RU"/>
+        </w:rPr>
+        <w:t xml:space="preserve"> </w:t>
+      </w:r>
+      <w:proofErr w:type="spellStart"/>
+      <w:r>
+        <w:rPr>
+          <w:rFonts w:ascii="Times New Roman" w:eastAsia="Times New Roman" w:hAnsi="Times New Roman" w:cs="Times New Roman"/>
+          <w:b/>
+          <w:bCs/>
+          <w:sz w:val="24"/>
+          <w:szCs w:val="24"/>
+          <w:lang w:val="ru-RU"/>
+        </w:rPr>
+        <w:t>tree</w:t>
+      </w:r>
+      <w:proofErr w:type="spellEnd"/>
+      <w:r>
+        <w:rPr>
+          <w:rFonts w:ascii="Times New Roman" w:eastAsia="Times New Roman" w:hAnsi="Times New Roman" w:cs="Times New Roman"/>
+          <w:b/>
+          <w:bCs/>
+          <w:sz w:val="24"/>
+          <w:szCs w:val="24"/>
+          <w:lang w:val="ru-RU"/>
+        </w:rPr>
+        <w:t xml:space="preserve"> </w:t>
+      </w:r>
+      <w:proofErr w:type="spellStart"/>
+      <w:r>
+        <w:rPr>
+          <w:rFonts w:ascii="Times New Roman" w:eastAsia="Times New Roman" w:hAnsi="Times New Roman" w:cs="Times New Roman"/>
+          <w:b/>
+          <w:bCs/>
+          <w:sz w:val="24"/>
+          <w:szCs w:val="24"/>
+          <w:lang w:val="ru-RU"/>
+        </w:rPr>
+        <w:t>view</w:t>
+      </w:r>
+      <w:proofErr w:type="spellEnd"/>
+      <w:r>
+        <w:rPr>
+          <w:rFonts w:ascii="Times New Roman" w:eastAsia="Times New Roman" w:hAnsi="Times New Roman" w:cs="Times New Roman"/>
+          <w:sz w:val="24"/>
+          <w:szCs w:val="24"/>
+          <w:lang w:val="ru-RU"/>
+        </w:rPr>
+        <w:t>, где можно:</w:t>
+      </w:r>
+    </w:p>
+    <w:p>
+      <w:pPr>
+        <w:numPr>
+          <w:ilvl w:val="1"/>
+          <w:numId w:val="6"/>
+        </w:numPr>
+        <w:spacing w:after="0" w:line="240" w:lineRule="auto"/>
+        <w:ind w:left="0"/>
+        <w:rPr>
+          <w:rFonts w:ascii="Times New Roman" w:eastAsia="Times New Roman" w:hAnsi="Times New Roman" w:cs="Times New Roman"/>
+          <w:sz w:val="24"/>
+          <w:szCs w:val="24"/>
+          <w:lang w:val="ru-RU"/>
+        </w:rPr>
+      </w:pPr>
+      <w:r>
+        <w:rPr>
+          <w:rFonts w:ascii="Times New Roman" w:eastAsia="Times New Roman" w:hAnsi="Times New Roman" w:cs="Times New Roman"/>
+          <w:sz w:val="24"/>
+          <w:szCs w:val="24"/>
+          <w:lang w:val="ru-RU"/>
+        </w:rPr>
+        <w:t>находить теги (</w:t>
+      </w:r>
+      <w:r>
+        <w:rPr>
+          <w:rFonts w:ascii="Courier New" w:eastAsia="Times New Roman" w:hAnsi="Courier New" w:cs="Courier New"/>
+          <w:sz w:val="20"/>
+          <w:lang w:val="ru-RU"/>
+        </w:rPr>
+        <w:t>&lt;</w:t>
+      </w:r>
+      <w:r>
+        <w:rPr>
+          <w:rFonts w:ascii="Courier New" w:eastAsia="Times New Roman" w:hAnsi="Courier New" w:cs="Courier New"/>
+          <w:sz w:val="20"/>
+        </w:rPr>
+        <w:t>p</w:t>
+      </w:r>
+      <w:r>
+        <w:rPr>
+          <w:rFonts w:ascii="Courier New" w:eastAsia="Times New Roman" w:hAnsi="Courier New" w:cs="Courier New"/>
+          <w:sz w:val="20"/>
+          <w:lang w:val="ru-RU"/>
+        </w:rPr>
+        <w:t>&gt;</w:t>
+      </w:r>
+      <w:r>
+        <w:rPr>
+          <w:rFonts w:ascii="Times New Roman" w:eastAsia="Times New Roman" w:hAnsi="Times New Roman" w:cs="Times New Roman"/>
+          <w:sz w:val="24"/>
+          <w:szCs w:val="24"/>
+          <w:lang w:val="ru-RU"/>
+        </w:rPr>
+        <w:t xml:space="preserve">, </w:t>
+      </w:r>
+      <w:r>
+        <w:rPr>
+          <w:rFonts w:ascii="Courier New" w:eastAsia="Times New Roman" w:hAnsi="Courier New" w:cs="Courier New"/>
+          <w:sz w:val="20"/>
+          <w:lang w:val="ru-RU"/>
+        </w:rPr>
+        <w:t>&lt;</w:t>
+      </w:r>
+      <w:r>
+        <w:rPr>
+          <w:rFonts w:ascii="Courier New" w:eastAsia="Times New Roman" w:hAnsi="Courier New" w:cs="Courier New"/>
+          <w:sz w:val="20"/>
+        </w:rPr>
+        <w:t>div</w:t>
+      </w:r>
+      <w:r>
+        <w:rPr>
+          <w:rFonts w:ascii="Courier New" w:eastAsia="Times New Roman" w:hAnsi="Courier New" w:cs="Courier New"/>
+          <w:sz w:val="20"/>
+          <w:lang w:val="ru-RU"/>
+        </w:rPr>
+        <w:t>&gt;</w:t>
+      </w:r>
+      <w:r>
+        <w:rPr>
+          <w:rFonts w:ascii="Times New Roman" w:eastAsia="Times New Roman" w:hAnsi="Times New Roman" w:cs="Times New Roman"/>
+          <w:sz w:val="24"/>
+          <w:szCs w:val="24"/>
+          <w:lang w:val="ru-RU"/>
+        </w:rPr>
+        <w:t xml:space="preserve">, </w:t>
+      </w:r>
+      <w:r>
+        <w:rPr>
+          <w:rFonts w:ascii="Courier New" w:eastAsia="Times New Roman" w:hAnsi="Courier New" w:cs="Courier New"/>
+          <w:sz w:val="20"/>
+          <w:lang w:val="ru-RU"/>
+        </w:rPr>
+        <w:t>&lt;</w:t>
+      </w:r>
+      <w:r>
+        <w:rPr>
+          <w:rFonts w:ascii="Courier New" w:eastAsia="Times New Roman" w:hAnsi="Courier New" w:cs="Courier New"/>
+          <w:sz w:val="20"/>
+        </w:rPr>
+        <w:t>a</w:t>
+      </w:r>
+      <w:r>
+        <w:rPr>
+          <w:rFonts w:ascii="Courier New" w:eastAsia="Times New Roman" w:hAnsi="Courier New" w:cs="Courier New"/>
+          <w:sz w:val="20"/>
+          <w:lang w:val="ru-RU"/>
+        </w:rPr>
+        <w:t>&gt;</w:t>
+      </w:r>
+      <w:r>
+        <w:rPr>
+          <w:rFonts w:ascii="Times New Roman" w:eastAsia="Times New Roman" w:hAnsi="Times New Roman" w:cs="Times New Roman"/>
+          <w:sz w:val="24"/>
+          <w:szCs w:val="24"/>
+          <w:lang w:val="ru-RU"/>
+        </w:rPr>
+        <w:t>, и т.д.),</w:t>
+      </w:r>
+    </w:p>
+    <w:p>
+      <w:pPr>
+        <w:numPr>
+          <w:ilvl w:val="1"/>
+          <w:numId w:val="6"/>
+        </w:numPr>
+        <w:spacing w:after="0" w:line="240" w:lineRule="auto"/>
+        <w:ind w:left="0"/>
+        <w:rPr>
+          <w:rFonts w:ascii="Times New Roman" w:eastAsia="Times New Roman" w:hAnsi="Times New Roman" w:cs="Times New Roman"/>
+          <w:sz w:val="24"/>
+          <w:szCs w:val="24"/>
+          <w:lang w:val="ru-RU"/>
+        </w:rPr>
+      </w:pPr>
+      <w:r>
+        <w:rPr>
+          <w:rFonts w:ascii="Times New Roman" w:eastAsia="Times New Roman" w:hAnsi="Times New Roman" w:cs="Times New Roman"/>
+          <w:sz w:val="24"/>
+          <w:szCs w:val="24"/>
+          <w:lang w:val="ru-RU"/>
+        </w:rPr>
+        <w:t>фильтровать по классам и атрибутам,</w:t>
+      </w:r>
+    </w:p>
+    <w:p>
+      <w:pPr>
+        <w:numPr>
+          <w:ilvl w:val="1"/>
+          <w:numId w:val="6"/>
+        </w:numPr>
+        <w:spacing w:after="0" w:line="240" w:lineRule="auto"/>
+        <w:ind w:left="0"/>
+        <w:rPr>
+          <w:rFonts w:ascii="Times New Roman" w:eastAsia="Times New Roman" w:hAnsi="Times New Roman" w:cs="Times New Roman"/>
+          <w:sz w:val="24"/>
+          <w:szCs w:val="24"/>
+        </w:rPr>
+      </w:pPr>
+      <w:proofErr w:type="gramStart"/>
+      <w:r>
+        <w:rPr>
+          <w:rFonts w:ascii="Times New Roman" w:eastAsia="Times New Roman" w:hAnsi="Times New Roman" w:cs="Times New Roman"/>
+          <w:sz w:val="24"/>
+          <w:szCs w:val="24"/>
+        </w:rPr>
+        <w:t>extract</w:t>
+      </w:r>
+      <w:proofErr w:type="gramEnd"/>
+      <w:r>
+        <w:rPr>
+          <w:rFonts w:ascii="Times New Roman" w:eastAsia="Times New Roman" w:hAnsi="Times New Roman" w:cs="Times New Roman"/>
+          <w:sz w:val="24"/>
+          <w:szCs w:val="24"/>
+        </w:rPr>
+        <w:t xml:space="preserve"> text, links, and other data</w:t>
+      </w:r>
+      <w:r>
+        <w:rPr>
+          <w:rFonts w:ascii="Times New Roman" w:eastAsia="Times New Roman" w:hAnsi="Times New Roman" w:cs="Times New Roman"/>
+          <w:sz w:val="24"/>
+          <w:szCs w:val="24"/>
+        </w:rPr>
+        <w:t>.</w:t>
+      </w:r>
+    </w:p>
+    <w:p>
+      <w:pPr>
+        <w:numPr>
+          <w:ilvl w:val="0"/>
+          <w:numId w:val="6"/>
+        </w:numPr>
+        <w:spacing w:after="0" w:line="240" w:lineRule="auto"/>
+        <w:ind w:left="0"/>
+        <w:rPr>
+          <w:rFonts w:ascii="Times New Roman" w:eastAsia="Times New Roman" w:hAnsi="Times New Roman" w:cs="Times New Roman"/>
+          <w:sz w:val="24"/>
+          <w:szCs w:val="24"/>
+          <w:lang w:val="ru-RU"/>
+        </w:rPr>
+      </w:pPr>
+      <w:r>
+        <w:rPr>
+          <w:rFonts w:ascii="Times New Roman" w:eastAsia="Times New Roman" w:hAnsi="Times New Roman" w:cs="Times New Roman"/>
+          <w:b/>
+          <w:bCs/>
+          <w:sz w:val="24"/>
+          <w:szCs w:val="24"/>
+          <w:lang w:val="ru-RU"/>
+        </w:rPr>
+        <w:t>Первый аргумент (</w:t>
+      </w:r>
+      <w:r>
+        <w:rPr>
+          <w:rFonts w:ascii="Courier New" w:eastAsia="Times New Roman" w:hAnsi="Courier New" w:cs="Courier New"/>
+          <w:b/>
+          <w:bCs/>
+          <w:sz w:val="20"/>
+        </w:rPr>
+        <w:t>file</w:t>
+      </w:r>
+      <w:r>
+        <w:rPr>
+          <w:rFonts w:ascii="Times New Roman" w:eastAsia="Times New Roman" w:hAnsi="Times New Roman" w:cs="Times New Roman"/>
+          <w:b/>
+          <w:bCs/>
+          <w:sz w:val="24"/>
+          <w:szCs w:val="24"/>
+          <w:lang w:val="ru-RU"/>
+        </w:rPr>
+        <w:t>)</w:t>
+      </w:r>
+      <w:r>
+        <w:rPr>
+          <w:rFonts w:ascii="Times New Roman" w:eastAsia="Times New Roman" w:hAnsi="Times New Roman" w:cs="Times New Roman"/>
+          <w:sz w:val="24"/>
+          <w:szCs w:val="24"/>
+          <w:lang w:val="ru-RU"/>
+        </w:rPr>
+        <w:t xml:space="preserve"> — это источник данных.</w:t>
+      </w:r>
+      <w:r>
+        <w:rPr>
+          <w:rFonts w:ascii="Times New Roman" w:eastAsia="Times New Roman" w:hAnsi="Times New Roman" w:cs="Times New Roman"/>
+          <w:sz w:val="24"/>
+          <w:szCs w:val="24"/>
+          <w:lang w:val="ru-RU"/>
+        </w:rPr>
+        <w:br/>
+        <w:t xml:space="preserve">Здесь </w:t>
+      </w:r>
+      <w:r>
+        <w:rPr>
+          <w:rFonts w:ascii="Courier New" w:eastAsia="Times New Roman" w:hAnsi="Courier New" w:cs="Courier New"/>
+          <w:sz w:val="20"/>
+        </w:rPr>
+        <w:t>file</w:t>
+      </w:r>
+      <w:r>
+        <w:rPr>
+          <w:rFonts w:ascii="Times New Roman" w:eastAsia="Times New Roman" w:hAnsi="Times New Roman" w:cs="Times New Roman"/>
+          <w:sz w:val="24"/>
+          <w:szCs w:val="24"/>
+          <w:lang w:val="ru-RU"/>
+        </w:rPr>
+        <w:t xml:space="preserve"> — это открытый файл (его содержимое </w:t>
+      </w:r>
+      <w:proofErr w:type="spellStart"/>
+      <w:r>
+        <w:rPr>
+          <w:rFonts w:ascii="Times New Roman" w:eastAsia="Times New Roman" w:hAnsi="Times New Roman" w:cs="Times New Roman"/>
+          <w:sz w:val="24"/>
+          <w:szCs w:val="24"/>
+        </w:rPr>
+        <w:t>BeautifulSoup</w:t>
+      </w:r>
+      <w:proofErr w:type="spellEnd"/>
+      <w:r>
+        <w:rPr>
+          <w:rFonts w:ascii="Times New Roman" w:eastAsia="Times New Roman" w:hAnsi="Times New Roman" w:cs="Times New Roman"/>
+          <w:sz w:val="24"/>
+          <w:szCs w:val="24"/>
+          <w:lang w:val="ru-RU"/>
+        </w:rPr>
+        <w:t xml:space="preserve"> может читать как поток).</w:t>
+      </w:r>
+      <w:r>
+        <w:rPr>
+          <w:rFonts w:ascii="Times New Roman" w:eastAsia="Times New Roman" w:hAnsi="Times New Roman" w:cs="Times New Roman"/>
+          <w:sz w:val="24"/>
+          <w:szCs w:val="24"/>
+          <w:lang w:val="ru-RU"/>
+        </w:rPr>
+        <w:br/>
+        <w:t xml:space="preserve">Можно было бы также передать </w:t>
+      </w:r>
+      <w:r>
+        <w:rPr>
+          <w:rFonts w:ascii="Courier New" w:eastAsia="Times New Roman" w:hAnsi="Courier New" w:cs="Courier New"/>
+          <w:sz w:val="20"/>
+        </w:rPr>
+        <w:t>file</w:t>
+      </w:r>
+      <w:r>
+        <w:rPr>
+          <w:rFonts w:ascii="Courier New" w:eastAsia="Times New Roman" w:hAnsi="Courier New" w:cs="Courier New"/>
+          <w:sz w:val="20"/>
+          <w:lang w:val="ru-RU"/>
+        </w:rPr>
+        <w:t>.</w:t>
+      </w:r>
+      <w:r>
+        <w:rPr>
+          <w:rFonts w:ascii="Courier New" w:eastAsia="Times New Roman" w:hAnsi="Courier New" w:cs="Courier New"/>
+          <w:sz w:val="20"/>
+        </w:rPr>
+        <w:t>read</w:t>
+      </w:r>
+      <w:r>
+        <w:rPr>
+          <w:rFonts w:ascii="Courier New" w:eastAsia="Times New Roman" w:hAnsi="Courier New" w:cs="Courier New"/>
+          <w:sz w:val="20"/>
+          <w:lang w:val="ru-RU"/>
+        </w:rPr>
+        <w:t>()</w:t>
+      </w:r>
+      <w:r>
+        <w:rPr>
+          <w:rFonts w:ascii="Times New Roman" w:eastAsia="Times New Roman" w:hAnsi="Times New Roman" w:cs="Times New Roman"/>
+          <w:sz w:val="24"/>
+          <w:szCs w:val="24"/>
+          <w:lang w:val="ru-RU"/>
+        </w:rPr>
+        <w:t xml:space="preserve">, но </w:t>
+      </w:r>
+      <w:proofErr w:type="spellStart"/>
+      <w:r>
+        <w:rPr>
+          <w:rFonts w:ascii="Times New Roman" w:eastAsia="Times New Roman" w:hAnsi="Times New Roman" w:cs="Times New Roman"/>
+          <w:sz w:val="24"/>
+          <w:szCs w:val="24"/>
+        </w:rPr>
+        <w:t>BeautifulSoup</w:t>
+      </w:r>
+      <w:proofErr w:type="spellEnd"/>
+      <w:r>
+        <w:rPr>
+          <w:rFonts w:ascii="Times New Roman" w:eastAsia="Times New Roman" w:hAnsi="Times New Roman" w:cs="Times New Roman"/>
+          <w:sz w:val="24"/>
+          <w:szCs w:val="24"/>
+          <w:lang w:val="ru-RU"/>
+        </w:rPr>
+        <w:t xml:space="preserve"> сам умеет читать </w:t>
+      </w:r>
+      <w:proofErr w:type="spellStart"/>
+      <w:r>
+        <w:rPr>
+          <w:rFonts w:ascii="Times New Roman" w:eastAsia="Times New Roman" w:hAnsi="Times New Roman" w:cs="Times New Roman"/>
+          <w:sz w:val="24"/>
+          <w:szCs w:val="24"/>
+          <w:lang w:val="ru-RU"/>
+        </w:rPr>
+        <w:t>файлоподобные</w:t>
+      </w:r>
+      <w:proofErr w:type="spellEnd"/>
+      <w:r>
+        <w:rPr>
+          <w:rFonts w:ascii="Times New Roman" w:eastAsia="Times New Roman" w:hAnsi="Times New Roman" w:cs="Times New Roman"/>
+          <w:sz w:val="24"/>
+          <w:szCs w:val="24"/>
+          <w:lang w:val="ru-RU"/>
+        </w:rPr>
+        <w:t xml:space="preserve"> объекты.</w:t>
+      </w:r>
+    </w:p>
+    <w:p>
+      <w:pPr>
+        <w:numPr>
+          <w:ilvl w:val="0"/>
+          <w:numId w:val="6"/>
+        </w:numPr>
+        <w:spacing w:after="0" w:line="240" w:lineRule="auto"/>
+        <w:ind w:left="0"/>
+        <w:rPr>
+          <w:rFonts w:ascii="Times New Roman" w:eastAsia="Times New Roman" w:hAnsi="Times New Roman" w:cs="Times New Roman"/>
+          <w:sz w:val="24"/>
+          <w:szCs w:val="24"/>
+          <w:lang w:val="ru-RU"/>
+        </w:rPr>
+      </w:pPr>
+      <w:r>
+        <w:rPr>
+          <w:rFonts w:ascii="Times New Roman" w:eastAsia="Times New Roman" w:hAnsi="Times New Roman" w:cs="Times New Roman"/>
+          <w:b/>
+          <w:bCs/>
+          <w:sz w:val="24"/>
+          <w:szCs w:val="24"/>
+          <w:lang w:val="ru-RU"/>
+        </w:rPr>
+        <w:t>Второй</w:t>
+      </w:r>
+      <w:r>
+        <w:rPr>
+          <w:rFonts w:ascii="Times New Roman" w:eastAsia="Times New Roman" w:hAnsi="Times New Roman" w:cs="Times New Roman"/>
+          <w:b/>
+          <w:bCs/>
+          <w:sz w:val="24"/>
+          <w:szCs w:val="24"/>
+          <w:lang w:val="ru-RU"/>
+        </w:rPr>
+        <w:t xml:space="preserve"> </w:t>
+      </w:r>
+      <w:r>
+        <w:rPr>
+          <w:rFonts w:ascii="Times New Roman" w:eastAsia="Times New Roman" w:hAnsi="Times New Roman" w:cs="Times New Roman"/>
+          <w:b/>
+          <w:bCs/>
+          <w:sz w:val="24"/>
+          <w:szCs w:val="24"/>
+          <w:lang w:val="ru-RU"/>
+        </w:rPr>
+        <w:t>аргумент</w:t>
+      </w:r>
+      <w:r>
+        <w:rPr>
+          <w:rFonts w:ascii="Times New Roman" w:eastAsia="Times New Roman" w:hAnsi="Times New Roman" w:cs="Times New Roman"/>
+          <w:b/>
+          <w:bCs/>
+          <w:sz w:val="24"/>
+          <w:szCs w:val="24"/>
+          <w:lang w:val="ru-RU"/>
+        </w:rPr>
+        <w:t xml:space="preserve"> </w:t>
+      </w:r>
+      <w:r>
+        <w:rPr>
+          <w:rFonts w:ascii="Courier New" w:eastAsia="Times New Roman" w:hAnsi="Courier New" w:cs="Courier New"/>
+          <w:b/>
+          <w:bCs/>
+          <w:sz w:val="20"/>
+          <w:lang w:val="ru-RU"/>
+        </w:rPr>
+        <w:t>"</w:t>
+      </w:r>
+      <w:r>
+        <w:rPr>
+          <w:rFonts w:ascii="Courier New" w:eastAsia="Times New Roman" w:hAnsi="Courier New" w:cs="Courier New"/>
+          <w:b/>
+          <w:bCs/>
+          <w:sz w:val="20"/>
+        </w:rPr>
+        <w:t>html</w:t>
+      </w:r>
+      <w:r>
+        <w:rPr>
+          <w:rFonts w:ascii="Courier New" w:eastAsia="Times New Roman" w:hAnsi="Courier New" w:cs="Courier New"/>
+          <w:b/>
+          <w:bCs/>
+          <w:sz w:val="20"/>
+          <w:lang w:val="ru-RU"/>
+        </w:rPr>
+        <w:t>.</w:t>
+      </w:r>
+      <w:r>
+        <w:rPr>
+          <w:rFonts w:ascii="Courier New" w:eastAsia="Times New Roman" w:hAnsi="Courier New" w:cs="Courier New"/>
+          <w:b/>
+          <w:bCs/>
+          <w:sz w:val="20"/>
+        </w:rPr>
+        <w:t>parser</w:t>
+      </w:r>
+      <w:r>
+        <w:rPr>
+          <w:rFonts w:ascii="Courier New" w:eastAsia="Times New Roman" w:hAnsi="Courier New" w:cs="Courier New"/>
+          <w:b/>
+          <w:bCs/>
+          <w:sz w:val="20"/>
+          <w:lang w:val="ru-RU"/>
+        </w:rPr>
+        <w:t>"</w:t>
+      </w:r>
+      <w:r>
+        <w:rPr>
+          <w:rFonts w:ascii="Times New Roman" w:eastAsia="Times New Roman" w:hAnsi="Times New Roman" w:cs="Times New Roman"/>
+          <w:sz w:val="24"/>
+          <w:szCs w:val="24"/>
+          <w:lang w:val="ru-RU"/>
+        </w:rPr>
+        <w:t xml:space="preserve"> — это </w:t>
+      </w:r>
+      <w:r>
+        <w:rPr>
+          <w:rFonts w:ascii="Times New Roman" w:eastAsia="Times New Roman" w:hAnsi="Times New Roman" w:cs="Times New Roman"/>
+          <w:b/>
+          <w:bCs/>
+          <w:sz w:val="24"/>
+          <w:szCs w:val="24"/>
+          <w:lang w:val="ru-RU"/>
+        </w:rPr>
+        <w:t>тип</w:t>
+      </w:r>
+      <w:r>
+        <w:rPr>
+          <w:rFonts w:ascii="Times New Roman" w:eastAsia="Times New Roman" w:hAnsi="Times New Roman" w:cs="Times New Roman"/>
+          <w:b/>
+          <w:bCs/>
+          <w:sz w:val="24"/>
+          <w:szCs w:val="24"/>
+          <w:lang w:val="ru-RU"/>
+        </w:rPr>
+        <w:t xml:space="preserve"> </w:t>
+      </w:r>
+      <w:proofErr w:type="spellStart"/>
+      <w:r>
+        <w:rPr>
+          <w:rFonts w:ascii="Times New Roman" w:eastAsia="Times New Roman" w:hAnsi="Times New Roman" w:cs="Times New Roman"/>
+          <w:b/>
+          <w:bCs/>
+          <w:sz w:val="24"/>
+          <w:szCs w:val="24"/>
+          <w:lang w:val="ru-RU"/>
+        </w:rPr>
+        <w:t>парсера</w:t>
+      </w:r>
+      <w:proofErr w:type="spellEnd"/>
+      <w:r>
+        <w:rPr>
+          <w:rFonts w:ascii="Times New Roman" w:eastAsia="Times New Roman" w:hAnsi="Times New Roman" w:cs="Times New Roman"/>
+          <w:sz w:val="24"/>
+          <w:szCs w:val="24"/>
+          <w:lang w:val="ru-RU"/>
+        </w:rPr>
+        <w:t>,</w:t>
+      </w:r>
+      <w:r>
+        <w:rPr>
+          <w:rFonts w:ascii="Times New Roman" w:eastAsia="Times New Roman" w:hAnsi="Times New Roman" w:cs="Times New Roman"/>
+          <w:sz w:val="24"/>
+          <w:szCs w:val="24"/>
+          <w:lang w:val="ru-RU"/>
+        </w:rPr>
+        <w:br/>
+      </w:r>
+      <w:r>
+        <w:rPr>
+          <w:rFonts w:ascii="Times New Roman" w:eastAsia="Times New Roman" w:hAnsi="Times New Roman" w:cs="Times New Roman"/>
+          <w:sz w:val="24"/>
+          <w:szCs w:val="24"/>
+        </w:rPr>
+        <w:t>that</w:t>
+      </w:r>
+      <w:r>
+        <w:rPr>
+          <w:rFonts w:ascii="Times New Roman" w:eastAsia="Times New Roman" w:hAnsi="Times New Roman" w:cs="Times New Roman"/>
+          <w:sz w:val="24"/>
+          <w:szCs w:val="24"/>
+          <w:lang w:val="ru-RU"/>
+        </w:rPr>
+        <w:t xml:space="preserve"> </w:t>
+      </w:r>
+      <w:r>
+        <w:rPr>
+          <w:rFonts w:ascii="Times New Roman" w:eastAsia="Times New Roman" w:hAnsi="Times New Roman" w:cs="Times New Roman"/>
+          <w:sz w:val="24"/>
+          <w:szCs w:val="24"/>
+        </w:rPr>
+        <w:t>is</w:t>
+      </w:r>
+      <w:r>
+        <w:rPr>
+          <w:rFonts w:ascii="Times New Roman" w:eastAsia="Times New Roman" w:hAnsi="Times New Roman" w:cs="Times New Roman"/>
+          <w:sz w:val="24"/>
+          <w:szCs w:val="24"/>
+          <w:lang w:val="ru-RU"/>
+        </w:rPr>
+        <w:t xml:space="preserve">, </w:t>
+      </w:r>
+      <w:r>
+        <w:rPr>
+          <w:rFonts w:ascii="Times New Roman" w:eastAsia="Times New Roman" w:hAnsi="Times New Roman" w:cs="Times New Roman"/>
+          <w:sz w:val="24"/>
+          <w:szCs w:val="24"/>
+        </w:rPr>
+        <w:t>a</w:t>
+      </w:r>
+      <w:r>
+        <w:rPr>
+          <w:rFonts w:ascii="Times New Roman" w:eastAsia="Times New Roman" w:hAnsi="Times New Roman" w:cs="Times New Roman"/>
+          <w:sz w:val="24"/>
+          <w:szCs w:val="24"/>
+          <w:lang w:val="ru-RU"/>
+        </w:rPr>
+        <w:t xml:space="preserve"> </w:t>
+      </w:r>
+      <w:r>
+        <w:rPr>
+          <w:rFonts w:ascii="Times New Roman" w:eastAsia="Times New Roman" w:hAnsi="Times New Roman" w:cs="Times New Roman"/>
+          <w:sz w:val="24"/>
+          <w:szCs w:val="24"/>
+        </w:rPr>
+        <w:t>mechanism</w:t>
+      </w:r>
+      <w:r>
+        <w:rPr>
+          <w:rFonts w:ascii="Times New Roman" w:eastAsia="Times New Roman" w:hAnsi="Times New Roman" w:cs="Times New Roman"/>
+          <w:sz w:val="24"/>
+          <w:szCs w:val="24"/>
+          <w:lang w:val="ru-RU"/>
+        </w:rPr>
+        <w:t xml:space="preserve"> </w:t>
+      </w:r>
+      <w:r>
+        <w:rPr>
+          <w:rFonts w:ascii="Times New Roman" w:eastAsia="Times New Roman" w:hAnsi="Times New Roman" w:cs="Times New Roman"/>
+          <w:sz w:val="24"/>
+          <w:szCs w:val="24"/>
+        </w:rPr>
+        <w:t>that</w:t>
+      </w:r>
+      <w:r>
+        <w:rPr>
+          <w:rFonts w:ascii="Times New Roman" w:eastAsia="Times New Roman" w:hAnsi="Times New Roman" w:cs="Times New Roman"/>
+          <w:sz w:val="24"/>
+          <w:szCs w:val="24"/>
+          <w:lang w:val="ru-RU"/>
+        </w:rPr>
+        <w:t xml:space="preserve"> </w:t>
+      </w:r>
+      <w:r>
+        <w:rPr>
+          <w:rFonts w:ascii="Times New Roman" w:eastAsia="Times New Roman" w:hAnsi="Times New Roman" w:cs="Times New Roman"/>
+          <w:sz w:val="24"/>
+          <w:szCs w:val="24"/>
+        </w:rPr>
+        <w:t>disassembles</w:t>
+      </w:r>
+      <w:r>
+        <w:rPr>
+          <w:rFonts w:ascii="Times New Roman" w:eastAsia="Times New Roman" w:hAnsi="Times New Roman" w:cs="Times New Roman"/>
+          <w:sz w:val="24"/>
+          <w:szCs w:val="24"/>
+          <w:lang w:val="ru-RU"/>
+        </w:rPr>
+        <w:t xml:space="preserve"> </w:t>
+      </w:r>
+      <w:r>
+        <w:rPr>
+          <w:rFonts w:ascii="Times New Roman" w:eastAsia="Times New Roman" w:hAnsi="Times New Roman" w:cs="Times New Roman"/>
+          <w:sz w:val="24"/>
+          <w:szCs w:val="24"/>
+        </w:rPr>
+        <w:t>HTML</w:t>
+      </w:r>
+      <w:r>
+        <w:rPr>
+          <w:rFonts w:ascii="Times New Roman" w:eastAsia="Times New Roman" w:hAnsi="Times New Roman" w:cs="Times New Roman"/>
+          <w:sz w:val="24"/>
+          <w:szCs w:val="24"/>
+          <w:lang w:val="ru-RU"/>
+        </w:rPr>
+        <w:t xml:space="preserve"> </w:t>
+      </w:r>
+      <w:r>
+        <w:rPr>
+          <w:rFonts w:ascii="Times New Roman" w:eastAsia="Times New Roman" w:hAnsi="Times New Roman" w:cs="Times New Roman"/>
+          <w:sz w:val="24"/>
+          <w:szCs w:val="24"/>
+        </w:rPr>
+        <w:t>code</w:t>
+      </w:r>
+      <w:r>
+        <w:rPr>
+          <w:rFonts w:ascii="Times New Roman" w:eastAsia="Times New Roman" w:hAnsi="Times New Roman" w:cs="Times New Roman"/>
+          <w:sz w:val="24"/>
+          <w:szCs w:val="24"/>
+          <w:lang w:val="ru-RU"/>
+        </w:rPr>
+        <w:t>.</w:t>
+      </w:r>
+      <w:r>
+        <w:rPr>
+          <w:rFonts w:ascii="Times New Roman" w:eastAsia="Times New Roman" w:hAnsi="Times New Roman" w:cs="Times New Roman"/>
+          <w:sz w:val="24"/>
+          <w:szCs w:val="24"/>
+          <w:lang w:val="ru-RU"/>
+        </w:rPr>
+        <w:br/>
+        <w:t xml:space="preserve">не требует установки дополнительных </w:t>
+      </w:r>
+      <w:r>
+        <w:rPr>
+          <w:rFonts w:ascii="Times New Roman" w:eastAsia="Times New Roman" w:hAnsi="Times New Roman" w:cs="Times New Roman"/>
+          <w:b/>
+          <w:bCs/>
+          <w:sz w:val="24"/>
+          <w:szCs w:val="24"/>
+          <w:lang w:val="ru-RU"/>
+        </w:rPr>
+        <w:t>библиотек</w:t>
+      </w:r>
+      <w:r>
+        <w:rPr>
+          <w:rFonts w:ascii="Times New Roman" w:eastAsia="Times New Roman" w:hAnsi="Times New Roman" w:cs="Times New Roman"/>
+          <w:sz w:val="24"/>
+          <w:szCs w:val="24"/>
+          <w:lang w:val="ru-RU"/>
+        </w:rPr>
+        <w:t>.</w:t>
+      </w:r>
+    </w:p>
+    <w:p>
+      <w:pPr>
+        <w:spacing w:after="0" w:line="240" w:lineRule="auto"/>
+        <w:rPr>
+          <w:rFonts w:ascii="Times New Roman" w:eastAsia="Times New Roman" w:hAnsi="Times New Roman" w:cs="Times New Roman"/>
+          <w:sz w:val="24"/>
+          <w:szCs w:val="24"/>
+        </w:rPr>
+      </w:pPr>
+      <w:r>
+        <w:rPr>
+          <w:rFonts w:ascii="Times New Roman" w:eastAsia="Times New Roman" w:hAnsi="Times New Roman" w:cs="Times New Roman"/>
+          <w:sz w:val="24"/>
+          <w:szCs w:val="24"/>
+        </w:rPr>
+        <w:pict>
+          <v:rect id="_x0000_i1038" style="width:0;height:1.5pt" o:hralign="center" o:hrstd="t" o:hr="t" fillcolor="#a0a0a0" stroked="f"/>
+        </w:pict>
+      </w:r>
+    </w:p>
+    <w:p>
+      <w:pPr>
+        <w:spacing w:after="0" w:line="240" w:lineRule="auto"/>
+        <w:outlineLvl w:val="2"/>
+        <w:rPr>
+          <w:rFonts w:ascii="Times New Roman" w:eastAsia="Times New Roman" w:hAnsi="Times New Roman" w:cs="Times New Roman"/>
+          <w:b/>
+          <w:bCs/>
+          <w:sz w:val="24"/>
+          <w:szCs w:val="24"/>
+        </w:rPr>
+      </w:pPr>
+      <w:r>
+        <w:rPr>
+          <w:rFonts w:ascii="Times New Roman" w:eastAsia="Times New Roman" w:hAnsi="Times New Roman" w:cs="Times New Roman"/>
+          <w:b/>
+          <w:bCs/>
+          <w:sz w:val="24"/>
+          <w:szCs w:val="24"/>
+        </w:rPr>
+        <w:t xml:space="preserve">🔹 </w:t>
+      </w:r>
+      <w:proofErr w:type="gramStart"/>
+      <w:r>
+        <w:rPr>
+          <w:rFonts w:ascii="Times New Roman" w:eastAsia="Times New Roman" w:hAnsi="Times New Roman" w:cs="Times New Roman"/>
+          <w:b/>
+          <w:bCs/>
+          <w:sz w:val="24"/>
+          <w:szCs w:val="24"/>
+        </w:rPr>
+        <w:t>What</w:t>
+      </w:r>
+      <w:proofErr w:type="gramEnd"/>
+      <w:r>
+        <w:rPr>
+          <w:rFonts w:ascii="Times New Roman" w:eastAsia="Times New Roman" w:hAnsi="Times New Roman" w:cs="Times New Roman"/>
+          <w:b/>
+          <w:bCs/>
+          <w:sz w:val="24"/>
+          <w:szCs w:val="24"/>
+        </w:rPr>
+        <w:t xml:space="preserve"> happens in the end</w:t>
+      </w:r>
+    </w:p>
+    <w:p>
+      <w:pPr>
+        <w:spacing w:after="0" w:line="240" w:lineRule="auto"/>
+        <w:outlineLvl w:val="2"/>
+        <w:rPr>
+          <w:rFonts w:ascii="Times New Roman" w:eastAsia="Times New Roman" w:hAnsi="Times New Roman" w:cs="Times New Roman"/>
+          <w:sz w:val="24"/>
+          <w:szCs w:val="24"/>
+        </w:rPr>
+      </w:pPr>
+      <w:r>
+        <w:rPr>
+          <w:rFonts w:ascii="Times New Roman" w:eastAsia="Times New Roman" w:hAnsi="Times New Roman" w:cs="Times New Roman"/>
+          <w:sz w:val="24"/>
+          <w:szCs w:val="24"/>
+        </w:rPr>
+        <w:t>• The webpage file.html opens in reading mode.</w:t>
+      </w:r>
+    </w:p>
+    <w:p>
+      <w:pPr>
+        <w:spacing w:after="0" w:line="240" w:lineRule="auto"/>
+        <w:outlineLvl w:val="2"/>
+        <w:rPr>
+          <w:rFonts w:ascii="Times New Roman" w:eastAsia="Times New Roman" w:hAnsi="Times New Roman" w:cs="Times New Roman"/>
+          <w:sz w:val="24"/>
+          <w:szCs w:val="24"/>
+        </w:rPr>
+      </w:pPr>
+      <w:r>
+        <w:rPr>
+          <w:rFonts w:ascii="Times New Roman" w:eastAsia="Times New Roman" w:hAnsi="Times New Roman" w:cs="Times New Roman"/>
+          <w:sz w:val="24"/>
+          <w:szCs w:val="24"/>
+        </w:rPr>
+        <w:t xml:space="preserve"> </w:t>
+      </w:r>
+      <w:proofErr w:type="spellStart"/>
+      <w:r>
+        <w:rPr>
+          <w:rFonts w:ascii="Times New Roman" w:eastAsia="Times New Roman" w:hAnsi="Times New Roman" w:cs="Times New Roman"/>
+          <w:sz w:val="24"/>
+          <w:szCs w:val="24"/>
+        </w:rPr>
+        <w:t>BeautifulSoup</w:t>
+      </w:r>
+      <w:proofErr w:type="spellEnd"/>
+      <w:r>
+        <w:rPr>
+          <w:rFonts w:ascii="Times New Roman" w:eastAsia="Times New Roman" w:hAnsi="Times New Roman" w:cs="Times New Roman"/>
+          <w:sz w:val="24"/>
+          <w:szCs w:val="24"/>
+        </w:rPr>
+        <w:t xml:space="preserve"> analyzes the HTML code and builds the internal structure of the document.</w:t>
+      </w:r>
+    </w:p>
+    <w:p>
+      <w:pPr>
+        <w:spacing w:after="0" w:line="240" w:lineRule="auto"/>
+        <w:outlineLvl w:val="2"/>
+        <w:rPr>
+          <w:rFonts w:ascii="Times New Roman" w:eastAsia="Times New Roman" w:hAnsi="Times New Roman" w:cs="Times New Roman"/>
+          <w:sz w:val="24"/>
+          <w:szCs w:val="24"/>
+        </w:rPr>
+      </w:pPr>
+      <w:r>
+        <w:rPr>
+          <w:rFonts w:ascii="Times New Roman" w:eastAsia="Times New Roman" w:hAnsi="Times New Roman" w:cs="Times New Roman"/>
+          <w:sz w:val="24"/>
+          <w:szCs w:val="24"/>
+        </w:rPr>
+        <w:t>• The soup variable is now an object</w:t>
+      </w:r>
+    </w:p>
+    <w:p>
+      <w:pPr>
+        <w:spacing w:after="0" w:line="240" w:lineRule="auto"/>
+        <w:outlineLvl w:val="2"/>
+        <w:rPr>
+          <w:rFonts w:ascii="Times New Roman" w:eastAsia="Times New Roman" w:hAnsi="Times New Roman" w:cs="Times New Roman"/>
+          <w:sz w:val="24"/>
+          <w:szCs w:val="24"/>
+        </w:rPr>
+      </w:pPr>
+      <w:proofErr w:type="gramStart"/>
+      <w:r>
+        <w:rPr>
+          <w:rFonts w:ascii="Times New Roman" w:eastAsia="Times New Roman" w:hAnsi="Times New Roman" w:cs="Times New Roman"/>
+          <w:sz w:val="24"/>
+          <w:szCs w:val="24"/>
+        </w:rPr>
+        <w:t>through</w:t>
+      </w:r>
+      <w:proofErr w:type="gramEnd"/>
+      <w:r>
+        <w:rPr>
+          <w:rFonts w:ascii="Times New Roman" w:eastAsia="Times New Roman" w:hAnsi="Times New Roman" w:cs="Times New Roman"/>
+          <w:sz w:val="24"/>
+          <w:szCs w:val="24"/>
+        </w:rPr>
+        <w:t xml:space="preserve"> which you can easily search for elements on a page:</w:t>
+      </w:r>
+    </w:p>
+    <w:p>
+      <w:pPr>
+        <w:numPr>
+          <w:ilvl w:val="0"/>
+          <w:numId w:val="6"/>
+        </w:numPr>
+        <w:spacing w:after="0" w:line="240" w:lineRule="auto"/>
+        <w:ind w:left="0"/>
+        <w:rPr>
+          <w:rFonts w:ascii="Times New Roman" w:eastAsia="Times New Roman" w:hAnsi="Times New Roman" w:cs="Times New Roman"/>
+          <w:sz w:val="24"/>
+          <w:szCs w:val="24"/>
+        </w:rPr>
+      </w:pPr>
+      <w:proofErr w:type="gramStart"/>
+      <w:r>
+        <w:rPr>
+          <w:rFonts w:ascii="Times New Roman" w:eastAsia="Times New Roman" w:hAnsi="Times New Roman" w:cs="Times New Roman"/>
+          <w:sz w:val="24"/>
+          <w:szCs w:val="24"/>
+        </w:rPr>
+        <w:t>for</w:t>
+      </w:r>
+      <w:proofErr w:type="gramEnd"/>
+      <w:r>
+        <w:rPr>
+          <w:rFonts w:ascii="Times New Roman" w:eastAsia="Times New Roman" w:hAnsi="Times New Roman" w:cs="Times New Roman"/>
+          <w:sz w:val="24"/>
+          <w:szCs w:val="24"/>
+        </w:rPr>
+        <w:t xml:space="preserve"> example, all &lt;p&gt; with a certain class, all links &lt;a&gt;, headings &lt;h1&gt;, etc.</w:t>
       </w:r>
     </w:p>
     <w:p>
@@ -791,30 +3353,137 @@
     </w:p>
     <w:p>
       <w:pPr>
-        <w:spacing w:before="100" w:beforeAutospacing="1" w:after="100" w:afterAutospacing="1" w:line="240" w:lineRule="auto"/>
+        <w:spacing w:after="0" w:line="240" w:lineRule="auto"/>
         <w:outlineLvl w:val="2"/>
         <w:rPr>
           <w:rFonts w:ascii="Times New Roman" w:eastAsia="Times New Roman" w:hAnsi="Times New Roman" w:cs="Times New Roman"/>
           <w:b/>
           <w:bCs/>
-          <w:sz w:val="27"/>
-          <w:szCs w:val="27"/>
-        </w:rPr>
-      </w:pPr>
-      <w:r>
-        <w:rPr>
-          <w:rFonts w:ascii="Times New Roman" w:eastAsia="Times New Roman" w:hAnsi="Times New Roman" w:cs="Times New Roman"/>
-          <w:b/>
-          <w:bCs/>
-          <w:sz w:val="27"/>
-          <w:szCs w:val="27"/>
+          <w:sz w:val="24"/>
+          <w:szCs w:val="24"/>
+        </w:rPr>
+      </w:pPr>
+      <w:r>
+        <w:rPr>
+          <w:rFonts w:ascii="Times New Roman" w:eastAsia="Times New Roman" w:hAnsi="Times New Roman" w:cs="Times New Roman"/>
+          <w:b/>
+          <w:bCs/>
+          <w:sz w:val="24"/>
+          <w:szCs w:val="24"/>
         </w:rPr>
         <w:t>7. Identifying target data</w:t>
       </w:r>
     </w:p>
     <w:p>
       <w:pPr>
-        <w:spacing w:before="100" w:beforeAutospacing="1" w:after="100" w:afterAutospacing="1" w:line="240" w:lineRule="auto"/>
+        <w:spacing w:after="0" w:line="240" w:lineRule="auto"/>
+        <w:outlineLvl w:val="2"/>
+        <w:rPr>
+          <w:rFonts w:ascii="Times New Roman" w:eastAsia="Times New Roman" w:hAnsi="Times New Roman" w:cs="Times New Roman"/>
+          <w:sz w:val="24"/>
+          <w:szCs w:val="24"/>
+        </w:rPr>
+      </w:pPr>
+      <w:r>
+        <w:rPr>
+          <w:rFonts w:ascii="Times New Roman" w:eastAsia="Times New Roman" w:hAnsi="Times New Roman" w:cs="Times New Roman"/>
+          <w:sz w:val="24"/>
+          <w:szCs w:val="24"/>
+        </w:rPr>
+        <w:t xml:space="preserve">After the HTML page was loaded and disassembled using </w:t>
+      </w:r>
+      <w:proofErr w:type="spellStart"/>
+      <w:r>
+        <w:rPr>
+          <w:rFonts w:ascii="Times New Roman" w:eastAsia="Times New Roman" w:hAnsi="Times New Roman" w:cs="Times New Roman"/>
+          <w:sz w:val="24"/>
+          <w:szCs w:val="24"/>
+        </w:rPr>
+        <w:t>BeautifulSoup</w:t>
+      </w:r>
+      <w:proofErr w:type="spellEnd"/>
+      <w:r>
+        <w:rPr>
+          <w:rFonts w:ascii="Times New Roman" w:eastAsia="Times New Roman" w:hAnsi="Times New Roman" w:cs="Times New Roman"/>
+          <w:sz w:val="24"/>
+          <w:szCs w:val="24"/>
+        </w:rPr>
+        <w:t>, all its code became available as a tree of elements (DOM).</w:t>
+      </w:r>
+    </w:p>
+    <w:p>
+      <w:pPr>
+        <w:spacing w:after="0" w:line="240" w:lineRule="auto"/>
+        <w:outlineLvl w:val="2"/>
+        <w:rPr>
+          <w:rFonts w:ascii="Times New Roman" w:eastAsia="Times New Roman" w:hAnsi="Times New Roman" w:cs="Times New Roman"/>
+          <w:sz w:val="24"/>
+          <w:szCs w:val="24"/>
+        </w:rPr>
+      </w:pPr>
+      <w:r>
+        <w:rPr>
+          <w:rFonts w:ascii="Times New Roman" w:eastAsia="Times New Roman" w:hAnsi="Times New Roman" w:cs="Times New Roman"/>
+          <w:sz w:val="24"/>
+          <w:szCs w:val="24"/>
+        </w:rPr>
+        <w:lastRenderedPageBreak/>
+        <w:t>Now you can search for specific parts of the page — for example, all paragraphs with a certain class.</w:t>
+      </w:r>
+    </w:p>
+    <w:p>
+      <w:pPr>
+        <w:spacing w:after="0" w:line="240" w:lineRule="auto"/>
+        <w:outlineLvl w:val="2"/>
+        <w:rPr>
+          <w:rFonts w:ascii="Times New Roman" w:eastAsia="Times New Roman" w:hAnsi="Times New Roman" w:cs="Times New Roman"/>
+          <w:sz w:val="24"/>
+          <w:szCs w:val="24"/>
+        </w:rPr>
+      </w:pPr>
+    </w:p>
+    <w:p>
+      <w:pPr>
+        <w:spacing w:after="0" w:line="240" w:lineRule="auto"/>
+        <w:outlineLvl w:val="2"/>
+        <w:rPr>
+          <w:rFonts w:ascii="Times New Roman" w:eastAsia="Times New Roman" w:hAnsi="Times New Roman" w:cs="Times New Roman"/>
+          <w:sz w:val="24"/>
+          <w:szCs w:val="24"/>
+        </w:rPr>
+      </w:pPr>
+      <w:proofErr w:type="spellStart"/>
+      <w:r>
+        <w:rPr>
+          <w:rFonts w:ascii="Times New Roman" w:eastAsia="Times New Roman" w:hAnsi="Times New Roman" w:cs="Times New Roman"/>
+          <w:sz w:val="24"/>
+          <w:szCs w:val="24"/>
+        </w:rPr>
+        <w:t>GitHub</w:t>
+      </w:r>
+      <w:proofErr w:type="spellEnd"/>
+      <w:r>
+        <w:rPr>
+          <w:rFonts w:ascii="Times New Roman" w:eastAsia="Times New Roman" w:hAnsi="Times New Roman" w:cs="Times New Roman"/>
+          <w:sz w:val="24"/>
+          <w:szCs w:val="24"/>
+        </w:rPr>
+        <w:t xml:space="preserve"> uses CSS classes to design the elements on the page. These classes are also convenient to use for data extraction, because they indicate exactly where the necessary information is located.</w:t>
+      </w:r>
+    </w:p>
+    <w:p>
+      <w:pPr>
+        <w:spacing w:after="0" w:line="240" w:lineRule="auto"/>
+        <w:rPr>
+          <w:rFonts w:ascii="Times New Roman" w:eastAsia="Times New Roman" w:hAnsi="Times New Roman" w:cs="Times New Roman"/>
+          <w:sz w:val="24"/>
+          <w:szCs w:val="24"/>
+        </w:rPr>
+      </w:pPr>
+    </w:p>
+    <w:p>
+      <w:pPr>
+        <w:spacing w:after="0" w:line="240" w:lineRule="auto"/>
         <w:rPr>
           <w:rFonts w:ascii="Times New Roman" w:eastAsia="Times New Roman" w:hAnsi="Times New Roman" w:cs="Times New Roman"/>
           <w:sz w:val="24"/>
@@ -836,7 +3505,8 @@
           <w:ilvl w:val="0"/>
           <w:numId w:val="2"/>
         </w:numPr>
-        <w:spacing w:before="100" w:beforeAutospacing="1" w:after="100" w:afterAutospacing="1" w:line="240" w:lineRule="auto"/>
+        <w:spacing w:after="0" w:line="240" w:lineRule="auto"/>
+        <w:ind w:left="0"/>
         <w:rPr>
           <w:rFonts w:ascii="Times New Roman" w:eastAsia="Times New Roman" w:hAnsi="Times New Roman" w:cs="Times New Roman"/>
           <w:sz w:val="24"/>
@@ -868,7 +3538,8 @@
           <w:ilvl w:val="0"/>
           <w:numId w:val="2"/>
         </w:numPr>
-        <w:spacing w:before="100" w:beforeAutospacing="1" w:after="100" w:afterAutospacing="1" w:line="240" w:lineRule="auto"/>
+        <w:spacing w:after="0" w:line="240" w:lineRule="auto"/>
+        <w:ind w:left="0"/>
         <w:rPr>
           <w:rFonts w:ascii="Times New Roman" w:eastAsia="Times New Roman" w:hAnsi="Times New Roman" w:cs="Times New Roman"/>
           <w:sz w:val="24"/>
@@ -896,122 +3567,1619 @@
     </w:p>
     <w:p>
       <w:pPr>
-        <w:spacing w:before="100" w:beforeAutospacing="1" w:after="100" w:afterAutospacing="1" w:line="240" w:lineRule="auto"/>
-        <w:rPr>
-          <w:rFonts w:ascii="Times New Roman" w:eastAsia="Times New Roman" w:hAnsi="Times New Roman" w:cs="Times New Roman"/>
-          <w:sz w:val="24"/>
-          <w:szCs w:val="24"/>
-        </w:rPr>
-      </w:pPr>
-      <w:r>
-        <w:rPr>
-          <w:rFonts w:ascii="Times New Roman" w:eastAsia="Times New Roman" w:hAnsi="Times New Roman" w:cs="Times New Roman"/>
-          <w:sz w:val="24"/>
-          <w:szCs w:val="24"/>
-        </w:rPr>
-        <w:t xml:space="preserve">By examining the page structure in a browser’s developer tools, the script determines that titles are contained in </w:t>
-      </w:r>
-      <w:r>
-        <w:rPr>
-          <w:rFonts w:ascii="Courier New" w:eastAsia="Times New Roman" w:hAnsi="Courier New" w:cs="Courier New"/>
-          <w:sz w:val="20"/>
-        </w:rPr>
-        <w:t>&lt;p&gt;</w:t>
-      </w:r>
-      <w:r>
-        <w:rPr>
-          <w:rFonts w:ascii="Times New Roman" w:eastAsia="Times New Roman" w:hAnsi="Times New Roman" w:cs="Times New Roman"/>
-          <w:sz w:val="24"/>
-          <w:szCs w:val="24"/>
-        </w:rPr>
-        <w:t xml:space="preserve"> tags with a specific class (</w:t>
-      </w:r>
-      <w:r>
-        <w:rPr>
-          <w:rFonts w:ascii="Courier New" w:eastAsia="Times New Roman" w:hAnsi="Courier New" w:cs="Courier New"/>
-          <w:sz w:val="20"/>
-        </w:rPr>
-        <w:t xml:space="preserve">f3 </w:t>
+        <w:pStyle w:val="2"/>
+        <w:spacing w:before="0" w:line="240" w:lineRule="auto"/>
+        <w:rPr>
+          <w:rFonts w:ascii="Cambria" w:hAnsi="Cambria" w:cs="Cambria"/>
+        </w:rPr>
+      </w:pPr>
+    </w:p>
+    <w:p>
+      <w:pPr>
+        <w:pStyle w:val="2"/>
+        <w:spacing w:before="0" w:line="240" w:lineRule="auto"/>
+      </w:pPr>
+      <w:r>
+        <w:rPr>
+          <w:rFonts w:ascii="Cambria" w:hAnsi="Cambria" w:cs="Cambria"/>
+        </w:rPr>
+        <w:t>🔹</w:t>
+      </w:r>
+      <w:r>
+        <w:t xml:space="preserve"> </w:t>
+      </w:r>
+      <w:r>
+        <w:t>First line: search for titles (topics)</w:t>
+      </w:r>
+    </w:p>
+    <w:p>
+      <w:pPr>
+        <w:pStyle w:val="3"/>
+        <w:spacing w:before="0" w:beforeAutospacing="0" w:after="0" w:afterAutospacing="0"/>
+      </w:pPr>
+      <w:r>
+        <w:t xml:space="preserve">👉 </w:t>
+      </w:r>
+      <w:proofErr w:type="gramStart"/>
+      <w:r>
+        <w:rPr>
+          <w:rStyle w:val="HTML"/>
+        </w:rPr>
+        <w:t>titles</w:t>
+      </w:r>
+      <w:proofErr w:type="gramEnd"/>
+      <w:r>
+        <w:rPr>
+          <w:rStyle w:val="HTML"/>
+        </w:rPr>
+        <w:t xml:space="preserve"> = </w:t>
       </w:r>
       <w:proofErr w:type="spellStart"/>
       <w:r>
         <w:rPr>
-          <w:rFonts w:ascii="Courier New" w:eastAsia="Times New Roman" w:hAnsi="Courier New" w:cs="Courier New"/>
-          <w:sz w:val="20"/>
+          <w:rStyle w:val="HTML"/>
+        </w:rPr>
+        <w:t>soup.find_all</w:t>
+      </w:r>
+      <w:proofErr w:type="spellEnd"/>
+      <w:r>
+        <w:rPr>
+          <w:rStyle w:val="HTML"/>
+        </w:rPr>
+        <w:t xml:space="preserve">("p", class_="f3 </w:t>
+      </w:r>
+      <w:proofErr w:type="spellStart"/>
+      <w:r>
+        <w:rPr>
+          <w:rStyle w:val="HTML"/>
         </w:rPr>
         <w:t>lh</w:t>
       </w:r>
       <w:proofErr w:type="spellEnd"/>
       <w:r>
         <w:rPr>
-          <w:rFonts w:ascii="Courier New" w:eastAsia="Times New Roman" w:hAnsi="Courier New" w:cs="Courier New"/>
-          <w:sz w:val="20"/>
-        </w:rPr>
-        <w:t>-condensed mb-0 mt-1 Link--primary</w:t>
-      </w:r>
-      <w:r>
-        <w:rPr>
-          <w:rFonts w:ascii="Times New Roman" w:eastAsia="Times New Roman" w:hAnsi="Times New Roman" w:cs="Times New Roman"/>
-          <w:sz w:val="24"/>
-          <w:szCs w:val="24"/>
-        </w:rPr>
-        <w:t xml:space="preserve">), and descriptions are in another </w:t>
-      </w:r>
-      <w:r>
-        <w:rPr>
-          <w:rFonts w:ascii="Courier New" w:eastAsia="Times New Roman" w:hAnsi="Courier New" w:cs="Courier New"/>
-          <w:sz w:val="20"/>
-        </w:rPr>
-        <w:t>&lt;p&gt;</w:t>
-      </w:r>
-      <w:r>
-        <w:rPr>
-          <w:rFonts w:ascii="Times New Roman" w:eastAsia="Times New Roman" w:hAnsi="Times New Roman" w:cs="Times New Roman"/>
-          <w:sz w:val="24"/>
-          <w:szCs w:val="24"/>
-        </w:rPr>
-        <w:t xml:space="preserve"> tag class (</w:t>
-      </w:r>
-      <w:r>
-        <w:rPr>
-          <w:rFonts w:ascii="Courier New" w:eastAsia="Times New Roman" w:hAnsi="Courier New" w:cs="Courier New"/>
-          <w:sz w:val="20"/>
-        </w:rPr>
-        <w:t>f5 color-</w:t>
-      </w:r>
+          <w:rStyle w:val="HTML"/>
+        </w:rPr>
+        <w:t>-condensed mb-0 mt-1 Link--primary")</w:t>
+      </w:r>
+    </w:p>
+    <w:p>
+      <w:pPr>
+        <w:pStyle w:val="a3"/>
+        <w:spacing w:before="0" w:beforeAutospacing="0" w:after="0" w:afterAutospacing="0"/>
+      </w:pPr>
       <w:proofErr w:type="spellStart"/>
       <w:r>
-        <w:rPr>
-          <w:rFonts w:ascii="Courier New" w:eastAsia="Times New Roman" w:hAnsi="Courier New" w:cs="Courier New"/>
-          <w:sz w:val="20"/>
+        <w:t>Разберём</w:t>
+      </w:r>
+      <w:proofErr w:type="spellEnd"/>
+      <w:r>
+        <w:t xml:space="preserve"> </w:t>
+      </w:r>
+      <w:proofErr w:type="spellStart"/>
+      <w:r>
+        <w:t>по</w:t>
+      </w:r>
+      <w:proofErr w:type="spellEnd"/>
+      <w:r>
+        <w:t xml:space="preserve"> </w:t>
+      </w:r>
+      <w:proofErr w:type="spellStart"/>
+      <w:r>
+        <w:t>частям</w:t>
+      </w:r>
+      <w:proofErr w:type="spellEnd"/>
+      <w:r>
+        <w:t>:</w:t>
+      </w:r>
+    </w:p>
+    <w:p>
+      <w:pPr>
+        <w:pStyle w:val="a3"/>
+        <w:numPr>
+          <w:ilvl w:val="0"/>
+          <w:numId w:val="8"/>
+        </w:numPr>
+        <w:spacing w:before="0" w:beforeAutospacing="0" w:after="0" w:afterAutospacing="0"/>
+        <w:ind w:left="0"/>
+        <w:rPr>
+          <w:lang w:val="ru-RU"/>
+        </w:rPr>
+      </w:pPr>
+      <w:r>
+        <w:rPr>
+          <w:rStyle w:val="HTML"/>
+          <w:b/>
+          <w:bCs/>
+        </w:rPr>
+        <w:t>soup</w:t>
+      </w:r>
+      <w:r>
+        <w:rPr>
+          <w:rStyle w:val="HTML"/>
+          <w:b/>
+          <w:bCs/>
+          <w:lang w:val="ru-RU"/>
+        </w:rPr>
+        <w:t>.</w:t>
+      </w:r>
+      <w:r>
+        <w:rPr>
+          <w:rStyle w:val="HTML"/>
+          <w:b/>
+          <w:bCs/>
+        </w:rPr>
+        <w:t>find</w:t>
+      </w:r>
+      <w:r>
+        <w:rPr>
+          <w:rStyle w:val="HTML"/>
+          <w:b/>
+          <w:bCs/>
+          <w:lang w:val="ru-RU"/>
+        </w:rPr>
+        <w:t>_</w:t>
+      </w:r>
+      <w:proofErr w:type="gramStart"/>
+      <w:r>
+        <w:rPr>
+          <w:rStyle w:val="HTML"/>
+          <w:b/>
+          <w:bCs/>
+        </w:rPr>
+        <w:t>all</w:t>
+      </w:r>
+      <w:r>
+        <w:rPr>
+          <w:rStyle w:val="HTML"/>
+          <w:b/>
+          <w:bCs/>
+          <w:lang w:val="ru-RU"/>
+        </w:rPr>
+        <w:t>(</w:t>
+      </w:r>
+      <w:proofErr w:type="gramEnd"/>
+      <w:r>
+        <w:rPr>
+          <w:rStyle w:val="HTML"/>
+          <w:b/>
+          <w:bCs/>
+          <w:lang w:val="ru-RU"/>
+        </w:rPr>
+        <w:t>...)</w:t>
+      </w:r>
+      <w:r>
+        <w:rPr>
+          <w:lang w:val="ru-RU"/>
+        </w:rPr>
+        <w:br/>
+        <w:t xml:space="preserve">Это метод </w:t>
+      </w:r>
+      <w:proofErr w:type="spellStart"/>
+      <w:r>
+        <w:t>BeautifulSoup</w:t>
+      </w:r>
+      <w:proofErr w:type="spellEnd"/>
+      <w:r>
+        <w:rPr>
+          <w:lang w:val="ru-RU"/>
+        </w:rPr>
+        <w:t xml:space="preserve">, который </w:t>
+      </w:r>
+      <w:r>
+        <w:rPr>
+          <w:rStyle w:val="a4"/>
+          <w:lang w:val="ru-RU"/>
+        </w:rPr>
+        <w:t>находит все элементы</w:t>
+      </w:r>
+      <w:r>
+        <w:rPr>
+          <w:lang w:val="ru-RU"/>
+        </w:rPr>
+        <w:t xml:space="preserve"> в </w:t>
+      </w:r>
+      <w:r>
+        <w:t>HTML</w:t>
+      </w:r>
+      <w:r>
+        <w:rPr>
+          <w:lang w:val="ru-RU"/>
+        </w:rPr>
+        <w:t>, соответствующие заданным условиям.</w:t>
+      </w:r>
+      <w:r>
+        <w:rPr>
+          <w:lang w:val="ru-RU"/>
+        </w:rPr>
+        <w:br/>
+        <w:t xml:space="preserve">Он возвращает список найденных тегов (не текст, а именно объекты </w:t>
+      </w:r>
+      <w:proofErr w:type="spellStart"/>
+      <w:r>
+        <w:t>BeautifulSoup</w:t>
+      </w:r>
+      <w:proofErr w:type="spellEnd"/>
+      <w:r>
+        <w:rPr>
+          <w:lang w:val="ru-RU"/>
+        </w:rPr>
+        <w:t xml:space="preserve">, представляющие </w:t>
+      </w:r>
+      <w:r>
+        <w:t>HTML</w:t>
+      </w:r>
+      <w:r>
+        <w:rPr>
+          <w:lang w:val="ru-RU"/>
+        </w:rPr>
+        <w:t>-теги).</w:t>
+      </w:r>
+    </w:p>
+    <w:p>
+      <w:pPr>
+        <w:pStyle w:val="a3"/>
+        <w:numPr>
+          <w:ilvl w:val="0"/>
+          <w:numId w:val="8"/>
+        </w:numPr>
+        <w:spacing w:before="0" w:beforeAutospacing="0" w:after="0" w:afterAutospacing="0"/>
+        <w:ind w:left="0"/>
+        <w:rPr>
+          <w:lang w:val="ru-RU"/>
+        </w:rPr>
+      </w:pPr>
+      <w:r>
+        <w:rPr>
+          <w:rStyle w:val="a4"/>
+          <w:lang w:val="ru-RU"/>
+        </w:rPr>
+        <w:t xml:space="preserve">Первый аргумент </w:t>
+      </w:r>
+      <w:r>
+        <w:rPr>
+          <w:rStyle w:val="HTML"/>
+          <w:b/>
+          <w:bCs/>
+          <w:lang w:val="ru-RU"/>
+        </w:rPr>
+        <w:t>"</w:t>
+      </w:r>
+      <w:r>
+        <w:rPr>
+          <w:rStyle w:val="HTML"/>
+          <w:b/>
+          <w:bCs/>
+        </w:rPr>
+        <w:t>p</w:t>
+      </w:r>
+      <w:r>
+        <w:rPr>
+          <w:rStyle w:val="HTML"/>
+          <w:b/>
+          <w:bCs/>
+          <w:lang w:val="ru-RU"/>
+        </w:rPr>
+        <w:t>"</w:t>
+      </w:r>
+      <w:r>
+        <w:rPr>
+          <w:lang w:val="ru-RU"/>
+        </w:rPr>
+        <w:br/>
+        <w:t xml:space="preserve">Это говорит: «Ищи все теги </w:t>
+      </w:r>
+      <w:r>
+        <w:rPr>
+          <w:rStyle w:val="HTML"/>
+          <w:lang w:val="ru-RU"/>
+        </w:rPr>
+        <w:t>&lt;</w:t>
+      </w:r>
+      <w:r>
+        <w:rPr>
+          <w:rStyle w:val="HTML"/>
+        </w:rPr>
+        <w:t>p</w:t>
+      </w:r>
+      <w:r>
+        <w:rPr>
+          <w:rStyle w:val="HTML"/>
+          <w:lang w:val="ru-RU"/>
+        </w:rPr>
+        <w:t>&gt;</w:t>
+      </w:r>
+      <w:r>
+        <w:rPr>
+          <w:lang w:val="ru-RU"/>
+        </w:rPr>
+        <w:t xml:space="preserve"> (параграфы)».</w:t>
+      </w:r>
+    </w:p>
+    <w:p>
+      <w:pPr>
+        <w:pStyle w:val="a3"/>
+        <w:numPr>
+          <w:ilvl w:val="0"/>
+          <w:numId w:val="8"/>
+        </w:numPr>
+        <w:spacing w:before="0" w:beforeAutospacing="0" w:after="0" w:afterAutospacing="0"/>
+        <w:ind w:left="0"/>
+        <w:rPr>
+          <w:lang w:val="ru-RU"/>
+        </w:rPr>
+      </w:pPr>
+      <w:r>
+        <w:rPr>
+          <w:rStyle w:val="HTML"/>
+          <w:b/>
+          <w:bCs/>
+        </w:rPr>
+        <w:t>class</w:t>
+      </w:r>
+      <w:r>
+        <w:rPr>
+          <w:rStyle w:val="HTML"/>
+          <w:b/>
+          <w:bCs/>
+          <w:lang w:val="ru-RU"/>
+        </w:rPr>
+        <w:t>_="</w:t>
+      </w:r>
+      <w:r>
+        <w:rPr>
+          <w:rStyle w:val="HTML"/>
+          <w:b/>
+          <w:bCs/>
+        </w:rPr>
+        <w:t>f</w:t>
+      </w:r>
+      <w:r>
+        <w:rPr>
+          <w:rStyle w:val="HTML"/>
+          <w:b/>
+          <w:bCs/>
+          <w:lang w:val="ru-RU"/>
+        </w:rPr>
+        <w:t xml:space="preserve">3 </w:t>
+      </w:r>
+      <w:proofErr w:type="spellStart"/>
+      <w:r>
+        <w:rPr>
+          <w:rStyle w:val="HTML"/>
+          <w:b/>
+          <w:bCs/>
+        </w:rPr>
+        <w:t>lh</w:t>
+      </w:r>
+      <w:proofErr w:type="spellEnd"/>
+      <w:r>
+        <w:rPr>
+          <w:rStyle w:val="HTML"/>
+          <w:b/>
+          <w:bCs/>
+          <w:lang w:val="ru-RU"/>
+        </w:rPr>
+        <w:t>-</w:t>
+      </w:r>
+      <w:r>
+        <w:rPr>
+          <w:rStyle w:val="HTML"/>
+          <w:b/>
+          <w:bCs/>
+        </w:rPr>
+        <w:t>condensed</w:t>
+      </w:r>
+      <w:r>
+        <w:rPr>
+          <w:rStyle w:val="HTML"/>
+          <w:b/>
+          <w:bCs/>
+          <w:lang w:val="ru-RU"/>
+        </w:rPr>
+        <w:t xml:space="preserve"> </w:t>
+      </w:r>
+      <w:proofErr w:type="spellStart"/>
+      <w:r>
+        <w:rPr>
+          <w:rStyle w:val="HTML"/>
+          <w:b/>
+          <w:bCs/>
+        </w:rPr>
+        <w:t>mb</w:t>
+      </w:r>
+      <w:proofErr w:type="spellEnd"/>
+      <w:r>
+        <w:rPr>
+          <w:rStyle w:val="HTML"/>
+          <w:b/>
+          <w:bCs/>
+          <w:lang w:val="ru-RU"/>
+        </w:rPr>
+        <w:t xml:space="preserve">-0 </w:t>
+      </w:r>
+      <w:proofErr w:type="spellStart"/>
+      <w:r>
+        <w:rPr>
+          <w:rStyle w:val="HTML"/>
+          <w:b/>
+          <w:bCs/>
+        </w:rPr>
+        <w:t>mt</w:t>
+      </w:r>
+      <w:proofErr w:type="spellEnd"/>
+      <w:r>
+        <w:rPr>
+          <w:rStyle w:val="HTML"/>
+          <w:b/>
+          <w:bCs/>
+          <w:lang w:val="ru-RU"/>
+        </w:rPr>
+        <w:t xml:space="preserve">-1 </w:t>
+      </w:r>
+      <w:r>
+        <w:rPr>
+          <w:rStyle w:val="HTML"/>
+          <w:b/>
+          <w:bCs/>
+        </w:rPr>
+        <w:t>Link</w:t>
+      </w:r>
+      <w:r>
+        <w:rPr>
+          <w:rStyle w:val="HTML"/>
+          <w:b/>
+          <w:bCs/>
+          <w:lang w:val="ru-RU"/>
+        </w:rPr>
+        <w:t>--</w:t>
+      </w:r>
+      <w:r>
+        <w:rPr>
+          <w:rStyle w:val="HTML"/>
+          <w:b/>
+          <w:bCs/>
+        </w:rPr>
+        <w:t>primary</w:t>
+      </w:r>
+      <w:r>
+        <w:rPr>
+          <w:rStyle w:val="HTML"/>
+          <w:b/>
+          <w:bCs/>
+          <w:lang w:val="ru-RU"/>
+        </w:rPr>
+        <w:t>"</w:t>
+      </w:r>
+      <w:r>
+        <w:rPr>
+          <w:lang w:val="ru-RU"/>
+        </w:rPr>
+        <w:br/>
+        <w:t xml:space="preserve">Здесь указано дополнительное условие — выбираем только те </w:t>
+      </w:r>
+      <w:r>
+        <w:rPr>
+          <w:rStyle w:val="HTML"/>
+          <w:lang w:val="ru-RU"/>
+        </w:rPr>
+        <w:t>&lt;</w:t>
+      </w:r>
+      <w:r>
+        <w:rPr>
+          <w:rStyle w:val="HTML"/>
+        </w:rPr>
+        <w:t>p</w:t>
+      </w:r>
+      <w:r>
+        <w:rPr>
+          <w:rStyle w:val="HTML"/>
+          <w:lang w:val="ru-RU"/>
+        </w:rPr>
+        <w:t>&gt;</w:t>
+      </w:r>
+      <w:r>
+        <w:rPr>
+          <w:lang w:val="ru-RU"/>
+        </w:rPr>
+        <w:t xml:space="preserve">-теги, у которых атрибут </w:t>
+      </w:r>
+      <w:proofErr w:type="gramStart"/>
+      <w:r>
+        <w:rPr>
+          <w:rStyle w:val="HTML"/>
+        </w:rPr>
+        <w:t>class</w:t>
+      </w:r>
+      <w:proofErr w:type="gramEnd"/>
+      <w:r>
+        <w:rPr>
+          <w:lang w:val="ru-RU"/>
+        </w:rPr>
+        <w:t xml:space="preserve"> равен </w:t>
+      </w:r>
+      <w:r>
+        <w:rPr>
+          <w:rStyle w:val="HTML"/>
+          <w:lang w:val="ru-RU"/>
+        </w:rPr>
+        <w:t>"</w:t>
+      </w:r>
+      <w:r>
+        <w:rPr>
+          <w:rStyle w:val="HTML"/>
+        </w:rPr>
+        <w:t>f</w:t>
+      </w:r>
+      <w:r>
+        <w:rPr>
+          <w:rStyle w:val="HTML"/>
+          <w:lang w:val="ru-RU"/>
+        </w:rPr>
+        <w:t xml:space="preserve">3 </w:t>
+      </w:r>
+      <w:proofErr w:type="spellStart"/>
+      <w:r>
+        <w:rPr>
+          <w:rStyle w:val="HTML"/>
+        </w:rPr>
+        <w:t>lh</w:t>
+      </w:r>
+      <w:proofErr w:type="spellEnd"/>
+      <w:r>
+        <w:rPr>
+          <w:rStyle w:val="HTML"/>
+          <w:lang w:val="ru-RU"/>
+        </w:rPr>
+        <w:t>-</w:t>
+      </w:r>
+      <w:r>
+        <w:rPr>
+          <w:rStyle w:val="HTML"/>
+        </w:rPr>
+        <w:t>condensed</w:t>
+      </w:r>
+      <w:r>
+        <w:rPr>
+          <w:rStyle w:val="HTML"/>
+          <w:lang w:val="ru-RU"/>
+        </w:rPr>
+        <w:t xml:space="preserve"> </w:t>
+      </w:r>
+      <w:proofErr w:type="spellStart"/>
+      <w:r>
+        <w:rPr>
+          <w:rStyle w:val="HTML"/>
+        </w:rPr>
+        <w:t>mb</w:t>
+      </w:r>
+      <w:proofErr w:type="spellEnd"/>
+      <w:r>
+        <w:rPr>
+          <w:rStyle w:val="HTML"/>
+          <w:lang w:val="ru-RU"/>
+        </w:rPr>
+        <w:t xml:space="preserve">-0 </w:t>
+      </w:r>
+      <w:proofErr w:type="spellStart"/>
+      <w:r>
+        <w:rPr>
+          <w:rStyle w:val="HTML"/>
+        </w:rPr>
+        <w:t>mt</w:t>
+      </w:r>
+      <w:proofErr w:type="spellEnd"/>
+      <w:r>
+        <w:rPr>
+          <w:rStyle w:val="HTML"/>
+          <w:lang w:val="ru-RU"/>
+        </w:rPr>
+        <w:t xml:space="preserve">-1 </w:t>
+      </w:r>
+      <w:r>
+        <w:rPr>
+          <w:rStyle w:val="HTML"/>
+        </w:rPr>
+        <w:t>Link</w:t>
+      </w:r>
+      <w:r>
+        <w:rPr>
+          <w:rStyle w:val="HTML"/>
+          <w:lang w:val="ru-RU"/>
+        </w:rPr>
+        <w:t>--</w:t>
+      </w:r>
+      <w:r>
+        <w:rPr>
+          <w:rStyle w:val="HTML"/>
+        </w:rPr>
+        <w:t>primary</w:t>
+      </w:r>
+      <w:r>
+        <w:rPr>
+          <w:rStyle w:val="HTML"/>
+          <w:lang w:val="ru-RU"/>
+        </w:rPr>
+        <w:t>"</w:t>
+      </w:r>
+      <w:r>
+        <w:rPr>
+          <w:lang w:val="ru-RU"/>
+        </w:rPr>
+        <w:t>.</w:t>
+      </w:r>
+    </w:p>
+    <w:p>
+      <w:pPr>
+        <w:pStyle w:val="a3"/>
+        <w:spacing w:before="0" w:beforeAutospacing="0" w:after="0" w:afterAutospacing="0"/>
+      </w:pPr>
+      <w:r>
+        <w:t xml:space="preserve">These classes are special CSS tags that </w:t>
+      </w:r>
+      <w:proofErr w:type="spellStart"/>
+      <w:r>
+        <w:t>GitHub</w:t>
+      </w:r>
+      <w:proofErr w:type="spellEnd"/>
+      <w:r>
+        <w:t xml:space="preserve"> uses to style the theme text (names like "Machine learning", "Python", "</w:t>
+      </w:r>
+      <w:proofErr w:type="spellStart"/>
+      <w:r>
+        <w:t>Blockchain</w:t>
+      </w:r>
+      <w:proofErr w:type="spellEnd"/>
+      <w:r>
+        <w:t>", etc.).</w:t>
+      </w:r>
+      <w:r>
+        <w:rPr>
+          <w:lang w:val="ru-RU"/>
+        </w:rPr>
+        <w:t>На</w:t>
+      </w:r>
+      <w:r>
+        <w:t xml:space="preserve"> </w:t>
+      </w:r>
+      <w:r>
+        <w:rPr>
+          <w:lang w:val="ru-RU"/>
+        </w:rPr>
+        <w:t>странице</w:t>
+      </w:r>
+      <w:r>
+        <w:t xml:space="preserve"> </w:t>
+      </w:r>
+      <w:proofErr w:type="spellStart"/>
+      <w:r>
+        <w:t>GitHub</w:t>
+      </w:r>
+      <w:proofErr w:type="spellEnd"/>
+      <w:r>
+        <w:t xml:space="preserve"> </w:t>
+      </w:r>
+      <w:r>
+        <w:t>Topics</w:t>
+      </w:r>
+      <w:r>
+        <w:t xml:space="preserve"> </w:t>
+      </w:r>
+      <w:r>
+        <w:rPr>
+          <w:lang w:val="ru-RU"/>
+        </w:rPr>
+        <w:t>именно</w:t>
+      </w:r>
+      <w:r>
+        <w:t xml:space="preserve"> </w:t>
+      </w:r>
+      <w:r>
+        <w:rPr>
+          <w:lang w:val="ru-RU"/>
+        </w:rPr>
+        <w:t>такие</w:t>
+      </w:r>
+      <w:r>
+        <w:t xml:space="preserve"> </w:t>
+      </w:r>
+      <w:r>
+        <w:rPr>
+          <w:rStyle w:val="HTML"/>
+        </w:rPr>
+        <w:t>&lt;</w:t>
+      </w:r>
+      <w:r>
+        <w:rPr>
+          <w:rStyle w:val="HTML"/>
+        </w:rPr>
+        <w:t>p</w:t>
+      </w:r>
+      <w:r>
+        <w:rPr>
+          <w:rStyle w:val="HTML"/>
+        </w:rPr>
+        <w:t>&gt;</w:t>
+      </w:r>
+      <w:r>
+        <w:t>-</w:t>
+      </w:r>
+      <w:r>
+        <w:rPr>
+          <w:lang w:val="ru-RU"/>
+        </w:rPr>
+        <w:t>теги</w:t>
+      </w:r>
+      <w:r>
+        <w:t xml:space="preserve"> </w:t>
+      </w:r>
+      <w:r>
+        <w:rPr>
+          <w:lang w:val="ru-RU"/>
+        </w:rPr>
+        <w:t>содержат</w:t>
+      </w:r>
+      <w:r>
+        <w:t xml:space="preserve"> </w:t>
+      </w:r>
+      <w:r>
+        <w:rPr>
+          <w:lang w:val="ru-RU"/>
+        </w:rPr>
+        <w:t>названия</w:t>
+      </w:r>
+      <w:r>
+        <w:t xml:space="preserve"> </w:t>
+      </w:r>
+      <w:r>
+        <w:rPr>
+          <w:lang w:val="ru-RU"/>
+        </w:rPr>
+        <w:t>тем</w:t>
+      </w:r>
+      <w:r>
+        <w:t>.</w:t>
+      </w:r>
+    </w:p>
+    <w:p>
+      <w:pPr>
+        <w:pStyle w:val="a3"/>
+        <w:numPr>
+          <w:ilvl w:val="0"/>
+          <w:numId w:val="8"/>
+        </w:numPr>
+        <w:spacing w:before="0" w:beforeAutospacing="0" w:after="0" w:afterAutospacing="0"/>
+        <w:ind w:left="0"/>
+      </w:pPr>
+      <w:r>
+        <w:rPr>
+          <w:rStyle w:val="a4"/>
+          <w:lang w:val="ru-RU"/>
+        </w:rPr>
+        <w:t>Результат</w:t>
+      </w:r>
+      <w:proofErr w:type="gramStart"/>
+      <w:r>
+        <w:rPr>
+          <w:lang w:val="ru-RU"/>
+        </w:rPr>
+        <w:br/>
+        <w:t>В</w:t>
+      </w:r>
+      <w:proofErr w:type="gramEnd"/>
+      <w:r>
+        <w:rPr>
+          <w:lang w:val="ru-RU"/>
+        </w:rPr>
+        <w:t xml:space="preserve"> переменной </w:t>
+      </w:r>
+      <w:r>
+        <w:rPr>
+          <w:rStyle w:val="HTML"/>
+        </w:rPr>
+        <w:t>titles</w:t>
+      </w:r>
+      <w:r>
+        <w:rPr>
+          <w:lang w:val="ru-RU"/>
+        </w:rPr>
+        <w:t xml:space="preserve"> будет </w:t>
+      </w:r>
+      <w:r>
+        <w:rPr>
+          <w:rStyle w:val="a4"/>
+          <w:lang w:val="ru-RU"/>
+        </w:rPr>
+        <w:t xml:space="preserve">список всех </w:t>
+      </w:r>
+      <w:r>
+        <w:rPr>
+          <w:rStyle w:val="a4"/>
+        </w:rPr>
+        <w:t>HTML</w:t>
+      </w:r>
+      <w:r>
+        <w:rPr>
+          <w:rStyle w:val="a4"/>
+          <w:lang w:val="ru-RU"/>
+        </w:rPr>
+        <w:t xml:space="preserve">-элементов </w:t>
+      </w:r>
+      <w:r>
+        <w:rPr>
+          <w:rStyle w:val="HTML"/>
+          <w:b/>
+          <w:bCs/>
+          <w:lang w:val="ru-RU"/>
+        </w:rPr>
+        <w:t>&lt;</w:t>
+      </w:r>
+      <w:r>
+        <w:rPr>
+          <w:rStyle w:val="HTML"/>
+          <w:b/>
+          <w:bCs/>
+        </w:rPr>
+        <w:t>p</w:t>
+      </w:r>
+      <w:r>
+        <w:rPr>
+          <w:rStyle w:val="HTML"/>
+          <w:b/>
+          <w:bCs/>
+          <w:lang w:val="ru-RU"/>
+        </w:rPr>
+        <w:t>&gt;</w:t>
+      </w:r>
+      <w:r>
+        <w:rPr>
+          <w:lang w:val="ru-RU"/>
+        </w:rPr>
+        <w:t>, которые содержат названия тем.</w:t>
+      </w:r>
+      <w:r>
+        <w:rPr>
+          <w:lang w:val="ru-RU"/>
+        </w:rPr>
+        <w:br/>
+      </w:r>
+      <w:r>
+        <w:t xml:space="preserve">Each item in the list can be processed later, for example, to get only the text using </w:t>
+      </w:r>
+      <w:r>
+        <w:rPr>
+          <w:b/>
+          <w:bCs/>
+        </w:rPr>
+        <w:t>.text.</w:t>
+      </w:r>
+    </w:p>
+    <w:p>
+      <w:pPr>
+        <w:spacing w:after="0" w:line="240" w:lineRule="auto"/>
+      </w:pPr>
+      <w:r>
+        <w:pict>
+          <v:rect id="_x0000_i1039" style="width:0;height:1.5pt" o:hralign="center" o:hrstd="t" o:hr="t" fillcolor="#a0a0a0" stroked="f"/>
+        </w:pict>
+      </w:r>
+    </w:p>
+    <w:p>
+      <w:pPr>
+        <w:pStyle w:val="2"/>
+        <w:spacing w:before="0" w:line="240" w:lineRule="auto"/>
+      </w:pPr>
+      <w:r>
+        <w:rPr>
+          <w:rFonts w:ascii="Cambria" w:hAnsi="Cambria" w:cs="Cambria"/>
+        </w:rPr>
+        <w:t>🔹</w:t>
+      </w:r>
+      <w:r>
+        <w:t xml:space="preserve"> </w:t>
+      </w:r>
+      <w:r>
+        <w:t>Second line: search for topic descriptions</w:t>
+      </w:r>
+    </w:p>
+    <w:p>
+      <w:pPr>
+        <w:pStyle w:val="3"/>
+        <w:spacing w:before="0" w:beforeAutospacing="0" w:after="0" w:afterAutospacing="0"/>
+      </w:pPr>
+      <w:r>
+        <w:t xml:space="preserve">👉 </w:t>
+      </w:r>
+      <w:proofErr w:type="gramStart"/>
+      <w:r>
+        <w:rPr>
+          <w:rStyle w:val="HTML"/>
+        </w:rPr>
+        <w:t>descriptions</w:t>
+      </w:r>
+      <w:proofErr w:type="gramEnd"/>
+      <w:r>
+        <w:rPr>
+          <w:rStyle w:val="HTML"/>
+        </w:rPr>
+        <w:t xml:space="preserve"> = </w:t>
+      </w:r>
+      <w:proofErr w:type="spellStart"/>
+      <w:r>
+        <w:rPr>
+          <w:rStyle w:val="HTML"/>
+        </w:rPr>
+        <w:t>soup.find_all</w:t>
+      </w:r>
+      <w:proofErr w:type="spellEnd"/>
+      <w:r>
+        <w:rPr>
+          <w:rStyle w:val="HTML"/>
+        </w:rPr>
+        <w:t>("p", class_="f5 color-</w:t>
+      </w:r>
+      <w:proofErr w:type="spellStart"/>
+      <w:r>
+        <w:rPr>
+          <w:rStyle w:val="HTML"/>
         </w:rPr>
         <w:t>fg</w:t>
       </w:r>
       <w:proofErr w:type="spellEnd"/>
       <w:r>
         <w:rPr>
-          <w:rFonts w:ascii="Courier New" w:eastAsia="Times New Roman" w:hAnsi="Courier New" w:cs="Courier New"/>
-          <w:sz w:val="20"/>
-        </w:rPr>
-        <w:t>-muted mb-0 mt-1</w:t>
-      </w:r>
-      <w:r>
-        <w:rPr>
-          <w:rFonts w:ascii="Times New Roman" w:eastAsia="Times New Roman" w:hAnsi="Times New Roman" w:cs="Times New Roman"/>
-          <w:sz w:val="24"/>
-          <w:szCs w:val="24"/>
-        </w:rPr>
-        <w:t>).</w:t>
-      </w:r>
-      <w:r>
-        <w:rPr>
-          <w:rFonts w:ascii="Times New Roman" w:eastAsia="Times New Roman" w:hAnsi="Times New Roman" w:cs="Times New Roman"/>
-          <w:sz w:val="24"/>
-          <w:szCs w:val="24"/>
+          <w:rStyle w:val="HTML"/>
+        </w:rPr>
+        <w:t>-muted mb-0 mt-1")</w:t>
+      </w:r>
+    </w:p>
+    <w:p>
+      <w:pPr>
+        <w:pStyle w:val="a3"/>
+        <w:spacing w:before="0" w:beforeAutospacing="0" w:after="0" w:afterAutospacing="0"/>
+        <w:rPr>
+          <w:lang w:val="ru-RU"/>
+        </w:rPr>
+      </w:pPr>
+      <w:r>
+        <w:rPr>
+          <w:lang w:val="ru-RU"/>
+        </w:rPr>
+        <w:t xml:space="preserve">Теперь ищем </w:t>
+      </w:r>
+      <w:r>
+        <w:rPr>
+          <w:rStyle w:val="a4"/>
+          <w:lang w:val="ru-RU"/>
+        </w:rPr>
+        <w:t xml:space="preserve">другие </w:t>
+      </w:r>
+      <w:r>
+        <w:rPr>
+          <w:rStyle w:val="HTML"/>
+          <w:b/>
+          <w:bCs/>
+          <w:lang w:val="ru-RU"/>
+        </w:rPr>
+        <w:t>&lt;</w:t>
+      </w:r>
+      <w:r>
+        <w:rPr>
+          <w:rStyle w:val="HTML"/>
+          <w:b/>
+          <w:bCs/>
+        </w:rPr>
+        <w:t>p</w:t>
+      </w:r>
+      <w:r>
+        <w:rPr>
+          <w:rStyle w:val="HTML"/>
+          <w:b/>
+          <w:bCs/>
+          <w:lang w:val="ru-RU"/>
+        </w:rPr>
+        <w:t>&gt;</w:t>
+      </w:r>
+      <w:r>
+        <w:rPr>
+          <w:rStyle w:val="a4"/>
+          <w:lang w:val="ru-RU"/>
+        </w:rPr>
+        <w:t>-теги</w:t>
+      </w:r>
+      <w:r>
+        <w:rPr>
+          <w:lang w:val="ru-RU"/>
+        </w:rPr>
+        <w:t xml:space="preserve"> — те, которые содержат описания тем.</w:t>
+      </w:r>
+    </w:p>
+    <w:p>
+      <w:pPr>
+        <w:pStyle w:val="a3"/>
+        <w:numPr>
+          <w:ilvl w:val="0"/>
+          <w:numId w:val="9"/>
+        </w:numPr>
+        <w:spacing w:before="0" w:beforeAutospacing="0" w:after="0" w:afterAutospacing="0"/>
+        <w:ind w:left="0"/>
+        <w:rPr>
+          <w:lang w:val="ru-RU"/>
+        </w:rPr>
+      </w:pPr>
+      <w:r>
+        <w:rPr>
+          <w:lang w:val="ru-RU"/>
+        </w:rPr>
+        <w:t xml:space="preserve">Опять используется метод </w:t>
+      </w:r>
+      <w:r>
+        <w:rPr>
+          <w:rStyle w:val="HTML"/>
+        </w:rPr>
+        <w:t>find</w:t>
+      </w:r>
+      <w:r>
+        <w:rPr>
+          <w:rStyle w:val="HTML"/>
+          <w:lang w:val="ru-RU"/>
+        </w:rPr>
+        <w:t>_</w:t>
+      </w:r>
+      <w:r>
+        <w:rPr>
+          <w:rStyle w:val="HTML"/>
+        </w:rPr>
+        <w:t>all</w:t>
+      </w:r>
+      <w:r>
+        <w:rPr>
+          <w:rStyle w:val="HTML"/>
+          <w:lang w:val="ru-RU"/>
+        </w:rPr>
+        <w:t>("</w:t>
+      </w:r>
+      <w:r>
+        <w:rPr>
+          <w:rStyle w:val="HTML"/>
+        </w:rPr>
+        <w:t>p</w:t>
+      </w:r>
+      <w:r>
+        <w:rPr>
+          <w:rStyle w:val="HTML"/>
+          <w:lang w:val="ru-RU"/>
+        </w:rPr>
+        <w:t>", ...)</w:t>
+      </w:r>
+      <w:r>
+        <w:rPr>
+          <w:lang w:val="ru-RU"/>
+        </w:rPr>
+        <w:t>.</w:t>
+      </w:r>
+    </w:p>
+    <w:p>
+      <w:pPr>
+        <w:pStyle w:val="a3"/>
+        <w:numPr>
+          <w:ilvl w:val="0"/>
+          <w:numId w:val="9"/>
+        </w:numPr>
+        <w:spacing w:before="0" w:beforeAutospacing="0" w:after="0" w:afterAutospacing="0"/>
+        <w:ind w:left="0"/>
+      </w:pPr>
+      <w:r>
+        <w:rPr>
+          <w:lang w:val="ru-RU"/>
+        </w:rPr>
+        <w:t xml:space="preserve">На этот раз фильтр по классу другой: </w:t>
+      </w:r>
+      <w:r>
+        <w:rPr>
+          <w:rStyle w:val="HTML"/>
+          <w:lang w:val="ru-RU"/>
+        </w:rPr>
+        <w:t>"</w:t>
+      </w:r>
+      <w:r>
+        <w:rPr>
+          <w:rStyle w:val="HTML"/>
+        </w:rPr>
+        <w:t>f</w:t>
+      </w:r>
+      <w:r>
+        <w:rPr>
+          <w:rStyle w:val="HTML"/>
+          <w:lang w:val="ru-RU"/>
+        </w:rPr>
+        <w:t xml:space="preserve">5 </w:t>
+      </w:r>
+      <w:r>
+        <w:rPr>
+          <w:rStyle w:val="HTML"/>
+        </w:rPr>
+        <w:t>color</w:t>
+      </w:r>
+      <w:r>
+        <w:rPr>
+          <w:rStyle w:val="HTML"/>
+          <w:lang w:val="ru-RU"/>
+        </w:rPr>
+        <w:t>-</w:t>
+      </w:r>
+      <w:proofErr w:type="spellStart"/>
+      <w:r>
+        <w:rPr>
+          <w:rStyle w:val="HTML"/>
+        </w:rPr>
+        <w:t>fg</w:t>
+      </w:r>
+      <w:proofErr w:type="spellEnd"/>
+      <w:r>
+        <w:rPr>
+          <w:rStyle w:val="HTML"/>
+          <w:lang w:val="ru-RU"/>
+        </w:rPr>
+        <w:t>-</w:t>
+      </w:r>
+      <w:r>
+        <w:rPr>
+          <w:rStyle w:val="HTML"/>
+        </w:rPr>
+        <w:t>muted</w:t>
+      </w:r>
+      <w:r>
+        <w:rPr>
+          <w:rStyle w:val="HTML"/>
+          <w:lang w:val="ru-RU"/>
+        </w:rPr>
+        <w:t xml:space="preserve"> </w:t>
+      </w:r>
+      <w:proofErr w:type="spellStart"/>
+      <w:r>
+        <w:rPr>
+          <w:rStyle w:val="HTML"/>
+        </w:rPr>
+        <w:t>mb</w:t>
+      </w:r>
+      <w:proofErr w:type="spellEnd"/>
+      <w:r>
+        <w:rPr>
+          <w:rStyle w:val="HTML"/>
+          <w:lang w:val="ru-RU"/>
+        </w:rPr>
+        <w:t xml:space="preserve">-0 </w:t>
+      </w:r>
+      <w:proofErr w:type="spellStart"/>
+      <w:r>
+        <w:rPr>
+          <w:rStyle w:val="HTML"/>
+        </w:rPr>
+        <w:t>mt</w:t>
+      </w:r>
+      <w:proofErr w:type="spellEnd"/>
+      <w:r>
+        <w:rPr>
+          <w:rStyle w:val="HTML"/>
+          <w:lang w:val="ru-RU"/>
+        </w:rPr>
+        <w:t>-1"</w:t>
+      </w:r>
+      <w:r>
+        <w:rPr>
+          <w:lang w:val="ru-RU"/>
+        </w:rPr>
+        <w:t>.</w:t>
+      </w:r>
+      <w:r>
+        <w:rPr>
+          <w:lang w:val="ru-RU"/>
         </w:rPr>
         <w:br/>
-        <w:t>These HTML classes act like unique labels to locate the correct text elements.</w:t>
-      </w:r>
+      </w:r>
+      <w:r>
+        <w:t xml:space="preserve">This is the design class that </w:t>
+      </w:r>
+      <w:proofErr w:type="spellStart"/>
+      <w:r>
+        <w:t>GitHub</w:t>
+      </w:r>
+      <w:proofErr w:type="spellEnd"/>
+      <w:r>
+        <w:t xml:space="preserve"> applies to the description text under each topic.</w:t>
+      </w:r>
+      <w:r>
+        <w:br/>
+      </w:r>
+      <w:proofErr w:type="spellStart"/>
+      <w:r>
+        <w:t>Например</w:t>
+      </w:r>
+      <w:proofErr w:type="spellEnd"/>
+      <w:r>
+        <w:t>:</w:t>
+      </w:r>
+    </w:p>
+    <w:p>
+      <w:pPr>
+        <w:pStyle w:val="a3"/>
+        <w:numPr>
+          <w:ilvl w:val="1"/>
+          <w:numId w:val="9"/>
+        </w:numPr>
+        <w:spacing w:before="0" w:beforeAutospacing="0" w:after="0" w:afterAutospacing="0"/>
+        <w:ind w:left="0"/>
+      </w:pPr>
+      <w:r>
+        <w:t>«Libraries and tools for machine learning»</w:t>
+      </w:r>
+    </w:p>
+    <w:p>
+      <w:pPr>
+        <w:pStyle w:val="a3"/>
+        <w:numPr>
+          <w:ilvl w:val="1"/>
+          <w:numId w:val="9"/>
+        </w:numPr>
+        <w:spacing w:before="0" w:beforeAutospacing="0" w:after="0" w:afterAutospacing="0"/>
+        <w:ind w:left="0"/>
+      </w:pPr>
+      <w:r>
+        <w:t>«Discussions and implementations of algorithms»</w:t>
+      </w:r>
+      <w:r>
+        <w:br/>
+        <w:t>и т. д.</w:t>
+      </w:r>
+    </w:p>
+    <w:p>
+      <w:pPr>
+        <w:spacing w:after="0" w:line="240" w:lineRule="auto"/>
+      </w:pPr>
+      <w:r>
+        <w:rPr>
+          <w:rFonts w:ascii="Times New Roman" w:eastAsia="Times New Roman" w:hAnsi="Times New Roman" w:cs="Times New Roman"/>
+          <w:sz w:val="24"/>
+          <w:szCs w:val="24"/>
+        </w:rPr>
+        <w:t>3. The result is a list of HTML elements &lt;p&gt; containing descriptions.</w:t>
+      </w:r>
+      <w:r>
+        <w:pict>
+          <v:rect id="_x0000_i1040" style="width:0;height:1.5pt" o:hralign="center" o:hrstd="t" o:hr="t" fillcolor="#a0a0a0" stroked="f"/>
+        </w:pict>
+      </w:r>
+    </w:p>
+    <w:p>
+      <w:pPr>
+        <w:pStyle w:val="2"/>
+        <w:spacing w:before="0" w:line="240" w:lineRule="auto"/>
+        <w:rPr>
+          <w:lang w:val="ru-RU"/>
+        </w:rPr>
+      </w:pPr>
+      <w:r>
+        <w:rPr>
+          <w:rFonts w:ascii="Cambria" w:hAnsi="Cambria" w:cs="Cambria"/>
+        </w:rPr>
+        <w:t>🔹</w:t>
+      </w:r>
+      <w:r>
+        <w:rPr>
+          <w:lang w:val="ru-RU"/>
+        </w:rPr>
+        <w:t xml:space="preserve"> Что происходит дальше (в следующих строках)</w:t>
+      </w:r>
+    </w:p>
+    <w:p>
+      <w:pPr>
+        <w:pStyle w:val="a3"/>
+        <w:spacing w:before="0" w:beforeAutospacing="0" w:after="0" w:afterAutospacing="0"/>
+        <w:rPr>
+          <w:lang w:val="ru-RU"/>
+        </w:rPr>
+      </w:pPr>
+      <w:r>
+        <w:rPr>
+          <w:lang w:val="ru-RU"/>
+        </w:rPr>
+        <w:t>После этих двух строк у нас есть:</w:t>
+      </w:r>
+    </w:p>
+    <w:p>
+      <w:pPr>
+        <w:pStyle w:val="a3"/>
+        <w:numPr>
+          <w:ilvl w:val="0"/>
+          <w:numId w:val="10"/>
+        </w:numPr>
+        <w:spacing w:before="0" w:beforeAutospacing="0" w:after="0" w:afterAutospacing="0"/>
+        <w:ind w:left="0"/>
+        <w:rPr>
+          <w:lang w:val="ru-RU"/>
+        </w:rPr>
+      </w:pPr>
+      <w:proofErr w:type="gramStart"/>
+      <w:r>
+        <w:rPr>
+          <w:rStyle w:val="HTML"/>
+        </w:rPr>
+        <w:t>titles</w:t>
+      </w:r>
+      <w:proofErr w:type="gramEnd"/>
+      <w:r>
+        <w:rPr>
+          <w:lang w:val="ru-RU"/>
+        </w:rPr>
+        <w:t xml:space="preserve"> → список элементов, где каждый </w:t>
+      </w:r>
+      <w:r>
+        <w:rPr>
+          <w:rStyle w:val="HTML"/>
+          <w:lang w:val="ru-RU"/>
+        </w:rPr>
+        <w:t>&lt;</w:t>
+      </w:r>
+      <w:r>
+        <w:rPr>
+          <w:rStyle w:val="HTML"/>
+        </w:rPr>
+        <w:t>p</w:t>
+      </w:r>
+      <w:r>
+        <w:rPr>
+          <w:rStyle w:val="HTML"/>
+          <w:lang w:val="ru-RU"/>
+        </w:rPr>
+        <w:t>&gt;</w:t>
+      </w:r>
+      <w:r>
+        <w:rPr>
+          <w:lang w:val="ru-RU"/>
+        </w:rPr>
+        <w:t xml:space="preserve"> — это название темы.</w:t>
+      </w:r>
+    </w:p>
+    <w:p>
+      <w:pPr>
+        <w:pStyle w:val="a3"/>
+        <w:numPr>
+          <w:ilvl w:val="0"/>
+          <w:numId w:val="10"/>
+        </w:numPr>
+        <w:spacing w:before="0" w:beforeAutospacing="0" w:after="0" w:afterAutospacing="0"/>
+        <w:ind w:left="0"/>
+        <w:rPr>
+          <w:lang w:val="ru-RU"/>
+        </w:rPr>
+      </w:pPr>
+      <w:proofErr w:type="gramStart"/>
+      <w:r>
+        <w:rPr>
+          <w:rStyle w:val="HTML"/>
+        </w:rPr>
+        <w:t>descriptions</w:t>
+      </w:r>
+      <w:proofErr w:type="gramEnd"/>
+      <w:r>
+        <w:rPr>
+          <w:lang w:val="ru-RU"/>
+        </w:rPr>
+        <w:t xml:space="preserve"> → список элементов, где каждый </w:t>
+      </w:r>
+      <w:r>
+        <w:rPr>
+          <w:rStyle w:val="HTML"/>
+          <w:lang w:val="ru-RU"/>
+        </w:rPr>
+        <w:t>&lt;</w:t>
+      </w:r>
+      <w:r>
+        <w:rPr>
+          <w:rStyle w:val="HTML"/>
+        </w:rPr>
+        <w:t>p</w:t>
+      </w:r>
+      <w:r>
+        <w:rPr>
+          <w:rStyle w:val="HTML"/>
+          <w:lang w:val="ru-RU"/>
+        </w:rPr>
+        <w:t>&gt;</w:t>
+      </w:r>
+      <w:r>
+        <w:rPr>
+          <w:lang w:val="ru-RU"/>
+        </w:rPr>
+        <w:t xml:space="preserve"> — это текст-описание.</w:t>
+      </w:r>
+    </w:p>
+    <w:p>
+      <w:pPr>
+        <w:spacing w:after="0" w:line="240" w:lineRule="auto"/>
+      </w:pPr>
+      <w:r>
+        <w:rPr>
+          <w:rFonts w:ascii="Times New Roman" w:eastAsia="Times New Roman" w:hAnsi="Times New Roman" w:cs="Times New Roman"/>
+          <w:sz w:val="24"/>
+          <w:szCs w:val="24"/>
+        </w:rPr>
+        <w:lastRenderedPageBreak/>
+        <w:t>Next, clean text is extracted from these objects using the .</w:t>
+      </w:r>
+      <w:proofErr w:type="spellStart"/>
+      <w:proofErr w:type="gramStart"/>
+      <w:r>
+        <w:rPr>
+          <w:rFonts w:ascii="Times New Roman" w:eastAsia="Times New Roman" w:hAnsi="Times New Roman" w:cs="Times New Roman"/>
+          <w:sz w:val="24"/>
+          <w:szCs w:val="24"/>
+        </w:rPr>
+        <w:t>text.strip</w:t>
+      </w:r>
+      <w:proofErr w:type="spellEnd"/>
+      <w:r>
+        <w:rPr>
+          <w:rFonts w:ascii="Times New Roman" w:eastAsia="Times New Roman" w:hAnsi="Times New Roman" w:cs="Times New Roman"/>
+          <w:sz w:val="24"/>
+          <w:szCs w:val="24"/>
+        </w:rPr>
+        <w:t>(</w:t>
+      </w:r>
+      <w:proofErr w:type="gramEnd"/>
+      <w:r>
+        <w:rPr>
+          <w:rFonts w:ascii="Times New Roman" w:eastAsia="Times New Roman" w:hAnsi="Times New Roman" w:cs="Times New Roman"/>
+          <w:sz w:val="24"/>
+          <w:szCs w:val="24"/>
+        </w:rPr>
+        <w:t>) method, and two lists of strings are obtained, ready for analysis or saving.</w:t>
+      </w:r>
+      <w:r>
+        <w:pict>
+          <v:rect id="_x0000_i1041" style="width:0;height:1.5pt" o:hralign="center" o:hrstd="t" o:hr="t" fillcolor="#a0a0a0" stroked="f"/>
+        </w:pict>
+      </w:r>
+    </w:p>
+    <w:p>
+      <w:pPr>
+        <w:pStyle w:val="2"/>
+        <w:spacing w:before="0" w:line="240" w:lineRule="auto"/>
+        <w:rPr>
+          <w:lang w:val="ru-RU"/>
+        </w:rPr>
+      </w:pPr>
+      <w:r>
+        <w:rPr>
+          <w:rFonts w:ascii="Cambria" w:hAnsi="Cambria" w:cs="Cambria"/>
+        </w:rPr>
+        <w:t>🔹</w:t>
+      </w:r>
+      <w:r>
+        <w:rPr>
+          <w:lang w:val="ru-RU"/>
+        </w:rPr>
+        <w:t xml:space="preserve"> Почему используется </w:t>
+      </w:r>
+      <w:r>
+        <w:rPr>
+          <w:rStyle w:val="HTML"/>
+          <w:rFonts w:eastAsiaTheme="majorEastAsia"/>
+        </w:rPr>
+        <w:t>find</w:t>
+      </w:r>
+      <w:r>
+        <w:rPr>
+          <w:rStyle w:val="HTML"/>
+          <w:rFonts w:eastAsiaTheme="majorEastAsia"/>
+          <w:lang w:val="ru-RU"/>
+        </w:rPr>
+        <w:t>_</w:t>
+      </w:r>
+      <w:r>
+        <w:rPr>
+          <w:rStyle w:val="HTML"/>
+          <w:rFonts w:eastAsiaTheme="majorEastAsia"/>
+        </w:rPr>
+        <w:t>all</w:t>
+      </w:r>
+      <w:r>
+        <w:rPr>
+          <w:lang w:val="ru-RU"/>
+        </w:rPr>
+        <w:t xml:space="preserve">, а не </w:t>
+      </w:r>
+      <w:r>
+        <w:rPr>
+          <w:rStyle w:val="HTML"/>
+          <w:rFonts w:eastAsiaTheme="majorEastAsia"/>
+        </w:rPr>
+        <w:t>find</w:t>
+      </w:r>
+    </w:p>
+    <w:p>
+      <w:pPr>
+        <w:pStyle w:val="a3"/>
+        <w:spacing w:before="0" w:beforeAutospacing="0" w:after="0" w:afterAutospacing="0"/>
+        <w:rPr>
+          <w:lang w:val="ru-RU"/>
+        </w:rPr>
+      </w:pPr>
+      <w:r>
+        <w:rPr>
+          <w:lang w:val="ru-RU"/>
+        </w:rPr>
+        <w:t xml:space="preserve">Метод </w:t>
+      </w:r>
+      <w:r>
+        <w:rPr>
+          <w:rStyle w:val="HTML"/>
+        </w:rPr>
+        <w:t>find</w:t>
+      </w:r>
+      <w:r>
+        <w:rPr>
+          <w:rStyle w:val="HTML"/>
+          <w:lang w:val="ru-RU"/>
+        </w:rPr>
+        <w:t>_</w:t>
+      </w:r>
+      <w:r>
+        <w:rPr>
+          <w:rStyle w:val="HTML"/>
+        </w:rPr>
+        <w:t>all</w:t>
+      </w:r>
+      <w:r>
+        <w:rPr>
+          <w:lang w:val="ru-RU"/>
+        </w:rPr>
+        <w:t xml:space="preserve"> возвращает </w:t>
+      </w:r>
+      <w:r>
+        <w:rPr>
+          <w:rStyle w:val="a4"/>
+          <w:lang w:val="ru-RU"/>
+        </w:rPr>
+        <w:t>все совпадения</w:t>
+      </w:r>
+      <w:r>
+        <w:rPr>
+          <w:lang w:val="ru-RU"/>
+        </w:rPr>
+        <w:t>, а не только первое.</w:t>
+      </w:r>
+      <w:r>
+        <w:rPr>
+          <w:lang w:val="ru-RU"/>
+        </w:rPr>
+        <w:br/>
+        <w:t xml:space="preserve">Если бы использовался </w:t>
+      </w:r>
+      <w:r>
+        <w:rPr>
+          <w:rStyle w:val="HTML"/>
+        </w:rPr>
+        <w:t>find</w:t>
+      </w:r>
+      <w:r>
+        <w:rPr>
+          <w:lang w:val="ru-RU"/>
+        </w:rPr>
+        <w:t>, программа получила бы только один заголовок и одно описание, а не весь список тем.</w:t>
+      </w:r>
+    </w:p>
+    <w:p>
+      <w:pPr>
+        <w:spacing w:after="0" w:line="240" w:lineRule="auto"/>
+        <w:rPr>
+          <w:rFonts w:ascii="Times New Roman" w:eastAsia="Times New Roman" w:hAnsi="Times New Roman" w:cs="Times New Roman"/>
+          <w:sz w:val="24"/>
+          <w:szCs w:val="24"/>
+          <w:lang w:val="ru-RU"/>
+        </w:rPr>
+      </w:pPr>
     </w:p>
     <w:p>
       <w:pPr>
@@ -1035,7 +5203,7 @@
     </w:p>
     <w:p>
       <w:pPr>
-        <w:spacing w:before="100" w:beforeAutospacing="1" w:after="100" w:afterAutospacing="1" w:line="240" w:lineRule="auto"/>
+        <w:spacing w:after="0" w:line="240" w:lineRule="auto"/>
         <w:outlineLvl w:val="2"/>
         <w:rPr>
           <w:rFonts w:ascii="Times New Roman" w:eastAsia="Times New Roman" w:hAnsi="Times New Roman" w:cs="Times New Roman"/>
@@ -1058,7 +5226,7 @@
     </w:p>
     <w:p>
       <w:pPr>
-        <w:spacing w:before="100" w:beforeAutospacing="1" w:after="100" w:afterAutospacing="1" w:line="240" w:lineRule="auto"/>
+        <w:spacing w:after="0" w:line="240" w:lineRule="auto"/>
         <w:rPr>
           <w:rFonts w:ascii="Times New Roman" w:eastAsia="Times New Roman" w:hAnsi="Times New Roman" w:cs="Times New Roman"/>
           <w:sz w:val="24"/>
@@ -1091,13 +5259,958 @@
         </w:rPr>
         <w:t xml:space="preserve"> search functions, the script collects all matching elements for titles and for descriptions.</w:t>
       </w:r>
-      <w:r>
-        <w:rPr>
-          <w:rFonts w:ascii="Times New Roman" w:eastAsia="Times New Roman" w:hAnsi="Times New Roman" w:cs="Times New Roman"/>
-          <w:sz w:val="24"/>
-          <w:szCs w:val="24"/>
+    </w:p>
+    <w:p>
+      <w:pPr>
+        <w:spacing w:after="0" w:line="240" w:lineRule="auto"/>
+        <w:rPr>
+          <w:rFonts w:ascii="Times New Roman" w:eastAsia="Times New Roman" w:hAnsi="Times New Roman" w:cs="Times New Roman"/>
+          <w:sz w:val="24"/>
+          <w:szCs w:val="24"/>
+          <w:lang w:val="ru-RU"/>
+        </w:rPr>
+      </w:pPr>
+      <w:r>
+        <w:rPr>
+          <w:rFonts w:ascii="Times New Roman" w:eastAsia="Times New Roman" w:hAnsi="Times New Roman" w:cs="Times New Roman"/>
+          <w:sz w:val="24"/>
+          <w:szCs w:val="24"/>
+          <w:lang w:val="ru-RU"/>
+        </w:rPr>
+        <w:t xml:space="preserve">Чтобы достать именно </w:t>
+      </w:r>
+      <w:r>
+        <w:rPr>
+          <w:rFonts w:ascii="Times New Roman" w:eastAsia="Times New Roman" w:hAnsi="Times New Roman" w:cs="Times New Roman"/>
+          <w:b/>
+          <w:bCs/>
+          <w:sz w:val="24"/>
+          <w:szCs w:val="24"/>
+          <w:lang w:val="ru-RU"/>
+        </w:rPr>
+        <w:t>видимый текст</w:t>
+      </w:r>
+      <w:r>
+        <w:rPr>
+          <w:rFonts w:ascii="Times New Roman" w:eastAsia="Times New Roman" w:hAnsi="Times New Roman" w:cs="Times New Roman"/>
+          <w:sz w:val="24"/>
+          <w:szCs w:val="24"/>
+          <w:lang w:val="ru-RU"/>
+        </w:rPr>
+        <w:t xml:space="preserve">, используется метод </w:t>
+      </w:r>
+      <w:r>
+        <w:rPr>
+          <w:rFonts w:ascii="Courier New" w:eastAsia="Times New Roman" w:hAnsi="Courier New" w:cs="Courier New"/>
+          <w:sz w:val="20"/>
+          <w:lang w:val="ru-RU"/>
+        </w:rPr>
+        <w:t>.</w:t>
+      </w:r>
+      <w:r>
+        <w:rPr>
+          <w:rFonts w:ascii="Courier New" w:eastAsia="Times New Roman" w:hAnsi="Courier New" w:cs="Courier New"/>
+          <w:sz w:val="20"/>
+        </w:rPr>
+        <w:t>text</w:t>
+      </w:r>
+      <w:r>
+        <w:rPr>
+          <w:rFonts w:ascii="Times New Roman" w:eastAsia="Times New Roman" w:hAnsi="Times New Roman" w:cs="Times New Roman"/>
+          <w:sz w:val="24"/>
+          <w:szCs w:val="24"/>
+          <w:lang w:val="ru-RU"/>
+        </w:rPr>
+        <w:t>:</w:t>
+      </w:r>
+    </w:p>
+    <w:p>
+      <w:pPr>
+        <w:numPr>
+          <w:ilvl w:val="0"/>
+          <w:numId w:val="11"/>
+        </w:numPr>
+        <w:spacing w:after="0" w:line="240" w:lineRule="auto"/>
+        <w:ind w:left="0"/>
+        <w:rPr>
+          <w:rFonts w:ascii="Times New Roman" w:eastAsia="Times New Roman" w:hAnsi="Times New Roman" w:cs="Times New Roman"/>
+          <w:sz w:val="24"/>
+          <w:szCs w:val="24"/>
+        </w:rPr>
+      </w:pPr>
+      <w:r>
+        <w:rPr>
+          <w:rFonts w:ascii="Courier New" w:eastAsia="Times New Roman" w:hAnsi="Courier New" w:cs="Courier New"/>
+          <w:sz w:val="20"/>
+        </w:rPr>
+        <w:t>element</w:t>
+      </w:r>
+      <w:r>
+        <w:rPr>
+          <w:rFonts w:ascii="Courier New" w:eastAsia="Times New Roman" w:hAnsi="Courier New" w:cs="Courier New"/>
+          <w:sz w:val="20"/>
+          <w:lang w:val="ru-RU"/>
+        </w:rPr>
+        <w:t>.</w:t>
+      </w:r>
+      <w:r>
+        <w:rPr>
+          <w:rFonts w:ascii="Courier New" w:eastAsia="Times New Roman" w:hAnsi="Courier New" w:cs="Courier New"/>
+          <w:sz w:val="20"/>
+        </w:rPr>
+        <w:t>text</w:t>
+      </w:r>
+      <w:r>
+        <w:rPr>
+          <w:rFonts w:ascii="Times New Roman" w:eastAsia="Times New Roman" w:hAnsi="Times New Roman" w:cs="Times New Roman"/>
+          <w:sz w:val="24"/>
+          <w:szCs w:val="24"/>
+          <w:lang w:val="ru-RU"/>
+        </w:rPr>
+        <w:t xml:space="preserve"> → возвращает весь текст внутри тега, игнорируя </w:t>
+      </w:r>
+      <w:r>
+        <w:rPr>
+          <w:rFonts w:ascii="Times New Roman" w:eastAsia="Times New Roman" w:hAnsi="Times New Roman" w:cs="Times New Roman"/>
+          <w:sz w:val="24"/>
+          <w:szCs w:val="24"/>
+        </w:rPr>
+        <w:t>HTML</w:t>
+      </w:r>
+      <w:r>
+        <w:rPr>
+          <w:rFonts w:ascii="Times New Roman" w:eastAsia="Times New Roman" w:hAnsi="Times New Roman" w:cs="Times New Roman"/>
+          <w:sz w:val="24"/>
+          <w:szCs w:val="24"/>
+          <w:lang w:val="ru-RU"/>
+        </w:rPr>
+        <w:t>-теги внутри.</w:t>
+      </w:r>
+      <w:r>
+        <w:rPr>
+          <w:rFonts w:ascii="Times New Roman" w:eastAsia="Times New Roman" w:hAnsi="Times New Roman" w:cs="Times New Roman"/>
+          <w:sz w:val="24"/>
+          <w:szCs w:val="24"/>
+          <w:lang w:val="ru-RU"/>
         </w:rPr>
         <w:br/>
+      </w:r>
+      <w:proofErr w:type="spellStart"/>
+      <w:r>
+        <w:rPr>
+          <w:rFonts w:ascii="Times New Roman" w:eastAsia="Times New Roman" w:hAnsi="Times New Roman" w:cs="Times New Roman"/>
+          <w:sz w:val="24"/>
+          <w:szCs w:val="24"/>
+        </w:rPr>
+        <w:t>Например</w:t>
+      </w:r>
+      <w:proofErr w:type="spellEnd"/>
+      <w:r>
+        <w:rPr>
+          <w:rFonts w:ascii="Times New Roman" w:eastAsia="Times New Roman" w:hAnsi="Times New Roman" w:cs="Times New Roman"/>
+          <w:sz w:val="24"/>
+          <w:szCs w:val="24"/>
+        </w:rPr>
+        <w:t xml:space="preserve">, </w:t>
+      </w:r>
+      <w:proofErr w:type="spellStart"/>
+      <w:r>
+        <w:rPr>
+          <w:rFonts w:ascii="Times New Roman" w:eastAsia="Times New Roman" w:hAnsi="Times New Roman" w:cs="Times New Roman"/>
+          <w:sz w:val="24"/>
+          <w:szCs w:val="24"/>
+        </w:rPr>
+        <w:t>если</w:t>
+      </w:r>
+      <w:proofErr w:type="spellEnd"/>
+      <w:r>
+        <w:rPr>
+          <w:rFonts w:ascii="Times New Roman" w:eastAsia="Times New Roman" w:hAnsi="Times New Roman" w:cs="Times New Roman"/>
+          <w:sz w:val="24"/>
+          <w:szCs w:val="24"/>
+        </w:rPr>
+        <w:t xml:space="preserve"> </w:t>
+      </w:r>
+      <w:proofErr w:type="spellStart"/>
+      <w:r>
+        <w:rPr>
+          <w:rFonts w:ascii="Times New Roman" w:eastAsia="Times New Roman" w:hAnsi="Times New Roman" w:cs="Times New Roman"/>
+          <w:sz w:val="24"/>
+          <w:szCs w:val="24"/>
+        </w:rPr>
+        <w:t>тег</w:t>
+      </w:r>
+      <w:proofErr w:type="spellEnd"/>
+      <w:r>
+        <w:rPr>
+          <w:rFonts w:ascii="Times New Roman" w:eastAsia="Times New Roman" w:hAnsi="Times New Roman" w:cs="Times New Roman"/>
+          <w:sz w:val="24"/>
+          <w:szCs w:val="24"/>
+        </w:rPr>
+        <w:t xml:space="preserve"> </w:t>
+      </w:r>
+      <w:proofErr w:type="spellStart"/>
+      <w:r>
+        <w:rPr>
+          <w:rFonts w:ascii="Times New Roman" w:eastAsia="Times New Roman" w:hAnsi="Times New Roman" w:cs="Times New Roman"/>
+          <w:sz w:val="24"/>
+          <w:szCs w:val="24"/>
+        </w:rPr>
+        <w:t>выглядит</w:t>
+      </w:r>
+      <w:proofErr w:type="spellEnd"/>
+      <w:r>
+        <w:rPr>
+          <w:rFonts w:ascii="Times New Roman" w:eastAsia="Times New Roman" w:hAnsi="Times New Roman" w:cs="Times New Roman"/>
+          <w:sz w:val="24"/>
+          <w:szCs w:val="24"/>
+        </w:rPr>
+        <w:t xml:space="preserve"> </w:t>
+      </w:r>
+      <w:proofErr w:type="spellStart"/>
+      <w:r>
+        <w:rPr>
+          <w:rFonts w:ascii="Times New Roman" w:eastAsia="Times New Roman" w:hAnsi="Times New Roman" w:cs="Times New Roman"/>
+          <w:sz w:val="24"/>
+          <w:szCs w:val="24"/>
+        </w:rPr>
+        <w:t>так</w:t>
+      </w:r>
+      <w:proofErr w:type="spellEnd"/>
+      <w:r>
+        <w:rPr>
+          <w:rFonts w:ascii="Times New Roman" w:eastAsia="Times New Roman" w:hAnsi="Times New Roman" w:cs="Times New Roman"/>
+          <w:sz w:val="24"/>
+          <w:szCs w:val="24"/>
+        </w:rPr>
+        <w:t>:</w:t>
+      </w:r>
+    </w:p>
+    <w:p>
+      <w:pPr>
+        <w:numPr>
+          <w:ilvl w:val="0"/>
+          <w:numId w:val="11"/>
+        </w:numPr>
+        <w:tabs>
+          <w:tab w:val="clear" w:pos="720"/>
+          <w:tab w:val="left" w:pos="916"/>
+          <w:tab w:val="left" w:pos="1832"/>
+          <w:tab w:val="left" w:pos="2748"/>
+          <w:tab w:val="left" w:pos="3664"/>
+          <w:tab w:val="left" w:pos="4580"/>
+          <w:tab w:val="left" w:pos="5496"/>
+          <w:tab w:val="left" w:pos="6412"/>
+          <w:tab w:val="left" w:pos="7328"/>
+          <w:tab w:val="left" w:pos="8244"/>
+          <w:tab w:val="left" w:pos="9160"/>
+          <w:tab w:val="left" w:pos="10076"/>
+          <w:tab w:val="left" w:pos="10992"/>
+          <w:tab w:val="left" w:pos="11908"/>
+          <w:tab w:val="left" w:pos="12824"/>
+          <w:tab w:val="left" w:pos="13740"/>
+          <w:tab w:val="left" w:pos="14656"/>
+        </w:tabs>
+        <w:spacing w:after="0" w:line="240" w:lineRule="auto"/>
+        <w:ind w:left="0"/>
+        <w:rPr>
+          <w:rFonts w:ascii="Courier New" w:eastAsia="Times New Roman" w:hAnsi="Courier New" w:cs="Courier New"/>
+          <w:sz w:val="20"/>
+        </w:rPr>
+      </w:pPr>
+      <w:r>
+        <w:rPr>
+          <w:rFonts w:ascii="Courier New" w:eastAsia="Times New Roman" w:hAnsi="Courier New" w:cs="Courier New"/>
+          <w:sz w:val="20"/>
+          <w:szCs w:val="20"/>
+        </w:rPr>
+        <w:t>&lt;p</w:t>
+      </w:r>
+      <w:r>
+        <w:rPr>
+          <w:rFonts w:ascii="Courier New" w:eastAsia="Times New Roman" w:hAnsi="Courier New" w:cs="Courier New"/>
+          <w:sz w:val="20"/>
+        </w:rPr>
+        <w:t xml:space="preserve"> </w:t>
+      </w:r>
+      <w:r>
+        <w:rPr>
+          <w:rFonts w:ascii="Courier New" w:eastAsia="Times New Roman" w:hAnsi="Courier New" w:cs="Courier New"/>
+          <w:sz w:val="20"/>
+          <w:szCs w:val="20"/>
+        </w:rPr>
+        <w:t>class</w:t>
+      </w:r>
+      <w:r>
+        <w:rPr>
+          <w:rFonts w:ascii="Courier New" w:eastAsia="Times New Roman" w:hAnsi="Courier New" w:cs="Courier New"/>
+          <w:sz w:val="20"/>
+        </w:rPr>
+        <w:t>=</w:t>
+      </w:r>
+      <w:r>
+        <w:rPr>
+          <w:rFonts w:ascii="Courier New" w:eastAsia="Times New Roman" w:hAnsi="Courier New" w:cs="Courier New"/>
+          <w:sz w:val="20"/>
+          <w:szCs w:val="20"/>
+        </w:rPr>
+        <w:t xml:space="preserve">"f3 </w:t>
+      </w:r>
+      <w:proofErr w:type="spellStart"/>
+      <w:r>
+        <w:rPr>
+          <w:rFonts w:ascii="Courier New" w:eastAsia="Times New Roman" w:hAnsi="Courier New" w:cs="Courier New"/>
+          <w:sz w:val="20"/>
+          <w:szCs w:val="20"/>
+        </w:rPr>
+        <w:t>lh</w:t>
+      </w:r>
+      <w:proofErr w:type="spellEnd"/>
+      <w:r>
+        <w:rPr>
+          <w:rFonts w:ascii="Courier New" w:eastAsia="Times New Roman" w:hAnsi="Courier New" w:cs="Courier New"/>
+          <w:sz w:val="20"/>
+          <w:szCs w:val="20"/>
+        </w:rPr>
+        <w:t>-condensed mb-0 mt-1 Link--primary"</w:t>
+      </w:r>
+      <w:r>
+        <w:rPr>
+          <w:rFonts w:ascii="Courier New" w:eastAsia="Times New Roman" w:hAnsi="Courier New" w:cs="Courier New"/>
+          <w:sz w:val="20"/>
+        </w:rPr>
+        <w:t>&gt;Machine Learning</w:t>
+      </w:r>
+      <w:r>
+        <w:rPr>
+          <w:rFonts w:ascii="Courier New" w:eastAsia="Times New Roman" w:hAnsi="Courier New" w:cs="Courier New"/>
+          <w:sz w:val="20"/>
+          <w:szCs w:val="20"/>
+        </w:rPr>
+        <w:t>&lt;/p</w:t>
+      </w:r>
+      <w:r>
+        <w:rPr>
+          <w:rFonts w:ascii="Courier New" w:eastAsia="Times New Roman" w:hAnsi="Courier New" w:cs="Courier New"/>
+          <w:sz w:val="20"/>
+        </w:rPr>
+        <w:t>&gt;</w:t>
+      </w:r>
+    </w:p>
+    <w:p>
+      <w:pPr>
+        <w:spacing w:after="0" w:line="240" w:lineRule="auto"/>
+        <w:rPr>
+          <w:rFonts w:ascii="Times New Roman" w:eastAsia="Times New Roman" w:hAnsi="Times New Roman" w:cs="Times New Roman"/>
+          <w:sz w:val="24"/>
+          <w:szCs w:val="24"/>
+        </w:rPr>
+      </w:pPr>
+      <w:proofErr w:type="spellStart"/>
+      <w:proofErr w:type="gramStart"/>
+      <w:r>
+        <w:rPr>
+          <w:rFonts w:ascii="Times New Roman" w:eastAsia="Times New Roman" w:hAnsi="Times New Roman" w:cs="Times New Roman"/>
+          <w:sz w:val="24"/>
+          <w:szCs w:val="24"/>
+        </w:rPr>
+        <w:t>то</w:t>
+      </w:r>
+      <w:proofErr w:type="spellEnd"/>
+      <w:proofErr w:type="gramEnd"/>
+      <w:r>
+        <w:rPr>
+          <w:rFonts w:ascii="Times New Roman" w:eastAsia="Times New Roman" w:hAnsi="Times New Roman" w:cs="Times New Roman"/>
+          <w:sz w:val="24"/>
+          <w:szCs w:val="24"/>
+        </w:rPr>
+        <w:t xml:space="preserve"> </w:t>
+      </w:r>
+      <w:proofErr w:type="spellStart"/>
+      <w:r>
+        <w:rPr>
+          <w:rFonts w:ascii="Courier New" w:eastAsia="Times New Roman" w:hAnsi="Courier New" w:cs="Courier New"/>
+          <w:sz w:val="20"/>
+        </w:rPr>
+        <w:t>element.text</w:t>
+      </w:r>
+      <w:proofErr w:type="spellEnd"/>
+      <w:r>
+        <w:rPr>
+          <w:rFonts w:ascii="Times New Roman" w:eastAsia="Times New Roman" w:hAnsi="Times New Roman" w:cs="Times New Roman"/>
+          <w:sz w:val="24"/>
+          <w:szCs w:val="24"/>
+        </w:rPr>
+        <w:t xml:space="preserve"> </w:t>
+      </w:r>
+      <w:proofErr w:type="spellStart"/>
+      <w:r>
+        <w:rPr>
+          <w:rFonts w:ascii="Times New Roman" w:eastAsia="Times New Roman" w:hAnsi="Times New Roman" w:cs="Times New Roman"/>
+          <w:sz w:val="24"/>
+          <w:szCs w:val="24"/>
+        </w:rPr>
+        <w:t>вернёт</w:t>
+      </w:r>
+      <w:proofErr w:type="spellEnd"/>
+      <w:r>
+        <w:rPr>
+          <w:rFonts w:ascii="Times New Roman" w:eastAsia="Times New Roman" w:hAnsi="Times New Roman" w:cs="Times New Roman"/>
+          <w:sz w:val="24"/>
+          <w:szCs w:val="24"/>
+        </w:rPr>
+        <w:t xml:space="preserve"> </w:t>
+      </w:r>
+      <w:proofErr w:type="spellStart"/>
+      <w:r>
+        <w:rPr>
+          <w:rFonts w:ascii="Times New Roman" w:eastAsia="Times New Roman" w:hAnsi="Times New Roman" w:cs="Times New Roman"/>
+          <w:sz w:val="24"/>
+          <w:szCs w:val="24"/>
+        </w:rPr>
+        <w:t>строку</w:t>
+      </w:r>
+      <w:proofErr w:type="spellEnd"/>
+      <w:r>
+        <w:rPr>
+          <w:rFonts w:ascii="Times New Roman" w:eastAsia="Times New Roman" w:hAnsi="Times New Roman" w:cs="Times New Roman"/>
+          <w:sz w:val="24"/>
+          <w:szCs w:val="24"/>
+        </w:rPr>
+        <w:t xml:space="preserve"> </w:t>
+      </w:r>
+      <w:r>
+        <w:rPr>
+          <w:rFonts w:ascii="Courier New" w:eastAsia="Times New Roman" w:hAnsi="Courier New" w:cs="Courier New"/>
+          <w:sz w:val="20"/>
+        </w:rPr>
+        <w:t>"Machine Learning"</w:t>
+      </w:r>
+      <w:r>
+        <w:rPr>
+          <w:rFonts w:ascii="Times New Roman" w:eastAsia="Times New Roman" w:hAnsi="Times New Roman" w:cs="Times New Roman"/>
+          <w:sz w:val="24"/>
+          <w:szCs w:val="24"/>
+        </w:rPr>
+        <w:t>.</w:t>
+      </w:r>
+    </w:p>
+    <w:p>
+      <w:pPr>
+        <w:numPr>
+          <w:ilvl w:val="0"/>
+          <w:numId w:val="11"/>
+        </w:numPr>
+        <w:spacing w:after="0" w:line="240" w:lineRule="auto"/>
+        <w:ind w:left="0"/>
+        <w:rPr>
+          <w:rFonts w:ascii="Times New Roman" w:eastAsia="Times New Roman" w:hAnsi="Times New Roman" w:cs="Times New Roman"/>
+          <w:sz w:val="24"/>
+          <w:szCs w:val="24"/>
+        </w:rPr>
+      </w:pPr>
+      <w:r>
+        <w:rPr>
+          <w:rFonts w:ascii="Courier New" w:eastAsia="Times New Roman" w:hAnsi="Courier New" w:cs="Courier New"/>
+          <w:sz w:val="20"/>
+        </w:rPr>
+        <w:t>.</w:t>
+      </w:r>
+      <w:proofErr w:type="gramStart"/>
+      <w:r>
+        <w:rPr>
+          <w:rFonts w:ascii="Courier New" w:eastAsia="Times New Roman" w:hAnsi="Courier New" w:cs="Courier New"/>
+          <w:sz w:val="20"/>
+        </w:rPr>
+        <w:t>strip</w:t>
+      </w:r>
+      <w:r>
+        <w:rPr>
+          <w:rFonts w:ascii="Courier New" w:eastAsia="Times New Roman" w:hAnsi="Courier New" w:cs="Courier New"/>
+          <w:sz w:val="20"/>
+        </w:rPr>
+        <w:t>(</w:t>
+      </w:r>
+      <w:proofErr w:type="gramEnd"/>
+      <w:r>
+        <w:rPr>
+          <w:rFonts w:ascii="Courier New" w:eastAsia="Times New Roman" w:hAnsi="Courier New" w:cs="Courier New"/>
+          <w:sz w:val="20"/>
+        </w:rPr>
+        <w:t>)</w:t>
+      </w:r>
+      <w:r>
+        <w:rPr>
+          <w:rFonts w:ascii="Times New Roman" w:eastAsia="Times New Roman" w:hAnsi="Times New Roman" w:cs="Times New Roman"/>
+          <w:sz w:val="24"/>
+          <w:szCs w:val="24"/>
+        </w:rPr>
+        <w:t xml:space="preserve"> → </w:t>
+      </w:r>
+      <w:r>
+        <w:rPr>
+          <w:rFonts w:ascii="Times New Roman" w:eastAsia="Times New Roman" w:hAnsi="Times New Roman" w:cs="Times New Roman"/>
+          <w:sz w:val="24"/>
+          <w:szCs w:val="24"/>
+        </w:rPr>
+        <w:t>removes unnecessary spaces and line breaks at the beginning and end of a line.</w:t>
+      </w:r>
+    </w:p>
+    <w:p>
+      <w:pPr>
+        <w:numPr>
+          <w:ilvl w:val="0"/>
+          <w:numId w:val="11"/>
+        </w:numPr>
+        <w:spacing w:after="0" w:line="240" w:lineRule="auto"/>
+        <w:ind w:left="0"/>
+        <w:rPr>
+          <w:rFonts w:ascii="Times New Roman" w:eastAsia="Times New Roman" w:hAnsi="Times New Roman" w:cs="Times New Roman"/>
+          <w:sz w:val="24"/>
+          <w:szCs w:val="24"/>
+          <w:lang w:val="ru-RU"/>
+        </w:rPr>
+      </w:pPr>
+      <w:r>
+        <w:rPr>
+          <w:rFonts w:ascii="Times New Roman" w:eastAsia="Times New Roman" w:hAnsi="Times New Roman" w:cs="Times New Roman"/>
+          <w:sz w:val="24"/>
+          <w:szCs w:val="24"/>
+          <w:lang w:val="ru-RU"/>
+        </w:rPr>
+        <w:t xml:space="preserve">Это важно, потому что в </w:t>
+      </w:r>
+      <w:r>
+        <w:rPr>
+          <w:rFonts w:ascii="Times New Roman" w:eastAsia="Times New Roman" w:hAnsi="Times New Roman" w:cs="Times New Roman"/>
+          <w:sz w:val="24"/>
+          <w:szCs w:val="24"/>
+        </w:rPr>
+        <w:t>HTML</w:t>
+      </w:r>
+      <w:r>
+        <w:rPr>
+          <w:rFonts w:ascii="Times New Roman" w:eastAsia="Times New Roman" w:hAnsi="Times New Roman" w:cs="Times New Roman"/>
+          <w:sz w:val="24"/>
+          <w:szCs w:val="24"/>
+          <w:lang w:val="ru-RU"/>
+        </w:rPr>
+        <w:t xml:space="preserve"> часто остаются символы табуляции, пробелы или переносы строки, которые мешают работать с данными.</w:t>
+      </w:r>
+    </w:p>
+    <w:p>
+      <w:pPr>
+        <w:spacing w:after="0" w:line="240" w:lineRule="auto"/>
+        <w:ind w:left="-360"/>
+        <w:rPr>
+          <w:rFonts w:ascii="Times New Roman" w:eastAsia="Times New Roman" w:hAnsi="Times New Roman" w:cs="Times New Roman"/>
+          <w:sz w:val="24"/>
+          <w:szCs w:val="24"/>
+          <w:lang w:val="ru-RU"/>
+        </w:rPr>
+      </w:pPr>
+    </w:p>
+    <w:p>
+      <w:pPr>
+        <w:spacing w:after="0" w:line="240" w:lineRule="auto"/>
+        <w:rPr>
+          <w:rFonts w:ascii="Times New Roman" w:eastAsia="Times New Roman" w:hAnsi="Times New Roman" w:cs="Times New Roman"/>
+          <w:sz w:val="24"/>
+          <w:szCs w:val="24"/>
+        </w:rPr>
+      </w:pPr>
+      <w:r>
+        <w:rPr>
+          <w:rFonts w:ascii="Times New Roman" w:eastAsia="Times New Roman" w:hAnsi="Times New Roman" w:cs="Times New Roman"/>
+          <w:sz w:val="24"/>
+          <w:szCs w:val="24"/>
+        </w:rPr>
+        <w:t xml:space="preserve">As a result, something like a loop is executed for all the items in the </w:t>
+      </w:r>
+      <w:proofErr w:type="gramStart"/>
+      <w:r>
+        <w:rPr>
+          <w:rFonts w:ascii="Times New Roman" w:eastAsia="Times New Roman" w:hAnsi="Times New Roman" w:cs="Times New Roman"/>
+          <w:sz w:val="24"/>
+          <w:szCs w:val="24"/>
+        </w:rPr>
+        <w:t>lists.:</w:t>
+      </w:r>
+      <w:proofErr w:type="gramEnd"/>
+    </w:p>
+    <w:p>
+      <w:pPr>
+        <w:spacing w:after="0" w:line="240" w:lineRule="auto"/>
+        <w:rPr>
+          <w:rFonts w:ascii="Times New Roman" w:eastAsia="Times New Roman" w:hAnsi="Times New Roman" w:cs="Times New Roman"/>
+          <w:sz w:val="24"/>
+          <w:szCs w:val="24"/>
+        </w:rPr>
+      </w:pPr>
+      <w:r>
+        <w:rPr>
+          <w:rFonts w:ascii="Times New Roman" w:eastAsia="Times New Roman" w:hAnsi="Times New Roman" w:cs="Times New Roman"/>
+          <w:sz w:val="24"/>
+          <w:szCs w:val="24"/>
+        </w:rPr>
+        <w:t>1. We take one &lt;p&gt; object from the list.</w:t>
+      </w:r>
+    </w:p>
+    <w:p>
+      <w:pPr>
+        <w:spacing w:after="0" w:line="240" w:lineRule="auto"/>
+        <w:rPr>
+          <w:rFonts w:ascii="Times New Roman" w:eastAsia="Times New Roman" w:hAnsi="Times New Roman" w:cs="Times New Roman"/>
+          <w:sz w:val="24"/>
+          <w:szCs w:val="24"/>
+        </w:rPr>
+      </w:pPr>
+      <w:r>
+        <w:rPr>
+          <w:rFonts w:ascii="Times New Roman" w:eastAsia="Times New Roman" w:hAnsi="Times New Roman" w:cs="Times New Roman"/>
+          <w:sz w:val="24"/>
+          <w:szCs w:val="24"/>
+        </w:rPr>
+        <w:t xml:space="preserve">2. Extract the text from it using </w:t>
+      </w:r>
+      <w:r>
+        <w:rPr>
+          <w:rFonts w:ascii="Times New Roman" w:eastAsia="Times New Roman" w:hAnsi="Times New Roman" w:cs="Times New Roman"/>
+          <w:b/>
+          <w:bCs/>
+          <w:sz w:val="24"/>
+          <w:szCs w:val="24"/>
+        </w:rPr>
+        <w:t>.text</w:t>
+      </w:r>
+      <w:r>
+        <w:rPr>
+          <w:rFonts w:ascii="Times New Roman" w:eastAsia="Times New Roman" w:hAnsi="Times New Roman" w:cs="Times New Roman"/>
+          <w:sz w:val="24"/>
+          <w:szCs w:val="24"/>
+        </w:rPr>
+        <w:t xml:space="preserve"> function</w:t>
+      </w:r>
+      <w:r>
+        <w:rPr>
+          <w:rFonts w:ascii="Times New Roman" w:eastAsia="Times New Roman" w:hAnsi="Times New Roman" w:cs="Times New Roman"/>
+          <w:sz w:val="24"/>
+          <w:szCs w:val="24"/>
+        </w:rPr>
+        <w:t>.</w:t>
+      </w:r>
+    </w:p>
+    <w:p>
+      <w:pPr>
+        <w:spacing w:after="0" w:line="240" w:lineRule="auto"/>
+        <w:rPr>
+          <w:rFonts w:ascii="Times New Roman" w:eastAsia="Times New Roman" w:hAnsi="Times New Roman" w:cs="Times New Roman"/>
+          <w:sz w:val="24"/>
+          <w:szCs w:val="24"/>
+        </w:rPr>
+      </w:pPr>
+      <w:r>
+        <w:rPr>
+          <w:rFonts w:ascii="Times New Roman" w:eastAsia="Times New Roman" w:hAnsi="Times New Roman" w:cs="Times New Roman"/>
+          <w:sz w:val="24"/>
+          <w:szCs w:val="24"/>
+        </w:rPr>
+        <w:t xml:space="preserve">3. Trim spaces and </w:t>
+      </w:r>
+      <w:r>
+        <w:rPr>
+          <w:rFonts w:ascii="Times New Roman" w:eastAsia="Times New Roman" w:hAnsi="Times New Roman" w:cs="Times New Roman"/>
+          <w:sz w:val="24"/>
+          <w:szCs w:val="24"/>
+        </w:rPr>
+        <w:t>line breaks</w:t>
+      </w:r>
+      <w:r>
+        <w:rPr>
+          <w:rFonts w:ascii="Times New Roman" w:eastAsia="Times New Roman" w:hAnsi="Times New Roman" w:cs="Times New Roman"/>
+          <w:sz w:val="24"/>
+          <w:szCs w:val="24"/>
+        </w:rPr>
+        <w:t xml:space="preserve"> using .</w:t>
+      </w:r>
+      <w:proofErr w:type="gramStart"/>
+      <w:r>
+        <w:rPr>
+          <w:rFonts w:ascii="Times New Roman" w:eastAsia="Times New Roman" w:hAnsi="Times New Roman" w:cs="Times New Roman"/>
+          <w:sz w:val="24"/>
+          <w:szCs w:val="24"/>
+        </w:rPr>
+        <w:t>strip(</w:t>
+      </w:r>
+      <w:proofErr w:type="gramEnd"/>
+      <w:r>
+        <w:rPr>
+          <w:rFonts w:ascii="Times New Roman" w:eastAsia="Times New Roman" w:hAnsi="Times New Roman" w:cs="Times New Roman"/>
+          <w:sz w:val="24"/>
+          <w:szCs w:val="24"/>
+        </w:rPr>
+        <w:t>).</w:t>
+      </w:r>
+    </w:p>
+    <w:p>
+      <w:pPr>
+        <w:spacing w:after="0" w:line="240" w:lineRule="auto"/>
+        <w:rPr>
+          <w:rFonts w:ascii="Times New Roman" w:eastAsia="Times New Roman" w:hAnsi="Times New Roman" w:cs="Times New Roman"/>
+          <w:sz w:val="24"/>
+          <w:szCs w:val="24"/>
+        </w:rPr>
+      </w:pPr>
+      <w:r>
+        <w:rPr>
+          <w:rFonts w:ascii="Times New Roman" w:eastAsia="Times New Roman" w:hAnsi="Times New Roman" w:cs="Times New Roman"/>
+          <w:sz w:val="24"/>
+          <w:szCs w:val="24"/>
+        </w:rPr>
+        <w:t>4. Save the result to a new list of lines.</w:t>
+      </w:r>
+    </w:p>
+    <w:p>
+      <w:pPr>
+        <w:spacing w:after="0" w:line="240" w:lineRule="auto"/>
+        <w:rPr>
+          <w:rFonts w:ascii="Times New Roman" w:eastAsia="Times New Roman" w:hAnsi="Times New Roman" w:cs="Times New Roman"/>
+          <w:sz w:val="24"/>
+          <w:szCs w:val="24"/>
+          <w:lang w:val="ru-RU"/>
+        </w:rPr>
+      </w:pPr>
+      <w:r>
+        <w:rPr>
+          <w:rFonts w:ascii="Times New Roman" w:eastAsia="Times New Roman" w:hAnsi="Times New Roman" w:cs="Times New Roman"/>
+          <w:sz w:val="24"/>
+          <w:szCs w:val="24"/>
+          <w:lang w:val="ru-RU"/>
+        </w:rPr>
+        <w:t xml:space="preserve">После этого получаем два </w:t>
+      </w:r>
+      <w:r>
+        <w:rPr>
+          <w:rFonts w:ascii="Times New Roman" w:eastAsia="Times New Roman" w:hAnsi="Times New Roman" w:cs="Times New Roman"/>
+          <w:b/>
+          <w:bCs/>
+          <w:sz w:val="24"/>
+          <w:szCs w:val="24"/>
+          <w:lang w:val="ru-RU"/>
+        </w:rPr>
+        <w:t>чистых</w:t>
+      </w:r>
+      <w:r>
+        <w:rPr>
+          <w:rFonts w:ascii="Times New Roman" w:eastAsia="Times New Roman" w:hAnsi="Times New Roman" w:cs="Times New Roman"/>
+          <w:b/>
+          <w:bCs/>
+          <w:sz w:val="24"/>
+          <w:szCs w:val="24"/>
+          <w:lang w:val="ru-RU"/>
+        </w:rPr>
+        <w:t xml:space="preserve"> </w:t>
+      </w:r>
+      <w:r>
+        <w:rPr>
+          <w:rFonts w:ascii="Times New Roman" w:eastAsia="Times New Roman" w:hAnsi="Times New Roman" w:cs="Times New Roman"/>
+          <w:b/>
+          <w:bCs/>
+          <w:sz w:val="24"/>
+          <w:szCs w:val="24"/>
+          <w:lang w:val="ru-RU"/>
+        </w:rPr>
+        <w:t>списка</w:t>
+      </w:r>
+      <w:r>
+        <w:rPr>
+          <w:rFonts w:ascii="Times New Roman" w:eastAsia="Times New Roman" w:hAnsi="Times New Roman" w:cs="Times New Roman"/>
+          <w:b/>
+          <w:bCs/>
+          <w:sz w:val="24"/>
+          <w:szCs w:val="24"/>
+          <w:lang w:val="ru-RU"/>
+        </w:rPr>
+        <w:t xml:space="preserve"> </w:t>
+      </w:r>
+      <w:r>
+        <w:rPr>
+          <w:rFonts w:ascii="Times New Roman" w:eastAsia="Times New Roman" w:hAnsi="Times New Roman" w:cs="Times New Roman"/>
+          <w:b/>
+          <w:bCs/>
+          <w:sz w:val="24"/>
+          <w:szCs w:val="24"/>
+          <w:lang w:val="ru-RU"/>
+        </w:rPr>
+        <w:t>текста</w:t>
+      </w:r>
+      <w:r>
+        <w:rPr>
+          <w:rFonts w:ascii="Times New Roman" w:eastAsia="Times New Roman" w:hAnsi="Times New Roman" w:cs="Times New Roman"/>
+          <w:sz w:val="24"/>
+          <w:szCs w:val="24"/>
+          <w:lang w:val="ru-RU"/>
+        </w:rPr>
+        <w:t>:</w:t>
+      </w:r>
+    </w:p>
+    <w:p>
+      <w:pPr>
+        <w:numPr>
+          <w:ilvl w:val="0"/>
+          <w:numId w:val="13"/>
+        </w:numPr>
+        <w:spacing w:after="0" w:line="240" w:lineRule="auto"/>
+        <w:ind w:left="0"/>
+        <w:rPr>
+          <w:rFonts w:ascii="Times New Roman" w:eastAsia="Times New Roman" w:hAnsi="Times New Roman" w:cs="Times New Roman"/>
+          <w:sz w:val="24"/>
+          <w:szCs w:val="24"/>
+          <w:lang w:val="ru-RU"/>
+        </w:rPr>
+      </w:pPr>
+      <w:r>
+        <w:rPr>
+          <w:rFonts w:ascii="Courier New" w:eastAsia="Times New Roman" w:hAnsi="Courier New" w:cs="Courier New"/>
+          <w:sz w:val="20"/>
+        </w:rPr>
+        <w:t>titles</w:t>
+      </w:r>
+      <w:r>
+        <w:rPr>
+          <w:rFonts w:ascii="Courier New" w:eastAsia="Times New Roman" w:hAnsi="Courier New" w:cs="Courier New"/>
+          <w:sz w:val="20"/>
+          <w:lang w:val="ru-RU"/>
+        </w:rPr>
+        <w:t>_</w:t>
+      </w:r>
+      <w:r>
+        <w:rPr>
+          <w:rFonts w:ascii="Courier New" w:eastAsia="Times New Roman" w:hAnsi="Courier New" w:cs="Courier New"/>
+          <w:sz w:val="20"/>
+        </w:rPr>
+        <w:t>list</w:t>
+      </w:r>
+      <w:r>
+        <w:rPr>
+          <w:rFonts w:ascii="Times New Roman" w:eastAsia="Times New Roman" w:hAnsi="Times New Roman" w:cs="Times New Roman"/>
+          <w:sz w:val="24"/>
+          <w:szCs w:val="24"/>
+          <w:lang w:val="ru-RU"/>
+        </w:rPr>
+        <w:t xml:space="preserve"> → названия всех тем.</w:t>
+      </w:r>
+    </w:p>
+    <w:p>
+      <w:pPr>
+        <w:numPr>
+          <w:ilvl w:val="0"/>
+          <w:numId w:val="13"/>
+        </w:numPr>
+        <w:spacing w:after="0" w:line="240" w:lineRule="auto"/>
+        <w:ind w:left="0"/>
+        <w:rPr>
+          <w:rFonts w:ascii="Times New Roman" w:eastAsia="Times New Roman" w:hAnsi="Times New Roman" w:cs="Times New Roman"/>
+          <w:sz w:val="24"/>
+          <w:szCs w:val="24"/>
+          <w:lang w:val="ru-RU"/>
+        </w:rPr>
+      </w:pPr>
+      <w:r>
+        <w:rPr>
+          <w:rFonts w:ascii="Courier New" w:eastAsia="Times New Roman" w:hAnsi="Courier New" w:cs="Courier New"/>
+          <w:sz w:val="20"/>
+        </w:rPr>
+        <w:t>descriptions</w:t>
+      </w:r>
+      <w:r>
+        <w:rPr>
+          <w:rFonts w:ascii="Courier New" w:eastAsia="Times New Roman" w:hAnsi="Courier New" w:cs="Courier New"/>
+          <w:sz w:val="20"/>
+          <w:lang w:val="ru-RU"/>
+        </w:rPr>
+        <w:t>_</w:t>
+      </w:r>
+      <w:r>
+        <w:rPr>
+          <w:rFonts w:ascii="Courier New" w:eastAsia="Times New Roman" w:hAnsi="Courier New" w:cs="Courier New"/>
+          <w:sz w:val="20"/>
+        </w:rPr>
+        <w:t>list</w:t>
+      </w:r>
+      <w:r>
+        <w:rPr>
+          <w:rFonts w:ascii="Times New Roman" w:eastAsia="Times New Roman" w:hAnsi="Times New Roman" w:cs="Times New Roman"/>
+          <w:sz w:val="24"/>
+          <w:szCs w:val="24"/>
+          <w:lang w:val="ru-RU"/>
+        </w:rPr>
+        <w:t xml:space="preserve"> → описания всех тем.</w:t>
+      </w:r>
+    </w:p>
+    <w:p>
+      <w:pPr>
+        <w:spacing w:after="0" w:line="240" w:lineRule="auto"/>
+        <w:rPr>
+          <w:rFonts w:ascii="Times New Roman" w:eastAsia="Times New Roman" w:hAnsi="Times New Roman" w:cs="Times New Roman"/>
+          <w:sz w:val="24"/>
+          <w:szCs w:val="24"/>
+          <w:lang w:val="ru-RU"/>
+        </w:rPr>
+      </w:pPr>
+      <w:r>
+        <w:rPr>
+          <w:rFonts w:ascii="Times New Roman" w:eastAsia="Times New Roman" w:hAnsi="Times New Roman" w:cs="Times New Roman"/>
+          <w:sz w:val="24"/>
+          <w:szCs w:val="24"/>
+          <w:lang w:val="ru-RU"/>
+        </w:rPr>
+        <w:t xml:space="preserve">Эти списки уже можно использовать для анализа, отображения или преобразования в </w:t>
+      </w:r>
+      <w:proofErr w:type="spellStart"/>
+      <w:r>
+        <w:rPr>
+          <w:rFonts w:ascii="Times New Roman" w:eastAsia="Times New Roman" w:hAnsi="Times New Roman" w:cs="Times New Roman"/>
+          <w:sz w:val="24"/>
+          <w:szCs w:val="24"/>
+        </w:rPr>
+        <w:t>DataFrame</w:t>
+      </w:r>
+      <w:proofErr w:type="spellEnd"/>
+      <w:r>
+        <w:rPr>
+          <w:rFonts w:ascii="Times New Roman" w:eastAsia="Times New Roman" w:hAnsi="Times New Roman" w:cs="Times New Roman"/>
+          <w:sz w:val="24"/>
+          <w:szCs w:val="24"/>
+          <w:lang w:val="ru-RU"/>
+        </w:rPr>
+        <w:t>.</w:t>
+      </w:r>
+    </w:p>
+    <w:p>
+      <w:pPr>
+        <w:spacing w:after="0" w:line="240" w:lineRule="auto"/>
+        <w:rPr>
+          <w:rFonts w:ascii="Times New Roman" w:eastAsia="Times New Roman" w:hAnsi="Times New Roman" w:cs="Times New Roman"/>
+          <w:sz w:val="24"/>
+          <w:szCs w:val="24"/>
+        </w:rPr>
+      </w:pPr>
+      <w:r>
+        <w:rPr>
+          <w:rFonts w:ascii="Times New Roman" w:eastAsia="Times New Roman" w:hAnsi="Times New Roman" w:cs="Times New Roman"/>
+          <w:sz w:val="24"/>
+          <w:szCs w:val="24"/>
+          <w:lang w:val="ru-RU"/>
+        </w:rPr>
+        <w:br/>
+      </w:r>
+      <w:r>
+        <w:rPr>
+          <w:rFonts w:ascii="Times New Roman" w:eastAsia="Times New Roman" w:hAnsi="Times New Roman" w:cs="Times New Roman"/>
+          <w:sz w:val="24"/>
+          <w:szCs w:val="24"/>
+        </w:rPr>
         <w:t xml:space="preserve">It then extracts only the </w:t>
       </w:r>
       <w:r>
@@ -1150,7 +6263,7 @@
     </w:p>
     <w:p>
       <w:pPr>
-        <w:spacing w:before="100" w:beforeAutospacing="1" w:after="100" w:afterAutospacing="1" w:line="240" w:lineRule="auto"/>
+        <w:spacing w:after="0" w:line="240" w:lineRule="auto"/>
         <w:outlineLvl w:val="2"/>
         <w:rPr>
           <w:rFonts w:ascii="Times New Roman" w:eastAsia="Times New Roman" w:hAnsi="Times New Roman" w:cs="Times New Roman"/>
@@ -1173,7 +6286,7 @@
     </w:p>
     <w:p>
       <w:pPr>
-        <w:spacing w:before="100" w:beforeAutospacing="1" w:after="100" w:afterAutospacing="1" w:line="240" w:lineRule="auto"/>
+        <w:spacing w:after="0" w:line="240" w:lineRule="auto"/>
         <w:rPr>
           <w:rFonts w:ascii="Times New Roman" w:eastAsia="Times New Roman" w:hAnsi="Times New Roman" w:cs="Times New Roman"/>
           <w:sz w:val="24"/>
@@ -1195,7 +6308,8 @@
           <w:ilvl w:val="0"/>
           <w:numId w:val="3"/>
         </w:numPr>
-        <w:spacing w:before="100" w:beforeAutospacing="1" w:after="100" w:afterAutospacing="1" w:line="240" w:lineRule="auto"/>
+        <w:spacing w:after="0" w:line="240" w:lineRule="auto"/>
+        <w:ind w:left="0"/>
         <w:rPr>
           <w:rFonts w:ascii="Times New Roman" w:eastAsia="Times New Roman" w:hAnsi="Times New Roman" w:cs="Times New Roman"/>
           <w:sz w:val="24"/>
@@ -1217,7 +6331,8 @@
           <w:ilvl w:val="0"/>
           <w:numId w:val="3"/>
         </w:numPr>
-        <w:spacing w:before="100" w:beforeAutospacing="1" w:after="100" w:afterAutospacing="1" w:line="240" w:lineRule="auto"/>
+        <w:spacing w:after="0" w:line="240" w:lineRule="auto"/>
+        <w:ind w:left="0"/>
         <w:rPr>
           <w:rFonts w:ascii="Times New Roman" w:eastAsia="Times New Roman" w:hAnsi="Times New Roman" w:cs="Times New Roman"/>
           <w:sz w:val="24"/>
@@ -1255,7 +6370,7 @@
     </w:p>
     <w:p>
       <w:pPr>
-        <w:spacing w:before="100" w:beforeAutospacing="1" w:after="100" w:afterAutospacing="1" w:line="240" w:lineRule="auto"/>
+        <w:spacing w:after="0" w:line="240" w:lineRule="auto"/>
         <w:outlineLvl w:val="2"/>
         <w:rPr>
           <w:rFonts w:ascii="Times New Roman" w:eastAsia="Times New Roman" w:hAnsi="Times New Roman" w:cs="Times New Roman"/>
@@ -1278,7 +6393,7 @@
     </w:p>
     <w:p>
       <w:pPr>
-        <w:spacing w:before="100" w:beforeAutospacing="1" w:after="100" w:afterAutospacing="1" w:line="240" w:lineRule="auto"/>
+        <w:spacing w:after="0" w:line="240" w:lineRule="auto"/>
         <w:rPr>
           <w:rFonts w:ascii="Times New Roman" w:eastAsia="Times New Roman" w:hAnsi="Times New Roman" w:cs="Times New Roman"/>
           <w:sz w:val="24"/>
@@ -1364,7 +6479,6 @@
           <w:sz w:val="24"/>
           <w:szCs w:val="24"/>
         </w:rPr>
-        <w:lastRenderedPageBreak/>
         <w:pict>
           <v:rect id="_x0000_i1034" style="width:0;height:1.5pt" o:hralign="center" o:hrstd="t" o:hr="t" fillcolor="#a0a0a0" stroked="f"/>
         </w:pict>
@@ -1372,7 +6486,7 @@
     </w:p>
     <w:p>
       <w:pPr>
-        <w:spacing w:before="100" w:beforeAutospacing="1" w:after="100" w:afterAutospacing="1" w:line="240" w:lineRule="auto"/>
+        <w:spacing w:after="0" w:line="240" w:lineRule="auto"/>
         <w:outlineLvl w:val="2"/>
         <w:rPr>
           <w:rFonts w:ascii="Times New Roman" w:eastAsia="Times New Roman" w:hAnsi="Times New Roman" w:cs="Times New Roman"/>
@@ -1407,19 +6521,20 @@
     </w:p>
     <w:p>
       <w:pPr>
-        <w:spacing w:before="100" w:beforeAutospacing="1" w:after="100" w:afterAutospacing="1" w:line="240" w:lineRule="auto"/>
-        <w:rPr>
-          <w:rFonts w:ascii="Times New Roman" w:eastAsia="Times New Roman" w:hAnsi="Times New Roman" w:cs="Times New Roman"/>
-          <w:sz w:val="24"/>
-          <w:szCs w:val="24"/>
-        </w:rPr>
-      </w:pPr>
-      <w:r>
-        <w:rPr>
-          <w:rFonts w:ascii="Times New Roman" w:eastAsia="Times New Roman" w:hAnsi="Times New Roman" w:cs="Times New Roman"/>
-          <w:sz w:val="24"/>
-          <w:szCs w:val="24"/>
-        </w:rPr>
+        <w:spacing w:after="0" w:line="240" w:lineRule="auto"/>
+        <w:rPr>
+          <w:rFonts w:ascii="Times New Roman" w:eastAsia="Times New Roman" w:hAnsi="Times New Roman" w:cs="Times New Roman"/>
+          <w:sz w:val="24"/>
+          <w:szCs w:val="24"/>
+        </w:rPr>
+      </w:pPr>
+      <w:r>
+        <w:rPr>
+          <w:rFonts w:ascii="Times New Roman" w:eastAsia="Times New Roman" w:hAnsi="Times New Roman" w:cs="Times New Roman"/>
+          <w:sz w:val="24"/>
+          <w:szCs w:val="24"/>
+        </w:rPr>
+        <w:lastRenderedPageBreak/>
         <w:t xml:space="preserve">The program then converts this dictionary into a </w:t>
       </w:r>
       <w:r>
@@ -1511,7 +6626,7 @@
     </w:p>
     <w:p>
       <w:pPr>
-        <w:spacing w:before="100" w:beforeAutospacing="1" w:after="100" w:afterAutospacing="1" w:line="240" w:lineRule="auto"/>
+        <w:spacing w:after="0" w:line="240" w:lineRule="auto"/>
         <w:outlineLvl w:val="2"/>
         <w:rPr>
           <w:rFonts w:ascii="Times New Roman" w:eastAsia="Times New Roman" w:hAnsi="Times New Roman" w:cs="Times New Roman"/>
@@ -1534,7 +6649,7 @@
     </w:p>
     <w:p>
       <w:pPr>
-        <w:spacing w:before="100" w:beforeAutospacing="1" w:after="100" w:afterAutospacing="1" w:line="240" w:lineRule="auto"/>
+        <w:spacing w:after="0" w:line="240" w:lineRule="auto"/>
         <w:rPr>
           <w:rFonts w:ascii="Times New Roman" w:eastAsia="Times New Roman" w:hAnsi="Times New Roman" w:cs="Times New Roman"/>
           <w:sz w:val="24"/>
@@ -1599,7 +6714,7 @@
     </w:p>
     <w:p>
       <w:pPr>
-        <w:spacing w:before="100" w:beforeAutospacing="1" w:after="100" w:afterAutospacing="1" w:line="240" w:lineRule="auto"/>
+        <w:spacing w:after="0" w:line="240" w:lineRule="auto"/>
         <w:outlineLvl w:val="2"/>
         <w:rPr>
           <w:rFonts w:ascii="Times New Roman" w:eastAsia="Times New Roman" w:hAnsi="Times New Roman" w:cs="Times New Roman"/>
@@ -1626,7 +6741,8 @@
           <w:ilvl w:val="0"/>
           <w:numId w:val="4"/>
         </w:numPr>
-        <w:spacing w:before="100" w:beforeAutospacing="1" w:after="100" w:afterAutospacing="1" w:line="240" w:lineRule="auto"/>
+        <w:spacing w:after="0" w:line="240" w:lineRule="auto"/>
+        <w:ind w:left="0"/>
         <w:rPr>
           <w:rFonts w:ascii="Times New Roman" w:eastAsia="Times New Roman" w:hAnsi="Times New Roman" w:cs="Times New Roman"/>
           <w:sz w:val="24"/>
@@ -1658,7 +6774,8 @@
           <w:ilvl w:val="0"/>
           <w:numId w:val="4"/>
         </w:numPr>
-        <w:spacing w:before="100" w:beforeAutospacing="1" w:after="100" w:afterAutospacing="1" w:line="240" w:lineRule="auto"/>
+        <w:spacing w:after="0" w:line="240" w:lineRule="auto"/>
+        <w:ind w:left="0"/>
         <w:rPr>
           <w:rFonts w:ascii="Times New Roman" w:eastAsia="Times New Roman" w:hAnsi="Times New Roman" w:cs="Times New Roman"/>
           <w:sz w:val="24"/>
@@ -1690,7 +6807,8 @@
           <w:ilvl w:val="0"/>
           <w:numId w:val="4"/>
         </w:numPr>
-        <w:spacing w:before="100" w:beforeAutospacing="1" w:after="100" w:afterAutospacing="1" w:line="240" w:lineRule="auto"/>
+        <w:spacing w:after="0" w:line="240" w:lineRule="auto"/>
+        <w:ind w:left="0"/>
         <w:rPr>
           <w:rFonts w:ascii="Times New Roman" w:eastAsia="Times New Roman" w:hAnsi="Times New Roman" w:cs="Times New Roman"/>
           <w:sz w:val="24"/>
@@ -1740,7 +6858,8 @@
           <w:ilvl w:val="0"/>
           <w:numId w:val="4"/>
         </w:numPr>
-        <w:spacing w:before="100" w:beforeAutospacing="1" w:after="100" w:afterAutospacing="1" w:line="240" w:lineRule="auto"/>
+        <w:spacing w:after="0" w:line="240" w:lineRule="auto"/>
+        <w:ind w:left="0"/>
         <w:rPr>
           <w:rFonts w:ascii="Times New Roman" w:eastAsia="Times New Roman" w:hAnsi="Times New Roman" w:cs="Times New Roman"/>
           <w:sz w:val="24"/>
@@ -1790,7 +6909,8 @@
           <w:ilvl w:val="0"/>
           <w:numId w:val="4"/>
         </w:numPr>
-        <w:spacing w:before="100" w:beforeAutospacing="1" w:after="100" w:afterAutospacing="1" w:line="240" w:lineRule="auto"/>
+        <w:spacing w:after="0" w:line="240" w:lineRule="auto"/>
+        <w:ind w:left="0"/>
         <w:rPr>
           <w:rFonts w:ascii="Times New Roman" w:eastAsia="Times New Roman" w:hAnsi="Times New Roman" w:cs="Times New Roman"/>
           <w:sz w:val="24"/>
@@ -1822,7 +6942,8 @@
           <w:ilvl w:val="0"/>
           <w:numId w:val="4"/>
         </w:numPr>
-        <w:spacing w:before="100" w:beforeAutospacing="1" w:after="100" w:afterAutospacing="1" w:line="240" w:lineRule="auto"/>
+        <w:spacing w:after="0" w:line="240" w:lineRule="auto"/>
+        <w:ind w:left="0"/>
         <w:rPr>
           <w:rFonts w:ascii="Times New Roman" w:eastAsia="Times New Roman" w:hAnsi="Times New Roman" w:cs="Times New Roman"/>
           <w:sz w:val="24"/>
@@ -1872,7 +6993,8 @@
           <w:ilvl w:val="0"/>
           <w:numId w:val="4"/>
         </w:numPr>
-        <w:spacing w:before="100" w:beforeAutospacing="1" w:after="100" w:afterAutospacing="1" w:line="240" w:lineRule="auto"/>
+        <w:spacing w:after="0" w:line="240" w:lineRule="auto"/>
+        <w:ind w:left="0"/>
         <w:rPr>
           <w:rFonts w:ascii="Times New Roman" w:eastAsia="Times New Roman" w:hAnsi="Times New Roman" w:cs="Times New Roman"/>
           <w:sz w:val="24"/>
@@ -1922,7 +7044,8 @@
           <w:ilvl w:val="0"/>
           <w:numId w:val="4"/>
         </w:numPr>
-        <w:spacing w:before="100" w:beforeAutospacing="1" w:after="100" w:afterAutospacing="1" w:line="240" w:lineRule="auto"/>
+        <w:spacing w:after="0" w:line="240" w:lineRule="auto"/>
+        <w:ind w:left="0"/>
         <w:rPr>
           <w:rFonts w:ascii="Times New Roman" w:eastAsia="Times New Roman" w:hAnsi="Times New Roman" w:cs="Times New Roman"/>
           <w:sz w:val="24"/>
@@ -1948,7 +7071,11 @@
         <w:t xml:space="preserve"> → View structured information in a readable table.</w:t>
       </w:r>
     </w:p>
-    <w:p/>
+    <w:p>
+      <w:pPr>
+        <w:spacing w:after="0" w:line="240" w:lineRule="auto"/>
+      </w:pPr>
+    </w:p>
     <w:sectPr>
       <w:pgSz w:w="12240" w:h="15840"/>
       <w:pgMar w:top="1134" w:right="850" w:bottom="1134" w:left="1701" w:header="708" w:footer="708" w:gutter="0"/>
@@ -1962,6 +7089,123 @@
 <file path=word/numbering.xml><?xml version="1.0" encoding="utf-8"?>
 <w:numbering xmlns:ve="http://schemas.openxmlformats.org/markup-compatibility/2006" xmlns:o="urn:schemas-microsoft-com:office:office" xmlns:r="http://schemas.openxmlformats.org/officeDocument/2006/relationships" xmlns:m="http://schemas.openxmlformats.org/officeDocument/2006/math" xmlns:v="urn:schemas-microsoft-com:vml" xmlns:wp="http://schemas.openxmlformats.org/drawingml/2006/wordprocessingDrawing" xmlns:w10="urn:schemas-microsoft-com:office:word" xmlns:w="http://schemas.openxmlformats.org/wordprocessingml/2006/main" xmlns:wne="http://schemas.microsoft.com/office/word/2006/wordml">
   <w:abstractNum w:abstractNumId="0">
+    <w:nsid w:val="005441D1"/>
+    <w:multiLevelType w:val="multilevel"/>
+    <w:tmpl w:val="3C8E7E28"/>
+    <w:lvl w:ilvl="0">
+      <w:start w:val="1"/>
+      <w:numFmt w:val="decimal"/>
+      <w:lvlText w:val="%1."/>
+      <w:lvlJc w:val="left"/>
+      <w:pPr>
+        <w:tabs>
+          <w:tab w:val="num" w:pos="720"/>
+        </w:tabs>
+        <w:ind w:left="720" w:hanging="360"/>
+      </w:pPr>
+    </w:lvl>
+    <w:lvl w:ilvl="1">
+      <w:start w:val="1"/>
+      <w:numFmt w:val="bullet"/>
+      <w:lvlText w:val="o"/>
+      <w:lvlJc w:val="left"/>
+      <w:pPr>
+        <w:tabs>
+          <w:tab w:val="num" w:pos="1440"/>
+        </w:tabs>
+        <w:ind w:left="1440" w:hanging="360"/>
+      </w:pPr>
+      <w:rPr>
+        <w:rFonts w:ascii="Courier New" w:hAnsi="Courier New" w:hint="default"/>
+        <w:sz w:val="20"/>
+      </w:rPr>
+    </w:lvl>
+    <w:lvl w:ilvl="2" w:tentative="1">
+      <w:start w:val="1"/>
+      <w:numFmt w:val="decimal"/>
+      <w:lvlText w:val="%3."/>
+      <w:lvlJc w:val="left"/>
+      <w:pPr>
+        <w:tabs>
+          <w:tab w:val="num" w:pos="2160"/>
+        </w:tabs>
+        <w:ind w:left="2160" w:hanging="360"/>
+      </w:pPr>
+    </w:lvl>
+    <w:lvl w:ilvl="3" w:tentative="1">
+      <w:start w:val="1"/>
+      <w:numFmt w:val="decimal"/>
+      <w:lvlText w:val="%4."/>
+      <w:lvlJc w:val="left"/>
+      <w:pPr>
+        <w:tabs>
+          <w:tab w:val="num" w:pos="2880"/>
+        </w:tabs>
+        <w:ind w:left="2880" w:hanging="360"/>
+      </w:pPr>
+    </w:lvl>
+    <w:lvl w:ilvl="4" w:tentative="1">
+      <w:start w:val="1"/>
+      <w:numFmt w:val="decimal"/>
+      <w:lvlText w:val="%5."/>
+      <w:lvlJc w:val="left"/>
+      <w:pPr>
+        <w:tabs>
+          <w:tab w:val="num" w:pos="3600"/>
+        </w:tabs>
+        <w:ind w:left="3600" w:hanging="360"/>
+      </w:pPr>
+    </w:lvl>
+    <w:lvl w:ilvl="5" w:tentative="1">
+      <w:start w:val="1"/>
+      <w:numFmt w:val="decimal"/>
+      <w:lvlText w:val="%6."/>
+      <w:lvlJc w:val="left"/>
+      <w:pPr>
+        <w:tabs>
+          <w:tab w:val="num" w:pos="4320"/>
+        </w:tabs>
+        <w:ind w:left="4320" w:hanging="360"/>
+      </w:pPr>
+    </w:lvl>
+    <w:lvl w:ilvl="6" w:tentative="1">
+      <w:start w:val="1"/>
+      <w:numFmt w:val="decimal"/>
+      <w:lvlText w:val="%7."/>
+      <w:lvlJc w:val="left"/>
+      <w:pPr>
+        <w:tabs>
+          <w:tab w:val="num" w:pos="5040"/>
+        </w:tabs>
+        <w:ind w:left="5040" w:hanging="360"/>
+      </w:pPr>
+    </w:lvl>
+    <w:lvl w:ilvl="7" w:tentative="1">
+      <w:start w:val="1"/>
+      <w:numFmt w:val="decimal"/>
+      <w:lvlText w:val="%8."/>
+      <w:lvlJc w:val="left"/>
+      <w:pPr>
+        <w:tabs>
+          <w:tab w:val="num" w:pos="5760"/>
+        </w:tabs>
+        <w:ind w:left="5760" w:hanging="360"/>
+      </w:pPr>
+    </w:lvl>
+    <w:lvl w:ilvl="8" w:tentative="1">
+      <w:start w:val="1"/>
+      <w:numFmt w:val="decimal"/>
+      <w:lvlText w:val="%9."/>
+      <w:lvlJc w:val="left"/>
+      <w:pPr>
+        <w:tabs>
+          <w:tab w:val="num" w:pos="6480"/>
+        </w:tabs>
+        <w:ind w:left="6480" w:hanging="360"/>
+      </w:pPr>
+    </w:lvl>
+  </w:abstractNum>
+  <w:abstractNum w:abstractNumId="1">
     <w:nsid w:val="04167FBB"/>
     <w:multiLevelType w:val="multilevel"/>
     <w:tmpl w:val="2A7E8ED0"/>
@@ -2110,7 +7354,7 @@
       </w:rPr>
     </w:lvl>
   </w:abstractNum>
-  <w:abstractNum w:abstractNumId="1">
+  <w:abstractNum w:abstractNumId="2">
     <w:nsid w:val="047C357A"/>
     <w:multiLevelType w:val="multilevel"/>
     <w:tmpl w:val="8146EB44"/>
@@ -2223,7 +7467,124 @@
       </w:pPr>
     </w:lvl>
   </w:abstractNum>
-  <w:abstractNum w:abstractNumId="2">
+  <w:abstractNum w:abstractNumId="3">
+    <w:nsid w:val="15F043D7"/>
+    <w:multiLevelType w:val="multilevel"/>
+    <w:tmpl w:val="A80C7D76"/>
+    <w:lvl w:ilvl="0">
+      <w:start w:val="1"/>
+      <w:numFmt w:val="decimal"/>
+      <w:lvlText w:val="%1."/>
+      <w:lvlJc w:val="left"/>
+      <w:pPr>
+        <w:tabs>
+          <w:tab w:val="num" w:pos="720"/>
+        </w:tabs>
+        <w:ind w:left="720" w:hanging="360"/>
+      </w:pPr>
+    </w:lvl>
+    <w:lvl w:ilvl="1">
+      <w:start w:val="1"/>
+      <w:numFmt w:val="bullet"/>
+      <w:lvlText w:val="o"/>
+      <w:lvlJc w:val="left"/>
+      <w:pPr>
+        <w:tabs>
+          <w:tab w:val="num" w:pos="1440"/>
+        </w:tabs>
+        <w:ind w:left="1440" w:hanging="360"/>
+      </w:pPr>
+      <w:rPr>
+        <w:rFonts w:ascii="Courier New" w:hAnsi="Courier New" w:hint="default"/>
+        <w:sz w:val="20"/>
+      </w:rPr>
+    </w:lvl>
+    <w:lvl w:ilvl="2" w:tentative="1">
+      <w:start w:val="1"/>
+      <w:numFmt w:val="decimal"/>
+      <w:lvlText w:val="%3."/>
+      <w:lvlJc w:val="left"/>
+      <w:pPr>
+        <w:tabs>
+          <w:tab w:val="num" w:pos="2160"/>
+        </w:tabs>
+        <w:ind w:left="2160" w:hanging="360"/>
+      </w:pPr>
+    </w:lvl>
+    <w:lvl w:ilvl="3" w:tentative="1">
+      <w:start w:val="1"/>
+      <w:numFmt w:val="decimal"/>
+      <w:lvlText w:val="%4."/>
+      <w:lvlJc w:val="left"/>
+      <w:pPr>
+        <w:tabs>
+          <w:tab w:val="num" w:pos="2880"/>
+        </w:tabs>
+        <w:ind w:left="2880" w:hanging="360"/>
+      </w:pPr>
+    </w:lvl>
+    <w:lvl w:ilvl="4" w:tentative="1">
+      <w:start w:val="1"/>
+      <w:numFmt w:val="decimal"/>
+      <w:lvlText w:val="%5."/>
+      <w:lvlJc w:val="left"/>
+      <w:pPr>
+        <w:tabs>
+          <w:tab w:val="num" w:pos="3600"/>
+        </w:tabs>
+        <w:ind w:left="3600" w:hanging="360"/>
+      </w:pPr>
+    </w:lvl>
+    <w:lvl w:ilvl="5" w:tentative="1">
+      <w:start w:val="1"/>
+      <w:numFmt w:val="decimal"/>
+      <w:lvlText w:val="%6."/>
+      <w:lvlJc w:val="left"/>
+      <w:pPr>
+        <w:tabs>
+          <w:tab w:val="num" w:pos="4320"/>
+        </w:tabs>
+        <w:ind w:left="4320" w:hanging="360"/>
+      </w:pPr>
+    </w:lvl>
+    <w:lvl w:ilvl="6" w:tentative="1">
+      <w:start w:val="1"/>
+      <w:numFmt w:val="decimal"/>
+      <w:lvlText w:val="%7."/>
+      <w:lvlJc w:val="left"/>
+      <w:pPr>
+        <w:tabs>
+          <w:tab w:val="num" w:pos="5040"/>
+        </w:tabs>
+        <w:ind w:left="5040" w:hanging="360"/>
+      </w:pPr>
+    </w:lvl>
+    <w:lvl w:ilvl="7" w:tentative="1">
+      <w:start w:val="1"/>
+      <w:numFmt w:val="decimal"/>
+      <w:lvlText w:val="%8."/>
+      <w:lvlJc w:val="left"/>
+      <w:pPr>
+        <w:tabs>
+          <w:tab w:val="num" w:pos="5760"/>
+        </w:tabs>
+        <w:ind w:left="5760" w:hanging="360"/>
+      </w:pPr>
+    </w:lvl>
+    <w:lvl w:ilvl="8" w:tentative="1">
+      <w:start w:val="1"/>
+      <w:numFmt w:val="decimal"/>
+      <w:lvlText w:val="%9."/>
+      <w:lvlJc w:val="left"/>
+      <w:pPr>
+        <w:tabs>
+          <w:tab w:val="num" w:pos="6480"/>
+        </w:tabs>
+        <w:ind w:left="6480" w:hanging="360"/>
+      </w:pPr>
+    </w:lvl>
+  </w:abstractNum>
+  <w:abstractNum w:abstractNumId="4">
     <w:nsid w:val="17C173CB"/>
     <w:multiLevelType w:val="multilevel"/>
     <w:tmpl w:val="2342027E"/>
@@ -2372,7 +7733,156 @@
       </w:rPr>
     </w:lvl>
   </w:abstractNum>
-  <w:abstractNum w:abstractNumId="3">
+  <w:abstractNum w:abstractNumId="5">
+    <w:nsid w:val="19BE395A"/>
+    <w:multiLevelType w:val="multilevel"/>
+    <w:tmpl w:val="D7D24526"/>
+    <w:lvl w:ilvl="0">
+      <w:start w:val="1"/>
+      <w:numFmt w:val="bullet"/>
+      <w:lvlText w:val=""/>
+      <w:lvlJc w:val="left"/>
+      <w:pPr>
+        <w:tabs>
+          <w:tab w:val="num" w:pos="720"/>
+        </w:tabs>
+        <w:ind w:left="720" w:hanging="360"/>
+      </w:pPr>
+      <w:rPr>
+        <w:rFonts w:ascii="Symbol" w:hAnsi="Symbol" w:hint="default"/>
+        <w:sz w:val="20"/>
+      </w:rPr>
+    </w:lvl>
+    <w:lvl w:ilvl="1" w:tentative="1">
+      <w:start w:val="1"/>
+      <w:numFmt w:val="bullet"/>
+      <w:lvlText w:val="o"/>
+      <w:lvlJc w:val="left"/>
+      <w:pPr>
+        <w:tabs>
+          <w:tab w:val="num" w:pos="1440"/>
+        </w:tabs>
+        <w:ind w:left="1440" w:hanging="360"/>
+      </w:pPr>
+      <w:rPr>
+        <w:rFonts w:ascii="Courier New" w:hAnsi="Courier New" w:hint="default"/>
+        <w:sz w:val="20"/>
+      </w:rPr>
+    </w:lvl>
+    <w:lvl w:ilvl="2" w:tentative="1">
+      <w:start w:val="1"/>
+      <w:numFmt w:val="bullet"/>
+      <w:lvlText w:val=""/>
+      <w:lvlJc w:val="left"/>
+      <w:pPr>
+        <w:tabs>
+          <w:tab w:val="num" w:pos="2160"/>
+        </w:tabs>
+        <w:ind w:left="2160" w:hanging="360"/>
+      </w:pPr>
+      <w:rPr>
+        <w:rFonts w:ascii="Wingdings" w:hAnsi="Wingdings" w:hint="default"/>
+        <w:sz w:val="20"/>
+      </w:rPr>
+    </w:lvl>
+    <w:lvl w:ilvl="3" w:tentative="1">
+      <w:start w:val="1"/>
+      <w:numFmt w:val="bullet"/>
+      <w:lvlText w:val=""/>
+      <w:lvlJc w:val="left"/>
+      <w:pPr>
+        <w:tabs>
+          <w:tab w:val="num" w:pos="2880"/>
+        </w:tabs>
+        <w:ind w:left="2880" w:hanging="360"/>
+      </w:pPr>
+      <w:rPr>
+        <w:rFonts w:ascii="Wingdings" w:hAnsi="Wingdings" w:hint="default"/>
+        <w:sz w:val="20"/>
+      </w:rPr>
+    </w:lvl>
+    <w:lvl w:ilvl="4" w:tentative="1">
+      <w:start w:val="1"/>
+      <w:numFmt w:val="bullet"/>
+      <w:lvlText w:val=""/>
+      <w:lvlJc w:val="left"/>
+      <w:pPr>
+        <w:tabs>
+          <w:tab w:val="num" w:pos="3600"/>
+        </w:tabs>
+        <w:ind w:left="3600" w:hanging="360"/>
+      </w:pPr>
+      <w:rPr>
+        <w:rFonts w:ascii="Wingdings" w:hAnsi="Wingdings" w:hint="default"/>
+        <w:sz w:val="20"/>
+      </w:rPr>
+    </w:lvl>
+    <w:lvl w:ilvl="5" w:tentative="1">
+      <w:start w:val="1"/>
+      <w:numFmt w:val="bullet"/>
+      <w:lvlText w:val=""/>
+      <w:lvlJc w:val="left"/>
+      <w:pPr>
+        <w:tabs>
+          <w:tab w:val="num" w:pos="4320"/>
+        </w:tabs>
+        <w:ind w:left="4320" w:hanging="360"/>
+      </w:pPr>
+      <w:rPr>
+        <w:rFonts w:ascii="Wingdings" w:hAnsi="Wingdings" w:hint="default"/>
+        <w:sz w:val="20"/>
+      </w:rPr>
+    </w:lvl>
+    <w:lvl w:ilvl="6" w:tentative="1">
+      <w:start w:val="1"/>
+      <w:numFmt w:val="bullet"/>
+      <w:lvlText w:val=""/>
+      <w:lvlJc w:val="left"/>
+      <w:pPr>
+        <w:tabs>
+          <w:tab w:val="num" w:pos="5040"/>
+        </w:tabs>
+        <w:ind w:left="5040" w:hanging="360"/>
+      </w:pPr>
+      <w:rPr>
+        <w:rFonts w:ascii="Wingdings" w:hAnsi="Wingdings" w:hint="default"/>
+        <w:sz w:val="20"/>
+      </w:rPr>
+    </w:lvl>
+    <w:lvl w:ilvl="7" w:tentative="1">
+      <w:start w:val="1"/>
+      <w:numFmt w:val="bullet"/>
+      <w:lvlText w:val=""/>
+      <w:lvlJc w:val="left"/>
+      <w:pPr>
+        <w:tabs>
+          <w:tab w:val="num" w:pos="5760"/>
+        </w:tabs>
+        <w:ind w:left="5760" w:hanging="360"/>
+      </w:pPr>
+      <w:rPr>
+        <w:rFonts w:ascii="Wingdings" w:hAnsi="Wingdings" w:hint="default"/>
+        <w:sz w:val="20"/>
+      </w:rPr>
+    </w:lvl>
+    <w:lvl w:ilvl="8" w:tentative="1">
+      <w:start w:val="1"/>
+      <w:numFmt w:val="bullet"/>
+      <w:lvlText w:val=""/>
+      <w:lvlJc w:val="left"/>
+      <w:pPr>
+        <w:tabs>
+          <w:tab w:val="num" w:pos="6480"/>
+        </w:tabs>
+        <w:ind w:left="6480" w:hanging="360"/>
+      </w:pPr>
+      <w:rPr>
+        <w:rFonts w:ascii="Wingdings" w:hAnsi="Wingdings" w:hint="default"/>
+        <w:sz w:val="20"/>
+      </w:rPr>
+    </w:lvl>
+  </w:abstractNum>
+  <w:abstractNum w:abstractNumId="6">
     <w:nsid w:val="3251116A"/>
     <w:multiLevelType w:val="multilevel"/>
     <w:tmpl w:val="78A8652E"/>
@@ -2383,9 +7893,9 @@
       <w:lvlJc w:val="left"/>
       <w:pPr>
         <w:tabs>
-          <w:tab w:val="num" w:pos="720"/>
-        </w:tabs>
-        <w:ind w:left="720" w:hanging="360"/>
+          <w:tab w:val="num" w:pos="1080"/>
+        </w:tabs>
+        <w:ind w:left="1080" w:hanging="360"/>
       </w:pPr>
       <w:rPr>
         <w:rFonts w:ascii="Symbol" w:hAnsi="Symbol" w:hint="default"/>
@@ -2399,9 +7909,9 @@
       <w:lvlJc w:val="left"/>
       <w:pPr>
         <w:tabs>
-          <w:tab w:val="num" w:pos="1440"/>
-        </w:tabs>
-        <w:ind w:left="1440" w:hanging="360"/>
+          <w:tab w:val="num" w:pos="1800"/>
+        </w:tabs>
+        <w:ind w:left="1800" w:hanging="360"/>
       </w:pPr>
       <w:rPr>
         <w:rFonts w:ascii="Courier New" w:hAnsi="Courier New" w:hint="default"/>
@@ -2415,9 +7925,9 @@
       <w:lvlJc w:val="left"/>
       <w:pPr>
         <w:tabs>
-          <w:tab w:val="num" w:pos="2160"/>
-        </w:tabs>
-        <w:ind w:left="2160" w:hanging="360"/>
+          <w:tab w:val="num" w:pos="2520"/>
+        </w:tabs>
+        <w:ind w:left="2520" w:hanging="360"/>
       </w:pPr>
       <w:rPr>
         <w:rFonts w:ascii="Wingdings" w:hAnsi="Wingdings" w:hint="default"/>
@@ -2431,9 +7941,9 @@
       <w:lvlJc w:val="left"/>
       <w:pPr>
         <w:tabs>
-          <w:tab w:val="num" w:pos="2880"/>
-        </w:tabs>
-        <w:ind w:left="2880" w:hanging="360"/>
+          <w:tab w:val="num" w:pos="3240"/>
+        </w:tabs>
+        <w:ind w:left="3240" w:hanging="360"/>
       </w:pPr>
       <w:rPr>
         <w:rFonts w:ascii="Wingdings" w:hAnsi="Wingdings" w:hint="default"/>
@@ -2447,9 +7957,9 @@
       <w:lvlJc w:val="left"/>
       <w:pPr>
         <w:tabs>
-          <w:tab w:val="num" w:pos="3600"/>
-        </w:tabs>
-        <w:ind w:left="3600" w:hanging="360"/>
+          <w:tab w:val="num" w:pos="3960"/>
+        </w:tabs>
+        <w:ind w:left="3960" w:hanging="360"/>
       </w:pPr>
       <w:rPr>
         <w:rFonts w:ascii="Wingdings" w:hAnsi="Wingdings" w:hint="default"/>
@@ -2463,9 +7973,9 @@
       <w:lvlJc w:val="left"/>
       <w:pPr>
         <w:tabs>
-          <w:tab w:val="num" w:pos="4320"/>
-        </w:tabs>
-        <w:ind w:left="4320" w:hanging="360"/>
+          <w:tab w:val="num" w:pos="4680"/>
+        </w:tabs>
+        <w:ind w:left="4680" w:hanging="360"/>
       </w:pPr>
       <w:rPr>
         <w:rFonts w:ascii="Wingdings" w:hAnsi="Wingdings" w:hint="default"/>
@@ -2479,9 +7989,9 @@
       <w:lvlJc w:val="left"/>
       <w:pPr>
         <w:tabs>
-          <w:tab w:val="num" w:pos="5040"/>
-        </w:tabs>
-        <w:ind w:left="5040" w:hanging="360"/>
+          <w:tab w:val="num" w:pos="5400"/>
+        </w:tabs>
+        <w:ind w:left="5400" w:hanging="360"/>
       </w:pPr>
       <w:rPr>
         <w:rFonts w:ascii="Wingdings" w:hAnsi="Wingdings" w:hint="default"/>
@@ -2495,9 +8005,9 @@
       <w:lvlJc w:val="left"/>
       <w:pPr>
         <w:tabs>
-          <w:tab w:val="num" w:pos="5760"/>
-        </w:tabs>
-        <w:ind w:left="5760" w:hanging="360"/>
+          <w:tab w:val="num" w:pos="6120"/>
+        </w:tabs>
+        <w:ind w:left="6120" w:hanging="360"/>
       </w:pPr>
       <w:rPr>
         <w:rFonts w:ascii="Wingdings" w:hAnsi="Wingdings" w:hint="default"/>
@@ -2511,9 +8021,9 @@
       <w:lvlJc w:val="left"/>
       <w:pPr>
         <w:tabs>
-          <w:tab w:val="num" w:pos="6480"/>
-        </w:tabs>
-        <w:ind w:left="6480" w:hanging="360"/>
+          <w:tab w:val="num" w:pos="6840"/>
+        </w:tabs>
+        <w:ind w:left="6840" w:hanging="360"/>
       </w:pPr>
       <w:rPr>
         <w:rFonts w:ascii="Wingdings" w:hAnsi="Wingdings" w:hint="default"/>
@@ -2521,17 +8031,950 @@
       </w:rPr>
     </w:lvl>
   </w:abstractNum>
+  <w:abstractNum w:abstractNumId="7">
+    <w:nsid w:val="3810003C"/>
+    <w:multiLevelType w:val="multilevel"/>
+    <w:tmpl w:val="505C51FA"/>
+    <w:lvl w:ilvl="0">
+      <w:start w:val="1"/>
+      <w:numFmt w:val="bullet"/>
+      <w:lvlText w:val=""/>
+      <w:lvlJc w:val="left"/>
+      <w:pPr>
+        <w:tabs>
+          <w:tab w:val="num" w:pos="720"/>
+        </w:tabs>
+        <w:ind w:left="720" w:hanging="360"/>
+      </w:pPr>
+      <w:rPr>
+        <w:rFonts w:ascii="Symbol" w:hAnsi="Symbol" w:hint="default"/>
+        <w:sz w:val="20"/>
+      </w:rPr>
+    </w:lvl>
+    <w:lvl w:ilvl="1" w:tentative="1">
+      <w:start w:val="1"/>
+      <w:numFmt w:val="bullet"/>
+      <w:lvlText w:val="o"/>
+      <w:lvlJc w:val="left"/>
+      <w:pPr>
+        <w:tabs>
+          <w:tab w:val="num" w:pos="1440"/>
+        </w:tabs>
+        <w:ind w:left="1440" w:hanging="360"/>
+      </w:pPr>
+      <w:rPr>
+        <w:rFonts w:ascii="Courier New" w:hAnsi="Courier New" w:hint="default"/>
+        <w:sz w:val="20"/>
+      </w:rPr>
+    </w:lvl>
+    <w:lvl w:ilvl="2" w:tentative="1">
+      <w:start w:val="1"/>
+      <w:numFmt w:val="bullet"/>
+      <w:lvlText w:val=""/>
+      <w:lvlJc w:val="left"/>
+      <w:pPr>
+        <w:tabs>
+          <w:tab w:val="num" w:pos="2160"/>
+        </w:tabs>
+        <w:ind w:left="2160" w:hanging="360"/>
+      </w:pPr>
+      <w:rPr>
+        <w:rFonts w:ascii="Wingdings" w:hAnsi="Wingdings" w:hint="default"/>
+        <w:sz w:val="20"/>
+      </w:rPr>
+    </w:lvl>
+    <w:lvl w:ilvl="3" w:tentative="1">
+      <w:start w:val="1"/>
+      <w:numFmt w:val="bullet"/>
+      <w:lvlText w:val=""/>
+      <w:lvlJc w:val="left"/>
+      <w:pPr>
+        <w:tabs>
+          <w:tab w:val="num" w:pos="2880"/>
+        </w:tabs>
+        <w:ind w:left="2880" w:hanging="360"/>
+      </w:pPr>
+      <w:rPr>
+        <w:rFonts w:ascii="Wingdings" w:hAnsi="Wingdings" w:hint="default"/>
+        <w:sz w:val="20"/>
+      </w:rPr>
+    </w:lvl>
+    <w:lvl w:ilvl="4" w:tentative="1">
+      <w:start w:val="1"/>
+      <w:numFmt w:val="bullet"/>
+      <w:lvlText w:val=""/>
+      <w:lvlJc w:val="left"/>
+      <w:pPr>
+        <w:tabs>
+          <w:tab w:val="num" w:pos="3600"/>
+        </w:tabs>
+        <w:ind w:left="3600" w:hanging="360"/>
+      </w:pPr>
+      <w:rPr>
+        <w:rFonts w:ascii="Wingdings" w:hAnsi="Wingdings" w:hint="default"/>
+        <w:sz w:val="20"/>
+      </w:rPr>
+    </w:lvl>
+    <w:lvl w:ilvl="5" w:tentative="1">
+      <w:start w:val="1"/>
+      <w:numFmt w:val="bullet"/>
+      <w:lvlText w:val=""/>
+      <w:lvlJc w:val="left"/>
+      <w:pPr>
+        <w:tabs>
+          <w:tab w:val="num" w:pos="4320"/>
+        </w:tabs>
+        <w:ind w:left="4320" w:hanging="360"/>
+      </w:pPr>
+      <w:rPr>
+        <w:rFonts w:ascii="Wingdings" w:hAnsi="Wingdings" w:hint="default"/>
+        <w:sz w:val="20"/>
+      </w:rPr>
+    </w:lvl>
+    <w:lvl w:ilvl="6" w:tentative="1">
+      <w:start w:val="1"/>
+      <w:numFmt w:val="bullet"/>
+      <w:lvlText w:val=""/>
+      <w:lvlJc w:val="left"/>
+      <w:pPr>
+        <w:tabs>
+          <w:tab w:val="num" w:pos="5040"/>
+        </w:tabs>
+        <w:ind w:left="5040" w:hanging="360"/>
+      </w:pPr>
+      <w:rPr>
+        <w:rFonts w:ascii="Wingdings" w:hAnsi="Wingdings" w:hint="default"/>
+        <w:sz w:val="20"/>
+      </w:rPr>
+    </w:lvl>
+    <w:lvl w:ilvl="7" w:tentative="1">
+      <w:start w:val="1"/>
+      <w:numFmt w:val="bullet"/>
+      <w:lvlText w:val=""/>
+      <w:lvlJc w:val="left"/>
+      <w:pPr>
+        <w:tabs>
+          <w:tab w:val="num" w:pos="5760"/>
+        </w:tabs>
+        <w:ind w:left="5760" w:hanging="360"/>
+      </w:pPr>
+      <w:rPr>
+        <w:rFonts w:ascii="Wingdings" w:hAnsi="Wingdings" w:hint="default"/>
+        <w:sz w:val="20"/>
+      </w:rPr>
+    </w:lvl>
+    <w:lvl w:ilvl="8" w:tentative="1">
+      <w:start w:val="1"/>
+      <w:numFmt w:val="bullet"/>
+      <w:lvlText w:val=""/>
+      <w:lvlJc w:val="left"/>
+      <w:pPr>
+        <w:tabs>
+          <w:tab w:val="num" w:pos="6480"/>
+        </w:tabs>
+        <w:ind w:left="6480" w:hanging="360"/>
+      </w:pPr>
+      <w:rPr>
+        <w:rFonts w:ascii="Wingdings" w:hAnsi="Wingdings" w:hint="default"/>
+        <w:sz w:val="20"/>
+      </w:rPr>
+    </w:lvl>
+  </w:abstractNum>
+  <w:abstractNum w:abstractNumId="8">
+    <w:nsid w:val="412F6128"/>
+    <w:multiLevelType w:val="multilevel"/>
+    <w:tmpl w:val="2AAC9202"/>
+    <w:lvl w:ilvl="0">
+      <w:start w:val="1"/>
+      <w:numFmt w:val="decimal"/>
+      <w:lvlText w:val="%1."/>
+      <w:lvlJc w:val="left"/>
+      <w:pPr>
+        <w:tabs>
+          <w:tab w:val="num" w:pos="720"/>
+        </w:tabs>
+        <w:ind w:left="720" w:hanging="360"/>
+      </w:pPr>
+    </w:lvl>
+    <w:lvl w:ilvl="1">
+      <w:start w:val="1"/>
+      <w:numFmt w:val="bullet"/>
+      <w:lvlText w:val="o"/>
+      <w:lvlJc w:val="left"/>
+      <w:pPr>
+        <w:tabs>
+          <w:tab w:val="num" w:pos="1440"/>
+        </w:tabs>
+        <w:ind w:left="1440" w:hanging="360"/>
+      </w:pPr>
+      <w:rPr>
+        <w:rFonts w:ascii="Courier New" w:hAnsi="Courier New" w:hint="default"/>
+        <w:sz w:val="20"/>
+      </w:rPr>
+    </w:lvl>
+    <w:lvl w:ilvl="2" w:tentative="1">
+      <w:start w:val="1"/>
+      <w:numFmt w:val="decimal"/>
+      <w:lvlText w:val="%3."/>
+      <w:lvlJc w:val="left"/>
+      <w:pPr>
+        <w:tabs>
+          <w:tab w:val="num" w:pos="2160"/>
+        </w:tabs>
+        <w:ind w:left="2160" w:hanging="360"/>
+      </w:pPr>
+    </w:lvl>
+    <w:lvl w:ilvl="3" w:tentative="1">
+      <w:start w:val="1"/>
+      <w:numFmt w:val="decimal"/>
+      <w:lvlText w:val="%4."/>
+      <w:lvlJc w:val="left"/>
+      <w:pPr>
+        <w:tabs>
+          <w:tab w:val="num" w:pos="2880"/>
+        </w:tabs>
+        <w:ind w:left="2880" w:hanging="360"/>
+      </w:pPr>
+    </w:lvl>
+    <w:lvl w:ilvl="4" w:tentative="1">
+      <w:start w:val="1"/>
+      <w:numFmt w:val="decimal"/>
+      <w:lvlText w:val="%5."/>
+      <w:lvlJc w:val="left"/>
+      <w:pPr>
+        <w:tabs>
+          <w:tab w:val="num" w:pos="3600"/>
+        </w:tabs>
+        <w:ind w:left="3600" w:hanging="360"/>
+      </w:pPr>
+    </w:lvl>
+    <w:lvl w:ilvl="5" w:tentative="1">
+      <w:start w:val="1"/>
+      <w:numFmt w:val="decimal"/>
+      <w:lvlText w:val="%6."/>
+      <w:lvlJc w:val="left"/>
+      <w:pPr>
+        <w:tabs>
+          <w:tab w:val="num" w:pos="4320"/>
+        </w:tabs>
+        <w:ind w:left="4320" w:hanging="360"/>
+      </w:pPr>
+    </w:lvl>
+    <w:lvl w:ilvl="6" w:tentative="1">
+      <w:start w:val="1"/>
+      <w:numFmt w:val="decimal"/>
+      <w:lvlText w:val="%7."/>
+      <w:lvlJc w:val="left"/>
+      <w:pPr>
+        <w:tabs>
+          <w:tab w:val="num" w:pos="5040"/>
+        </w:tabs>
+        <w:ind w:left="5040" w:hanging="360"/>
+      </w:pPr>
+    </w:lvl>
+    <w:lvl w:ilvl="7" w:tentative="1">
+      <w:start w:val="1"/>
+      <w:numFmt w:val="decimal"/>
+      <w:lvlText w:val="%8."/>
+      <w:lvlJc w:val="left"/>
+      <w:pPr>
+        <w:tabs>
+          <w:tab w:val="num" w:pos="5760"/>
+        </w:tabs>
+        <w:ind w:left="5760" w:hanging="360"/>
+      </w:pPr>
+    </w:lvl>
+    <w:lvl w:ilvl="8" w:tentative="1">
+      <w:start w:val="1"/>
+      <w:numFmt w:val="decimal"/>
+      <w:lvlText w:val="%9."/>
+      <w:lvlJc w:val="left"/>
+      <w:pPr>
+        <w:tabs>
+          <w:tab w:val="num" w:pos="6480"/>
+        </w:tabs>
+        <w:ind w:left="6480" w:hanging="360"/>
+      </w:pPr>
+    </w:lvl>
+  </w:abstractNum>
+  <w:abstractNum w:abstractNumId="9">
+    <w:nsid w:val="53A526AB"/>
+    <w:multiLevelType w:val="multilevel"/>
+    <w:tmpl w:val="582C294A"/>
+    <w:lvl w:ilvl="0">
+      <w:start w:val="1"/>
+      <w:numFmt w:val="decimal"/>
+      <w:lvlText w:val="%1."/>
+      <w:lvlJc w:val="left"/>
+      <w:pPr>
+        <w:tabs>
+          <w:tab w:val="num" w:pos="720"/>
+        </w:tabs>
+        <w:ind w:left="720" w:hanging="360"/>
+      </w:pPr>
+    </w:lvl>
+    <w:lvl w:ilvl="1" w:tentative="1">
+      <w:start w:val="1"/>
+      <w:numFmt w:val="decimal"/>
+      <w:lvlText w:val="%2."/>
+      <w:lvlJc w:val="left"/>
+      <w:pPr>
+        <w:tabs>
+          <w:tab w:val="num" w:pos="1440"/>
+        </w:tabs>
+        <w:ind w:left="1440" w:hanging="360"/>
+      </w:pPr>
+    </w:lvl>
+    <w:lvl w:ilvl="2" w:tentative="1">
+      <w:start w:val="1"/>
+      <w:numFmt w:val="decimal"/>
+      <w:lvlText w:val="%3."/>
+      <w:lvlJc w:val="left"/>
+      <w:pPr>
+        <w:tabs>
+          <w:tab w:val="num" w:pos="2160"/>
+        </w:tabs>
+        <w:ind w:left="2160" w:hanging="360"/>
+      </w:pPr>
+    </w:lvl>
+    <w:lvl w:ilvl="3" w:tentative="1">
+      <w:start w:val="1"/>
+      <w:numFmt w:val="decimal"/>
+      <w:lvlText w:val="%4."/>
+      <w:lvlJc w:val="left"/>
+      <w:pPr>
+        <w:tabs>
+          <w:tab w:val="num" w:pos="2880"/>
+        </w:tabs>
+        <w:ind w:left="2880" w:hanging="360"/>
+      </w:pPr>
+    </w:lvl>
+    <w:lvl w:ilvl="4" w:tentative="1">
+      <w:start w:val="1"/>
+      <w:numFmt w:val="decimal"/>
+      <w:lvlText w:val="%5."/>
+      <w:lvlJc w:val="left"/>
+      <w:pPr>
+        <w:tabs>
+          <w:tab w:val="num" w:pos="3600"/>
+        </w:tabs>
+        <w:ind w:left="3600" w:hanging="360"/>
+      </w:pPr>
+    </w:lvl>
+    <w:lvl w:ilvl="5" w:tentative="1">
+      <w:start w:val="1"/>
+      <w:numFmt w:val="decimal"/>
+      <w:lvlText w:val="%6."/>
+      <w:lvlJc w:val="left"/>
+      <w:pPr>
+        <w:tabs>
+          <w:tab w:val="num" w:pos="4320"/>
+        </w:tabs>
+        <w:ind w:left="4320" w:hanging="360"/>
+      </w:pPr>
+    </w:lvl>
+    <w:lvl w:ilvl="6" w:tentative="1">
+      <w:start w:val="1"/>
+      <w:numFmt w:val="decimal"/>
+      <w:lvlText w:val="%7."/>
+      <w:lvlJc w:val="left"/>
+      <w:pPr>
+        <w:tabs>
+          <w:tab w:val="num" w:pos="5040"/>
+        </w:tabs>
+        <w:ind w:left="5040" w:hanging="360"/>
+      </w:pPr>
+    </w:lvl>
+    <w:lvl w:ilvl="7" w:tentative="1">
+      <w:start w:val="1"/>
+      <w:numFmt w:val="decimal"/>
+      <w:lvlText w:val="%8."/>
+      <w:lvlJc w:val="left"/>
+      <w:pPr>
+        <w:tabs>
+          <w:tab w:val="num" w:pos="5760"/>
+        </w:tabs>
+        <w:ind w:left="5760" w:hanging="360"/>
+      </w:pPr>
+    </w:lvl>
+    <w:lvl w:ilvl="8" w:tentative="1">
+      <w:start w:val="1"/>
+      <w:numFmt w:val="decimal"/>
+      <w:lvlText w:val="%9."/>
+      <w:lvlJc w:val="left"/>
+      <w:pPr>
+        <w:tabs>
+          <w:tab w:val="num" w:pos="6480"/>
+        </w:tabs>
+        <w:ind w:left="6480" w:hanging="360"/>
+      </w:pPr>
+    </w:lvl>
+  </w:abstractNum>
+  <w:abstractNum w:abstractNumId="10">
+    <w:nsid w:val="64F1407E"/>
+    <w:multiLevelType w:val="multilevel"/>
+    <w:tmpl w:val="E6305938"/>
+    <w:lvl w:ilvl="0">
+      <w:start w:val="1"/>
+      <w:numFmt w:val="decimal"/>
+      <w:lvlText w:val="%1."/>
+      <w:lvlJc w:val="left"/>
+      <w:pPr>
+        <w:tabs>
+          <w:tab w:val="num" w:pos="720"/>
+        </w:tabs>
+        <w:ind w:left="720" w:hanging="360"/>
+      </w:pPr>
+    </w:lvl>
+    <w:lvl w:ilvl="1" w:tentative="1">
+      <w:start w:val="1"/>
+      <w:numFmt w:val="decimal"/>
+      <w:lvlText w:val="%2."/>
+      <w:lvlJc w:val="left"/>
+      <w:pPr>
+        <w:tabs>
+          <w:tab w:val="num" w:pos="1440"/>
+        </w:tabs>
+        <w:ind w:left="1440" w:hanging="360"/>
+      </w:pPr>
+    </w:lvl>
+    <w:lvl w:ilvl="2" w:tentative="1">
+      <w:start w:val="1"/>
+      <w:numFmt w:val="decimal"/>
+      <w:lvlText w:val="%3."/>
+      <w:lvlJc w:val="left"/>
+      <w:pPr>
+        <w:tabs>
+          <w:tab w:val="num" w:pos="2160"/>
+        </w:tabs>
+        <w:ind w:left="2160" w:hanging="360"/>
+      </w:pPr>
+    </w:lvl>
+    <w:lvl w:ilvl="3" w:tentative="1">
+      <w:start w:val="1"/>
+      <w:numFmt w:val="decimal"/>
+      <w:lvlText w:val="%4."/>
+      <w:lvlJc w:val="left"/>
+      <w:pPr>
+        <w:tabs>
+          <w:tab w:val="num" w:pos="2880"/>
+        </w:tabs>
+        <w:ind w:left="2880" w:hanging="360"/>
+      </w:pPr>
+    </w:lvl>
+    <w:lvl w:ilvl="4" w:tentative="1">
+      <w:start w:val="1"/>
+      <w:numFmt w:val="decimal"/>
+      <w:lvlText w:val="%5."/>
+      <w:lvlJc w:val="left"/>
+      <w:pPr>
+        <w:tabs>
+          <w:tab w:val="num" w:pos="3600"/>
+        </w:tabs>
+        <w:ind w:left="3600" w:hanging="360"/>
+      </w:pPr>
+    </w:lvl>
+    <w:lvl w:ilvl="5" w:tentative="1">
+      <w:start w:val="1"/>
+      <w:numFmt w:val="decimal"/>
+      <w:lvlText w:val="%6."/>
+      <w:lvlJc w:val="left"/>
+      <w:pPr>
+        <w:tabs>
+          <w:tab w:val="num" w:pos="4320"/>
+        </w:tabs>
+        <w:ind w:left="4320" w:hanging="360"/>
+      </w:pPr>
+    </w:lvl>
+    <w:lvl w:ilvl="6" w:tentative="1">
+      <w:start w:val="1"/>
+      <w:numFmt w:val="decimal"/>
+      <w:lvlText w:val="%7."/>
+      <w:lvlJc w:val="left"/>
+      <w:pPr>
+        <w:tabs>
+          <w:tab w:val="num" w:pos="5040"/>
+        </w:tabs>
+        <w:ind w:left="5040" w:hanging="360"/>
+      </w:pPr>
+    </w:lvl>
+    <w:lvl w:ilvl="7" w:tentative="1">
+      <w:start w:val="1"/>
+      <w:numFmt w:val="decimal"/>
+      <w:lvlText w:val="%8."/>
+      <w:lvlJc w:val="left"/>
+      <w:pPr>
+        <w:tabs>
+          <w:tab w:val="num" w:pos="5760"/>
+        </w:tabs>
+        <w:ind w:left="5760" w:hanging="360"/>
+      </w:pPr>
+    </w:lvl>
+    <w:lvl w:ilvl="8" w:tentative="1">
+      <w:start w:val="1"/>
+      <w:numFmt w:val="decimal"/>
+      <w:lvlText w:val="%9."/>
+      <w:lvlJc w:val="left"/>
+      <w:pPr>
+        <w:tabs>
+          <w:tab w:val="num" w:pos="6480"/>
+        </w:tabs>
+        <w:ind w:left="6480" w:hanging="360"/>
+      </w:pPr>
+    </w:lvl>
+  </w:abstractNum>
+  <w:abstractNum w:abstractNumId="11">
+    <w:nsid w:val="6CA24C84"/>
+    <w:multiLevelType w:val="multilevel"/>
+    <w:tmpl w:val="7144BE14"/>
+    <w:lvl w:ilvl="0">
+      <w:start w:val="1"/>
+      <w:numFmt w:val="bullet"/>
+      <w:lvlText w:val=""/>
+      <w:lvlJc w:val="left"/>
+      <w:pPr>
+        <w:tabs>
+          <w:tab w:val="num" w:pos="720"/>
+        </w:tabs>
+        <w:ind w:left="720" w:hanging="360"/>
+      </w:pPr>
+      <w:rPr>
+        <w:rFonts w:ascii="Symbol" w:hAnsi="Symbol" w:hint="default"/>
+        <w:sz w:val="20"/>
+      </w:rPr>
+    </w:lvl>
+    <w:lvl w:ilvl="1" w:tentative="1">
+      <w:start w:val="1"/>
+      <w:numFmt w:val="bullet"/>
+      <w:lvlText w:val="o"/>
+      <w:lvlJc w:val="left"/>
+      <w:pPr>
+        <w:tabs>
+          <w:tab w:val="num" w:pos="1440"/>
+        </w:tabs>
+        <w:ind w:left="1440" w:hanging="360"/>
+      </w:pPr>
+      <w:rPr>
+        <w:rFonts w:ascii="Courier New" w:hAnsi="Courier New" w:hint="default"/>
+        <w:sz w:val="20"/>
+      </w:rPr>
+    </w:lvl>
+    <w:lvl w:ilvl="2" w:tentative="1">
+      <w:start w:val="1"/>
+      <w:numFmt w:val="bullet"/>
+      <w:lvlText w:val=""/>
+      <w:lvlJc w:val="left"/>
+      <w:pPr>
+        <w:tabs>
+          <w:tab w:val="num" w:pos="2160"/>
+        </w:tabs>
+        <w:ind w:left="2160" w:hanging="360"/>
+      </w:pPr>
+      <w:rPr>
+        <w:rFonts w:ascii="Wingdings" w:hAnsi="Wingdings" w:hint="default"/>
+        <w:sz w:val="20"/>
+      </w:rPr>
+    </w:lvl>
+    <w:lvl w:ilvl="3" w:tentative="1">
+      <w:start w:val="1"/>
+      <w:numFmt w:val="bullet"/>
+      <w:lvlText w:val=""/>
+      <w:lvlJc w:val="left"/>
+      <w:pPr>
+        <w:tabs>
+          <w:tab w:val="num" w:pos="2880"/>
+        </w:tabs>
+        <w:ind w:left="2880" w:hanging="360"/>
+      </w:pPr>
+      <w:rPr>
+        <w:rFonts w:ascii="Wingdings" w:hAnsi="Wingdings" w:hint="default"/>
+        <w:sz w:val="20"/>
+      </w:rPr>
+    </w:lvl>
+    <w:lvl w:ilvl="4" w:tentative="1">
+      <w:start w:val="1"/>
+      <w:numFmt w:val="bullet"/>
+      <w:lvlText w:val=""/>
+      <w:lvlJc w:val="left"/>
+      <w:pPr>
+        <w:tabs>
+          <w:tab w:val="num" w:pos="3600"/>
+        </w:tabs>
+        <w:ind w:left="3600" w:hanging="360"/>
+      </w:pPr>
+      <w:rPr>
+        <w:rFonts w:ascii="Wingdings" w:hAnsi="Wingdings" w:hint="default"/>
+        <w:sz w:val="20"/>
+      </w:rPr>
+    </w:lvl>
+    <w:lvl w:ilvl="5" w:tentative="1">
+      <w:start w:val="1"/>
+      <w:numFmt w:val="bullet"/>
+      <w:lvlText w:val=""/>
+      <w:lvlJc w:val="left"/>
+      <w:pPr>
+        <w:tabs>
+          <w:tab w:val="num" w:pos="4320"/>
+        </w:tabs>
+        <w:ind w:left="4320" w:hanging="360"/>
+      </w:pPr>
+      <w:rPr>
+        <w:rFonts w:ascii="Wingdings" w:hAnsi="Wingdings" w:hint="default"/>
+        <w:sz w:val="20"/>
+      </w:rPr>
+    </w:lvl>
+    <w:lvl w:ilvl="6" w:tentative="1">
+      <w:start w:val="1"/>
+      <w:numFmt w:val="bullet"/>
+      <w:lvlText w:val=""/>
+      <w:lvlJc w:val="left"/>
+      <w:pPr>
+        <w:tabs>
+          <w:tab w:val="num" w:pos="5040"/>
+        </w:tabs>
+        <w:ind w:left="5040" w:hanging="360"/>
+      </w:pPr>
+      <w:rPr>
+        <w:rFonts w:ascii="Wingdings" w:hAnsi="Wingdings" w:hint="default"/>
+        <w:sz w:val="20"/>
+      </w:rPr>
+    </w:lvl>
+    <w:lvl w:ilvl="7" w:tentative="1">
+      <w:start w:val="1"/>
+      <w:numFmt w:val="bullet"/>
+      <w:lvlText w:val=""/>
+      <w:lvlJc w:val="left"/>
+      <w:pPr>
+        <w:tabs>
+          <w:tab w:val="num" w:pos="5760"/>
+        </w:tabs>
+        <w:ind w:left="5760" w:hanging="360"/>
+      </w:pPr>
+      <w:rPr>
+        <w:rFonts w:ascii="Wingdings" w:hAnsi="Wingdings" w:hint="default"/>
+        <w:sz w:val="20"/>
+      </w:rPr>
+    </w:lvl>
+    <w:lvl w:ilvl="8" w:tentative="1">
+      <w:start w:val="1"/>
+      <w:numFmt w:val="bullet"/>
+      <w:lvlText w:val=""/>
+      <w:lvlJc w:val="left"/>
+      <w:pPr>
+        <w:tabs>
+          <w:tab w:val="num" w:pos="6480"/>
+        </w:tabs>
+        <w:ind w:left="6480" w:hanging="360"/>
+      </w:pPr>
+      <w:rPr>
+        <w:rFonts w:ascii="Wingdings" w:hAnsi="Wingdings" w:hint="default"/>
+        <w:sz w:val="20"/>
+      </w:rPr>
+    </w:lvl>
+  </w:abstractNum>
+  <w:abstractNum w:abstractNumId="12">
+    <w:nsid w:val="77E4452F"/>
+    <w:multiLevelType w:val="multilevel"/>
+    <w:tmpl w:val="B49AE99A"/>
+    <w:lvl w:ilvl="0">
+      <w:start w:val="1"/>
+      <w:numFmt w:val="bullet"/>
+      <w:lvlText w:val=""/>
+      <w:lvlJc w:val="left"/>
+      <w:pPr>
+        <w:tabs>
+          <w:tab w:val="num" w:pos="720"/>
+        </w:tabs>
+        <w:ind w:left="720" w:hanging="360"/>
+      </w:pPr>
+      <w:rPr>
+        <w:rFonts w:ascii="Symbol" w:hAnsi="Symbol" w:hint="default"/>
+        <w:sz w:val="20"/>
+      </w:rPr>
+    </w:lvl>
+    <w:lvl w:ilvl="1" w:tentative="1">
+      <w:start w:val="1"/>
+      <w:numFmt w:val="bullet"/>
+      <w:lvlText w:val="o"/>
+      <w:lvlJc w:val="left"/>
+      <w:pPr>
+        <w:tabs>
+          <w:tab w:val="num" w:pos="1440"/>
+        </w:tabs>
+        <w:ind w:left="1440" w:hanging="360"/>
+      </w:pPr>
+      <w:rPr>
+        <w:rFonts w:ascii="Courier New" w:hAnsi="Courier New" w:hint="default"/>
+        <w:sz w:val="20"/>
+      </w:rPr>
+    </w:lvl>
+    <w:lvl w:ilvl="2" w:tentative="1">
+      <w:start w:val="1"/>
+      <w:numFmt w:val="bullet"/>
+      <w:lvlText w:val=""/>
+      <w:lvlJc w:val="left"/>
+      <w:pPr>
+        <w:tabs>
+          <w:tab w:val="num" w:pos="2160"/>
+        </w:tabs>
+        <w:ind w:left="2160" w:hanging="360"/>
+      </w:pPr>
+      <w:rPr>
+        <w:rFonts w:ascii="Wingdings" w:hAnsi="Wingdings" w:hint="default"/>
+        <w:sz w:val="20"/>
+      </w:rPr>
+    </w:lvl>
+    <w:lvl w:ilvl="3" w:tentative="1">
+      <w:start w:val="1"/>
+      <w:numFmt w:val="bullet"/>
+      <w:lvlText w:val=""/>
+      <w:lvlJc w:val="left"/>
+      <w:pPr>
+        <w:tabs>
+          <w:tab w:val="num" w:pos="2880"/>
+        </w:tabs>
+        <w:ind w:left="2880" w:hanging="360"/>
+      </w:pPr>
+      <w:rPr>
+        <w:rFonts w:ascii="Wingdings" w:hAnsi="Wingdings" w:hint="default"/>
+        <w:sz w:val="20"/>
+      </w:rPr>
+    </w:lvl>
+    <w:lvl w:ilvl="4" w:tentative="1">
+      <w:start w:val="1"/>
+      <w:numFmt w:val="bullet"/>
+      <w:lvlText w:val=""/>
+      <w:lvlJc w:val="left"/>
+      <w:pPr>
+        <w:tabs>
+          <w:tab w:val="num" w:pos="3600"/>
+        </w:tabs>
+        <w:ind w:left="3600" w:hanging="360"/>
+      </w:pPr>
+      <w:rPr>
+        <w:rFonts w:ascii="Wingdings" w:hAnsi="Wingdings" w:hint="default"/>
+        <w:sz w:val="20"/>
+      </w:rPr>
+    </w:lvl>
+    <w:lvl w:ilvl="5" w:tentative="1">
+      <w:start w:val="1"/>
+      <w:numFmt w:val="bullet"/>
+      <w:lvlText w:val=""/>
+      <w:lvlJc w:val="left"/>
+      <w:pPr>
+        <w:tabs>
+          <w:tab w:val="num" w:pos="4320"/>
+        </w:tabs>
+        <w:ind w:left="4320" w:hanging="360"/>
+      </w:pPr>
+      <w:rPr>
+        <w:rFonts w:ascii="Wingdings" w:hAnsi="Wingdings" w:hint="default"/>
+        <w:sz w:val="20"/>
+      </w:rPr>
+    </w:lvl>
+    <w:lvl w:ilvl="6" w:tentative="1">
+      <w:start w:val="1"/>
+      <w:numFmt w:val="bullet"/>
+      <w:lvlText w:val=""/>
+      <w:lvlJc w:val="left"/>
+      <w:pPr>
+        <w:tabs>
+          <w:tab w:val="num" w:pos="5040"/>
+        </w:tabs>
+        <w:ind w:left="5040" w:hanging="360"/>
+      </w:pPr>
+      <w:rPr>
+        <w:rFonts w:ascii="Wingdings" w:hAnsi="Wingdings" w:hint="default"/>
+        <w:sz w:val="20"/>
+      </w:rPr>
+    </w:lvl>
+    <w:lvl w:ilvl="7" w:tentative="1">
+      <w:start w:val="1"/>
+      <w:numFmt w:val="bullet"/>
+      <w:lvlText w:val=""/>
+      <w:lvlJc w:val="left"/>
+      <w:pPr>
+        <w:tabs>
+          <w:tab w:val="num" w:pos="5760"/>
+        </w:tabs>
+        <w:ind w:left="5760" w:hanging="360"/>
+      </w:pPr>
+      <w:rPr>
+        <w:rFonts w:ascii="Wingdings" w:hAnsi="Wingdings" w:hint="default"/>
+        <w:sz w:val="20"/>
+      </w:rPr>
+    </w:lvl>
+    <w:lvl w:ilvl="8" w:tentative="1">
+      <w:start w:val="1"/>
+      <w:numFmt w:val="bullet"/>
+      <w:lvlText w:val=""/>
+      <w:lvlJc w:val="left"/>
+      <w:pPr>
+        <w:tabs>
+          <w:tab w:val="num" w:pos="6480"/>
+        </w:tabs>
+        <w:ind w:left="6480" w:hanging="360"/>
+      </w:pPr>
+      <w:rPr>
+        <w:rFonts w:ascii="Wingdings" w:hAnsi="Wingdings" w:hint="default"/>
+        <w:sz w:val="20"/>
+      </w:rPr>
+    </w:lvl>
+  </w:abstractNum>
+  <w:abstractNum w:abstractNumId="13">
+    <w:nsid w:val="7D2C508F"/>
+    <w:multiLevelType w:val="multilevel"/>
+    <w:tmpl w:val="6CB4C3A4"/>
+    <w:lvl w:ilvl="0">
+      <w:start w:val="1"/>
+      <w:numFmt w:val="decimal"/>
+      <w:lvlText w:val="%1."/>
+      <w:lvlJc w:val="left"/>
+      <w:pPr>
+        <w:tabs>
+          <w:tab w:val="num" w:pos="720"/>
+        </w:tabs>
+        <w:ind w:left="720" w:hanging="360"/>
+      </w:pPr>
+    </w:lvl>
+    <w:lvl w:ilvl="1" w:tentative="1">
+      <w:start w:val="1"/>
+      <w:numFmt w:val="decimal"/>
+      <w:lvlText w:val="%2."/>
+      <w:lvlJc w:val="left"/>
+      <w:pPr>
+        <w:tabs>
+          <w:tab w:val="num" w:pos="1440"/>
+        </w:tabs>
+        <w:ind w:left="1440" w:hanging="360"/>
+      </w:pPr>
+    </w:lvl>
+    <w:lvl w:ilvl="2" w:tentative="1">
+      <w:start w:val="1"/>
+      <w:numFmt w:val="decimal"/>
+      <w:lvlText w:val="%3."/>
+      <w:lvlJc w:val="left"/>
+      <w:pPr>
+        <w:tabs>
+          <w:tab w:val="num" w:pos="2160"/>
+        </w:tabs>
+        <w:ind w:left="2160" w:hanging="360"/>
+      </w:pPr>
+    </w:lvl>
+    <w:lvl w:ilvl="3" w:tentative="1">
+      <w:start w:val="1"/>
+      <w:numFmt w:val="decimal"/>
+      <w:lvlText w:val="%4."/>
+      <w:lvlJc w:val="left"/>
+      <w:pPr>
+        <w:tabs>
+          <w:tab w:val="num" w:pos="2880"/>
+        </w:tabs>
+        <w:ind w:left="2880" w:hanging="360"/>
+      </w:pPr>
+    </w:lvl>
+    <w:lvl w:ilvl="4" w:tentative="1">
+      <w:start w:val="1"/>
+      <w:numFmt w:val="decimal"/>
+      <w:lvlText w:val="%5."/>
+      <w:lvlJc w:val="left"/>
+      <w:pPr>
+        <w:tabs>
+          <w:tab w:val="num" w:pos="3600"/>
+        </w:tabs>
+        <w:ind w:left="3600" w:hanging="360"/>
+      </w:pPr>
+    </w:lvl>
+    <w:lvl w:ilvl="5" w:tentative="1">
+      <w:start w:val="1"/>
+      <w:numFmt w:val="decimal"/>
+      <w:lvlText w:val="%6."/>
+      <w:lvlJc w:val="left"/>
+      <w:pPr>
+        <w:tabs>
+          <w:tab w:val="num" w:pos="4320"/>
+        </w:tabs>
+        <w:ind w:left="4320" w:hanging="360"/>
+      </w:pPr>
+    </w:lvl>
+    <w:lvl w:ilvl="6" w:tentative="1">
+      <w:start w:val="1"/>
+      <w:numFmt w:val="decimal"/>
+      <w:lvlText w:val="%7."/>
+      <w:lvlJc w:val="left"/>
+      <w:pPr>
+        <w:tabs>
+          <w:tab w:val="num" w:pos="5040"/>
+        </w:tabs>
+        <w:ind w:left="5040" w:hanging="360"/>
+      </w:pPr>
+    </w:lvl>
+    <w:lvl w:ilvl="7" w:tentative="1">
+      <w:start w:val="1"/>
+      <w:numFmt w:val="decimal"/>
+      <w:lvlText w:val="%8."/>
+      <w:lvlJc w:val="left"/>
+      <w:pPr>
+        <w:tabs>
+          <w:tab w:val="num" w:pos="5760"/>
+        </w:tabs>
+        <w:ind w:left="5760" w:hanging="360"/>
+      </w:pPr>
+    </w:lvl>
+    <w:lvl w:ilvl="8" w:tentative="1">
+      <w:start w:val="1"/>
+      <w:numFmt w:val="decimal"/>
+      <w:lvlText w:val="%9."/>
+      <w:lvlJc w:val="left"/>
+      <w:pPr>
+        <w:tabs>
+          <w:tab w:val="num" w:pos="6480"/>
+        </w:tabs>
+        <w:ind w:left="6480" w:hanging="360"/>
+      </w:pPr>
+    </w:lvl>
+  </w:abstractNum>
   <w:num w:numId="1">
+    <w:abstractNumId w:val="1"/>
+  </w:num>
+  <w:num w:numId="2">
+    <w:abstractNumId w:val="6"/>
+  </w:num>
+  <w:num w:numId="3">
+    <w:abstractNumId w:val="4"/>
+  </w:num>
+  <w:num w:numId="4">
+    <w:abstractNumId w:val="2"/>
+  </w:num>
+  <w:num w:numId="5">
+    <w:abstractNumId w:val="3"/>
+  </w:num>
+  <w:num w:numId="6">
+    <w:abstractNumId w:val="8"/>
+  </w:num>
+  <w:num w:numId="7">
+    <w:abstractNumId w:val="11"/>
+  </w:num>
+  <w:num w:numId="8">
+    <w:abstractNumId w:val="13"/>
+  </w:num>
+  <w:num w:numId="9">
     <w:abstractNumId w:val="0"/>
   </w:num>
-  <w:num w:numId="2">
-    <w:abstractNumId w:val="3"/>
+  <w:num w:numId="10">
+    <w:abstractNumId w:val="5"/>
   </w:num>
-  <w:num w:numId="3">
-    <w:abstractNumId w:val="2"/>
+  <w:num w:numId="11">
+    <w:abstractNumId w:val="12"/>
   </w:num>
-  <w:num w:numId="4">
-    <w:abstractNumId w:val="1"/>
+  <w:num w:numId="12">
+    <w:abstractNumId w:val="9"/>
+  </w:num>
+  <w:num w:numId="13">
+    <w:abstractNumId w:val="7"/>
+  </w:num>
+  <w:num w:numId="14">
+    <w:abstractNumId w:val="10"/>
   </w:num>
 </w:numbering>
 </file>
@@ -2697,6 +9140,31 @@
     <w:qFormat/>
     <w:rsid w:val="00A0682E"/>
   </w:style>
+  <w:style w:type="paragraph" w:styleId="2">
+    <w:name w:val="heading 2"/>
+    <w:basedOn w:val="a"/>
+    <w:next w:val="a"/>
+    <w:link w:val="20"/>
+    <w:uiPriority w:val="9"/>
+    <w:semiHidden/>
+    <w:unhideWhenUsed/>
+    <w:qFormat/>
+    <w:rsid w:val="00C231C2"/>
+    <w:pPr>
+      <w:keepNext/>
+      <w:keepLines/>
+      <w:spacing w:before="200" w:after="0"/>
+      <w:outlineLvl w:val="1"/>
+    </w:pPr>
+    <w:rPr>
+      <w:rFonts w:asciiTheme="majorHAnsi" w:eastAsiaTheme="majorEastAsia" w:hAnsiTheme="majorHAnsi" w:cstheme="majorBidi"/>
+      <w:b/>
+      <w:bCs/>
+      <w:color w:val="4F81BD" w:themeColor="accent1"/>
+      <w:sz w:val="26"/>
+      <w:szCs w:val="26"/>
+    </w:rPr>
+  </w:style>
   <w:style w:type="paragraph" w:styleId="3">
     <w:name w:val="heading 3"/>
     <w:basedOn w:val="a"/>
@@ -2762,7 +9230,6 @@
     <w:name w:val="Normal (Web)"/>
     <w:basedOn w:val="a"/>
     <w:uiPriority w:val="99"/>
-    <w:semiHidden/>
     <w:unhideWhenUsed/>
     <w:rsid w:val="007271A3"/>
     <w:pPr>
@@ -2808,6 +9275,90 @@
       <w:i/>
       <w:iCs/>
     </w:rPr>
+  </w:style>
+  <w:style w:type="character" w:customStyle="1" w:styleId="20">
+    <w:name w:val="Заголовок 2 Знак"/>
+    <w:basedOn w:val="a0"/>
+    <w:link w:val="2"/>
+    <w:uiPriority w:val="9"/>
+    <w:semiHidden/>
+    <w:rsid w:val="00C231C2"/>
+    <w:rPr>
+      <w:rFonts w:asciiTheme="majorHAnsi" w:eastAsiaTheme="majorEastAsia" w:hAnsiTheme="majorHAnsi" w:cstheme="majorBidi"/>
+      <w:b/>
+      <w:bCs/>
+      <w:color w:val="4F81BD" w:themeColor="accent1"/>
+      <w:sz w:val="26"/>
+      <w:szCs w:val="26"/>
+    </w:rPr>
+  </w:style>
+  <w:style w:type="paragraph" w:styleId="HTML0">
+    <w:name w:val="HTML Preformatted"/>
+    <w:basedOn w:val="a"/>
+    <w:link w:val="HTML1"/>
+    <w:uiPriority w:val="99"/>
+    <w:semiHidden/>
+    <w:unhideWhenUsed/>
+    <w:rsid w:val="007120E8"/>
+    <w:pPr>
+      <w:tabs>
+        <w:tab w:val="left" w:pos="916"/>
+        <w:tab w:val="left" w:pos="1832"/>
+        <w:tab w:val="left" w:pos="2748"/>
+        <w:tab w:val="left" w:pos="3664"/>
+        <w:tab w:val="left" w:pos="4580"/>
+        <w:tab w:val="left" w:pos="5496"/>
+        <w:tab w:val="left" w:pos="6412"/>
+        <w:tab w:val="left" w:pos="7328"/>
+        <w:tab w:val="left" w:pos="8244"/>
+        <w:tab w:val="left" w:pos="9160"/>
+        <w:tab w:val="left" w:pos="10076"/>
+        <w:tab w:val="left" w:pos="10992"/>
+        <w:tab w:val="left" w:pos="11908"/>
+        <w:tab w:val="left" w:pos="12824"/>
+        <w:tab w:val="left" w:pos="13740"/>
+        <w:tab w:val="left" w:pos="14656"/>
+      </w:tabs>
+      <w:spacing w:after="0" w:line="240" w:lineRule="auto"/>
+    </w:pPr>
+    <w:rPr>
+      <w:rFonts w:ascii="Courier New" w:eastAsia="Times New Roman" w:hAnsi="Courier New" w:cs="Courier New"/>
+      <w:sz w:val="20"/>
+      <w:szCs w:val="20"/>
+    </w:rPr>
+  </w:style>
+  <w:style w:type="character" w:customStyle="1" w:styleId="HTML1">
+    <w:name w:val="Стандартный HTML Знак"/>
+    <w:basedOn w:val="a0"/>
+    <w:link w:val="HTML0"/>
+    <w:uiPriority w:val="99"/>
+    <w:semiHidden/>
+    <w:rsid w:val="007120E8"/>
+    <w:rPr>
+      <w:rFonts w:ascii="Courier New" w:eastAsia="Times New Roman" w:hAnsi="Courier New" w:cs="Courier New"/>
+      <w:sz w:val="20"/>
+      <w:szCs w:val="20"/>
+    </w:rPr>
+  </w:style>
+  <w:style w:type="character" w:customStyle="1" w:styleId="hljs-tag">
+    <w:name w:val="hljs-tag"/>
+    <w:basedOn w:val="a0"/>
+    <w:rsid w:val="007120E8"/>
+  </w:style>
+  <w:style w:type="character" w:customStyle="1" w:styleId="hljs-name">
+    <w:name w:val="hljs-name"/>
+    <w:basedOn w:val="a0"/>
+    <w:rsid w:val="007120E8"/>
+  </w:style>
+  <w:style w:type="character" w:customStyle="1" w:styleId="hljs-attr">
+    <w:name w:val="hljs-attr"/>
+    <w:basedOn w:val="a0"/>
+    <w:rsid w:val="007120E8"/>
+  </w:style>
+  <w:style w:type="character" w:customStyle="1" w:styleId="hljs-string">
+    <w:name w:val="hljs-string"/>
+    <w:basedOn w:val="a0"/>
+    <w:rsid w:val="007120E8"/>
   </w:style>
 </w:styles>
 </file>
